--- a/Documentation/CaseStudySE.docx
+++ b/Documentation/CaseStudySE.docx
@@ -546,25 +546,53 @@
     </w:p>
     <w:p>
       <w:pPr>
+        <w:tabs>
+          <w:tab w:val="left" w:pos="7399"/>
+        </w:tabs>
         <w:spacing w:line="480" w:lineRule="auto"/>
-        <w:jc w:val="center"/>
+        <w:jc w:val="left"/>
         <w:rPr>
           <w:color w:val="000000" w:themeColor="text1"/>
           <w:sz w:val="28"/>
           <w:szCs w:val="28"/>
         </w:rPr>
       </w:pPr>
-    </w:p>
-    <w:p>
-      <w:pPr>
-        <w:pStyle w:val="Heading1"/>
-      </w:pPr>
-      <w:bookmarkStart w:id="0" w:name="_Toc236258041"/>
-      <w:r>
+      <w:r>
+        <w:rPr>
+          <w:color w:val="000000" w:themeColor="text1"/>
+          <w:sz w:val="28"/>
+          <w:szCs w:val="28"/>
+        </w:rPr>
+        <w:tab/>
+      </w:r>
+    </w:p>
+    <w:p>
+      <w:pPr>
+        <w:rPr>
+          <w:b/>
+          <w:bCs/>
+          <w:sz w:val="32"/>
+          <w:szCs w:val="32"/>
+        </w:rPr>
+      </w:pPr>
+      <w:bookmarkStart w:id="0" w:name="_Toc236686390"/>
+      <w:r>
+        <w:rPr>
+          <w:b/>
+          <w:bCs/>
+          <w:sz w:val="32"/>
+          <w:szCs w:val="32"/>
+        </w:rPr>
         <w:lastRenderedPageBreak/>
         <w:t>A</w:t>
       </w:r>
       <w:r>
+        <w:rPr>
+          <w:b/>
+          <w:bCs/>
+          <w:sz w:val="32"/>
+          <w:szCs w:val="32"/>
+        </w:rPr>
         <w:t>cknowledgement</w:t>
       </w:r>
       <w:bookmarkEnd w:id="0"/>
@@ -733,26 +761,28 @@
     </w:p>
     <w:p>
       <w:pPr>
-        <w:pStyle w:val="Heading1"/>
-      </w:pPr>
-      <w:bookmarkStart w:id="1" w:name="_Toc236258042"/>
-      <w:r>
+        <w:rPr>
+          <w:b/>
+          <w:bCs/>
+          <w:sz w:val="32"/>
+          <w:szCs w:val="32"/>
+        </w:rPr>
+      </w:pPr>
+      <w:bookmarkStart w:id="1" w:name="_Toc236686391"/>
+      <w:r>
+        <w:rPr>
+          <w:b/>
+          <w:bCs/>
+          <w:sz w:val="32"/>
+          <w:szCs w:val="32"/>
+        </w:rPr>
         <w:lastRenderedPageBreak/>
         <w:t>Table of Contents</w:t>
       </w:r>
       <w:bookmarkEnd w:id="1"/>
     </w:p>
-    <w:p/>
     <w:sdt>
       <w:sdtPr>
-        <w:rPr>
-          <w:rFonts w:ascii="Times New Roman" w:eastAsiaTheme="minorHAnsi" w:hAnsi="Times New Roman" w:cstheme="minorBidi"/>
-          <w:color w:val="auto"/>
-          <w:kern w:val="2"/>
-          <w:sz w:val="24"/>
-          <w:szCs w:val="24"/>
-          <w14:ligatures w14:val="standardContextual"/>
-        </w:rPr>
         <w:id w:val="-94559888"/>
         <w:docPartObj>
           <w:docPartGallery w:val="Table of Contents"/>
@@ -767,11 +797,6 @@
         </w:rPr>
       </w:sdtEndPr>
       <w:sdtContent>
-        <w:p>
-          <w:pPr>
-            <w:pStyle w:val="TOCHeading"/>
-          </w:pPr>
-        </w:p>
         <w:p>
           <w:pPr>
             <w:pStyle w:val="TOC1"/>
@@ -792,13 +817,13 @@
           <w:r>
             <w:fldChar w:fldCharType="separate"/>
           </w:r>
-          <w:hyperlink w:anchor="_Toc236258041" w:history="1">
+          <w:hyperlink w:anchor="_Toc236932596" w:history="1">
             <w:r>
               <w:rPr>
                 <w:rStyle w:val="Hyperlink"/>
                 <w:noProof/>
               </w:rPr>
-              <w:t>Acknowledgement</w:t>
+              <w:t>Chapter 1: Introduction</w:t>
             </w:r>
             <w:r>
               <w:rPr>
@@ -819,7 +844,7 @@
                 <w:noProof/>
                 <w:webHidden/>
               </w:rPr>
-              <w:instrText xml:space="preserve"> PAGEREF _Toc236258041 \h </w:instrText>
+              <w:instrText xml:space="preserve"> PAGEREF _Toc236932596 \h </w:instrText>
             </w:r>
             <w:r>
               <w:rPr>
@@ -839,145 +864,7 @@
                 <w:noProof/>
                 <w:webHidden/>
               </w:rPr>
-              <w:t>2</w:t>
-            </w:r>
-            <w:r>
-              <w:rPr>
-                <w:noProof/>
-                <w:webHidden/>
-              </w:rPr>
-              <w:fldChar w:fldCharType="end"/>
-            </w:r>
-          </w:hyperlink>
-        </w:p>
-        <w:p>
-          <w:pPr>
-            <w:pStyle w:val="TOC1"/>
-            <w:tabs>
-              <w:tab w:val="right" w:leader="dot" w:pos="8656"/>
-            </w:tabs>
-            <w:rPr>
-              <w:rFonts w:asciiTheme="minorHAnsi" w:eastAsiaTheme="minorEastAsia" w:hAnsiTheme="minorHAnsi"/>
-              <w:noProof/>
-            </w:rPr>
-          </w:pPr>
-          <w:hyperlink w:anchor="_Toc236258042" w:history="1">
-            <w:r>
-              <w:rPr>
-                <w:rStyle w:val="Hyperlink"/>
-                <w:noProof/>
-              </w:rPr>
-              <w:t>Table of Contents</w:t>
-            </w:r>
-            <w:r>
-              <w:rPr>
-                <w:noProof/>
-                <w:webHidden/>
-              </w:rPr>
-              <w:tab/>
-            </w:r>
-            <w:r>
-              <w:rPr>
-                <w:noProof/>
-                <w:webHidden/>
-              </w:rPr>
-              <w:fldChar w:fldCharType="begin"/>
-            </w:r>
-            <w:r>
-              <w:rPr>
-                <w:noProof/>
-                <w:webHidden/>
-              </w:rPr>
-              <w:instrText xml:space="preserve"> PAGEREF _Toc236258042 \h </w:instrText>
-            </w:r>
-            <w:r>
-              <w:rPr>
-                <w:noProof/>
-                <w:webHidden/>
-              </w:rPr>
-            </w:r>
-            <w:r>
-              <w:rPr>
-                <w:noProof/>
-                <w:webHidden/>
-              </w:rPr>
-              <w:fldChar w:fldCharType="separate"/>
-            </w:r>
-            <w:r>
-              <w:rPr>
-                <w:noProof/>
-                <w:webHidden/>
-              </w:rPr>
-              <w:t>3</w:t>
-            </w:r>
-            <w:r>
-              <w:rPr>
-                <w:noProof/>
-                <w:webHidden/>
-              </w:rPr>
-              <w:fldChar w:fldCharType="end"/>
-            </w:r>
-          </w:hyperlink>
-        </w:p>
-        <w:p>
-          <w:pPr>
-            <w:pStyle w:val="TOC1"/>
-            <w:tabs>
-              <w:tab w:val="right" w:leader="dot" w:pos="8656"/>
-            </w:tabs>
-            <w:rPr>
-              <w:rFonts w:asciiTheme="minorHAnsi" w:eastAsiaTheme="minorEastAsia" w:hAnsiTheme="minorHAnsi"/>
-              <w:noProof/>
-            </w:rPr>
-          </w:pPr>
-          <w:hyperlink w:anchor="_Toc236258043" w:history="1">
-            <w:r>
-              <w:rPr>
-                <w:rStyle w:val="Hyperlink"/>
-                <w:noProof/>
-              </w:rPr>
-              <w:t>Chapter 1: Introduction</w:t>
-            </w:r>
-            <w:r>
-              <w:rPr>
-                <w:noProof/>
-                <w:webHidden/>
-              </w:rPr>
-              <w:tab/>
-            </w:r>
-            <w:r>
-              <w:rPr>
-                <w:noProof/>
-                <w:webHidden/>
-              </w:rPr>
-              <w:fldChar w:fldCharType="begin"/>
-            </w:r>
-            <w:r>
-              <w:rPr>
-                <w:noProof/>
-                <w:webHidden/>
-              </w:rPr>
-              <w:instrText xml:space="preserve"> PAGEREF _Toc236258043 \h </w:instrText>
-            </w:r>
-            <w:r>
-              <w:rPr>
-                <w:noProof/>
-                <w:webHidden/>
-              </w:rPr>
-            </w:r>
-            <w:r>
-              <w:rPr>
-                <w:noProof/>
-                <w:webHidden/>
-              </w:rPr>
-              <w:fldChar w:fldCharType="separate"/>
-            </w:r>
-            <w:r>
-              <w:rPr>
-                <w:noProof/>
-                <w:webHidden/>
-              </w:rPr>
-              <w:t>5</w:t>
+              <w:t>1</w:t>
             </w:r>
             <w:r>
               <w:rPr>
@@ -1000,7 +887,7 @@
               <w:noProof/>
             </w:rPr>
           </w:pPr>
-          <w:hyperlink w:anchor="_Toc236258044" w:history="1">
+          <w:hyperlink w:anchor="_Toc236932597" w:history="1">
             <w:r>
               <w:rPr>
                 <w:rStyle w:val="Hyperlink"/>
@@ -1013,7 +900,7 @@
                 <w:rFonts w:asciiTheme="minorHAnsi" w:eastAsiaTheme="minorEastAsia" w:hAnsiTheme="minorHAnsi"/>
                 <w:noProof/>
               </w:rPr>
-              <w:t xml:space="preserve"> </w:t>
+              <w:tab/>
             </w:r>
             <w:r>
               <w:rPr>
@@ -1041,7 +928,7 @@
                 <w:noProof/>
                 <w:webHidden/>
               </w:rPr>
-              <w:instrText xml:space="preserve"> PAGEREF _Toc236258044 \h </w:instrText>
+              <w:instrText xml:space="preserve"> PAGEREF _Toc236932597 \h </w:instrText>
             </w:r>
             <w:r>
               <w:rPr>
@@ -1061,7 +948,7 @@
                 <w:noProof/>
                 <w:webHidden/>
               </w:rPr>
-              <w:t>5</w:t>
+              <w:t>1</w:t>
             </w:r>
             <w:r>
               <w:rPr>
@@ -1084,7 +971,7 @@
               <w:noProof/>
             </w:rPr>
           </w:pPr>
-          <w:hyperlink w:anchor="_Toc236258045" w:history="1">
+          <w:hyperlink w:anchor="_Toc236932598" w:history="1">
             <w:r>
               <w:rPr>
                 <w:rStyle w:val="Hyperlink"/>
@@ -1097,7 +984,7 @@
                 <w:rFonts w:asciiTheme="minorHAnsi" w:eastAsiaTheme="minorEastAsia" w:hAnsiTheme="minorHAnsi"/>
                 <w:noProof/>
               </w:rPr>
-              <w:t xml:space="preserve"> </w:t>
+              <w:tab/>
             </w:r>
             <w:r>
               <w:rPr>
@@ -1125,7 +1012,7 @@
                 <w:noProof/>
                 <w:webHidden/>
               </w:rPr>
-              <w:instrText xml:space="preserve"> PAGEREF _Toc236258045 \h </w:instrText>
+              <w:instrText xml:space="preserve"> PAGEREF _Toc236932598 \h </w:instrText>
             </w:r>
             <w:r>
               <w:rPr>
@@ -1145,7 +1032,7 @@
                 <w:noProof/>
                 <w:webHidden/>
               </w:rPr>
-              <w:t>5</w:t>
+              <w:t>1</w:t>
             </w:r>
             <w:r>
               <w:rPr>
@@ -1168,7 +1055,7 @@
               <w:noProof/>
             </w:rPr>
           </w:pPr>
-          <w:hyperlink w:anchor="_Toc236258046" w:history="1">
+          <w:hyperlink w:anchor="_Toc236932599" w:history="1">
             <w:r>
               <w:rPr>
                 <w:rStyle w:val="Hyperlink"/>
@@ -1181,7 +1068,7 @@
                 <w:rFonts w:asciiTheme="minorHAnsi" w:eastAsiaTheme="minorEastAsia" w:hAnsiTheme="minorHAnsi"/>
                 <w:noProof/>
               </w:rPr>
-              <w:t xml:space="preserve"> </w:t>
+              <w:tab/>
             </w:r>
             <w:r>
               <w:rPr>
@@ -1209,7 +1096,7 @@
                 <w:noProof/>
                 <w:webHidden/>
               </w:rPr>
-              <w:instrText xml:space="preserve"> PAGEREF _Toc236258046 \h </w:instrText>
+              <w:instrText xml:space="preserve"> PAGEREF _Toc236932599 \h </w:instrText>
             </w:r>
             <w:r>
               <w:rPr>
@@ -1229,7 +1116,7 @@
                 <w:noProof/>
                 <w:webHidden/>
               </w:rPr>
-              <w:t>6</w:t>
+              <w:t>1</w:t>
             </w:r>
             <w:r>
               <w:rPr>
@@ -1251,7 +1138,7 @@
               <w:noProof/>
             </w:rPr>
           </w:pPr>
-          <w:hyperlink w:anchor="_Toc236258047" w:history="1">
+          <w:hyperlink w:anchor="_Toc236932600" w:history="1">
             <w:r>
               <w:rPr>
                 <w:rStyle w:val="Hyperlink"/>
@@ -1278,7 +1165,7 @@
                 <w:noProof/>
                 <w:webHidden/>
               </w:rPr>
-              <w:instrText xml:space="preserve"> PAGEREF _Toc236258047 \h </w:instrText>
+              <w:instrText xml:space="preserve"> PAGEREF _Toc236932600 \h </w:instrText>
             </w:r>
             <w:r>
               <w:rPr>
@@ -1298,7 +1185,7 @@
                 <w:noProof/>
                 <w:webHidden/>
               </w:rPr>
-              <w:t>6</w:t>
+              <w:t>1</w:t>
             </w:r>
             <w:r>
               <w:rPr>
@@ -1320,7 +1207,7 @@
               <w:noProof/>
             </w:rPr>
           </w:pPr>
-          <w:hyperlink w:anchor="_Toc236258048" w:history="1">
+          <w:hyperlink w:anchor="_Toc236932601" w:history="1">
             <w:r>
               <w:rPr>
                 <w:rStyle w:val="Hyperlink"/>
@@ -1347,7 +1234,7 @@
                 <w:noProof/>
                 <w:webHidden/>
               </w:rPr>
-              <w:instrText xml:space="preserve"> PAGEREF _Toc236258048 \h </w:instrText>
+              <w:instrText xml:space="preserve"> PAGEREF _Toc236932601 \h </w:instrText>
             </w:r>
             <w:r>
               <w:rPr>
@@ -1367,7 +1254,7 @@
                 <w:noProof/>
                 <w:webHidden/>
               </w:rPr>
-              <w:t>6</w:t>
+              <w:t>2</w:t>
             </w:r>
             <w:r>
               <w:rPr>
@@ -1389,7 +1276,7 @@
               <w:noProof/>
             </w:rPr>
           </w:pPr>
-          <w:hyperlink w:anchor="_Toc236258049" w:history="1">
+          <w:hyperlink w:anchor="_Toc236932602" w:history="1">
             <w:r>
               <w:rPr>
                 <w:rStyle w:val="Hyperlink"/>
@@ -1416,7 +1303,7 @@
                 <w:noProof/>
                 <w:webHidden/>
               </w:rPr>
-              <w:instrText xml:space="preserve"> PAGEREF _Toc236258049 \h </w:instrText>
+              <w:instrText xml:space="preserve"> PAGEREF _Toc236932602 \h </w:instrText>
             </w:r>
             <w:r>
               <w:rPr>
@@ -1436,7 +1323,7 @@
                 <w:noProof/>
                 <w:webHidden/>
               </w:rPr>
-              <w:t>6</w:t>
+              <w:t>2</w:t>
             </w:r>
             <w:r>
               <w:rPr>
@@ -1458,7 +1345,7 @@
               <w:noProof/>
             </w:rPr>
           </w:pPr>
-          <w:hyperlink w:anchor="_Toc236258050" w:history="1">
+          <w:hyperlink w:anchor="_Toc236932603" w:history="1">
             <w:r>
               <w:rPr>
                 <w:rStyle w:val="Hyperlink"/>
@@ -1485,7 +1372,7 @@
                 <w:noProof/>
                 <w:webHidden/>
               </w:rPr>
-              <w:instrText xml:space="preserve"> PAGEREF _Toc236258050 \h </w:instrText>
+              <w:instrText xml:space="preserve"> PAGEREF _Toc236932603 \h </w:instrText>
             </w:r>
             <w:r>
               <w:rPr>
@@ -1505,7 +1392,7 @@
                 <w:noProof/>
                 <w:webHidden/>
               </w:rPr>
-              <w:t>7</w:t>
+              <w:t>2</w:t>
             </w:r>
             <w:r>
               <w:rPr>
@@ -1527,7 +1414,7 @@
               <w:noProof/>
             </w:rPr>
           </w:pPr>
-          <w:hyperlink w:anchor="_Toc236258051" w:history="1">
+          <w:hyperlink w:anchor="_Toc236932604" w:history="1">
             <w:r>
               <w:rPr>
                 <w:rStyle w:val="Hyperlink"/>
@@ -1554,7 +1441,7 @@
                 <w:noProof/>
                 <w:webHidden/>
               </w:rPr>
-              <w:instrText xml:space="preserve"> PAGEREF _Toc236258051 \h </w:instrText>
+              <w:instrText xml:space="preserve"> PAGEREF _Toc236932604 \h </w:instrText>
             </w:r>
             <w:r>
               <w:rPr>
@@ -1574,7 +1461,7 @@
                 <w:noProof/>
                 <w:webHidden/>
               </w:rPr>
-              <w:t>7</w:t>
+              <w:t>2</w:t>
             </w:r>
             <w:r>
               <w:rPr>
@@ -1597,7 +1484,7 @@
               <w:noProof/>
             </w:rPr>
           </w:pPr>
-          <w:hyperlink w:anchor="_Toc236258052" w:history="1">
+          <w:hyperlink w:anchor="_Toc236932605" w:history="1">
             <w:r>
               <w:rPr>
                 <w:rStyle w:val="Hyperlink"/>
@@ -1610,7 +1497,7 @@
                 <w:rFonts w:asciiTheme="minorHAnsi" w:eastAsiaTheme="minorEastAsia" w:hAnsiTheme="minorHAnsi"/>
                 <w:noProof/>
               </w:rPr>
-              <w:t xml:space="preserve"> </w:t>
+              <w:tab/>
             </w:r>
             <w:r>
               <w:rPr>
@@ -1638,7 +1525,7 @@
                 <w:noProof/>
                 <w:webHidden/>
               </w:rPr>
-              <w:instrText xml:space="preserve"> PAGEREF _Toc236258052 \h </w:instrText>
+              <w:instrText xml:space="preserve"> PAGEREF _Toc236932605 \h </w:instrText>
             </w:r>
             <w:r>
               <w:rPr>
@@ -1658,7 +1545,7 @@
                 <w:noProof/>
                 <w:webHidden/>
               </w:rPr>
-              <w:t>7</w:t>
+              <w:t>3</w:t>
             </w:r>
             <w:r>
               <w:rPr>
@@ -1680,7 +1567,7 @@
               <w:noProof/>
             </w:rPr>
           </w:pPr>
-          <w:hyperlink w:anchor="_Toc236258053" w:history="1">
+          <w:hyperlink w:anchor="_Toc236932606" w:history="1">
             <w:r>
               <w:rPr>
                 <w:rStyle w:val="Hyperlink"/>
@@ -1707,7 +1594,7 @@
                 <w:noProof/>
                 <w:webHidden/>
               </w:rPr>
-              <w:instrText xml:space="preserve"> PAGEREF _Toc236258053 \h </w:instrText>
+              <w:instrText xml:space="preserve"> PAGEREF _Toc236932606 \h </w:instrText>
             </w:r>
             <w:r>
               <w:rPr>
@@ -1727,7 +1614,7 @@
                 <w:noProof/>
                 <w:webHidden/>
               </w:rPr>
-              <w:t>7</w:t>
+              <w:t>3</w:t>
             </w:r>
             <w:r>
               <w:rPr>
@@ -1749,7 +1636,7 @@
               <w:noProof/>
             </w:rPr>
           </w:pPr>
-          <w:hyperlink w:anchor="_Toc236258054" w:history="1">
+          <w:hyperlink w:anchor="_Toc236932607" w:history="1">
             <w:r>
               <w:rPr>
                 <w:rStyle w:val="Hyperlink"/>
@@ -1776,7 +1663,7 @@
                 <w:noProof/>
                 <w:webHidden/>
               </w:rPr>
-              <w:instrText xml:space="preserve"> PAGEREF _Toc236258054 \h </w:instrText>
+              <w:instrText xml:space="preserve"> PAGEREF _Toc236932607 \h </w:instrText>
             </w:r>
             <w:r>
               <w:rPr>
@@ -1796,7 +1683,7 @@
                 <w:noProof/>
                 <w:webHidden/>
               </w:rPr>
-              <w:t>8</w:t>
+              <w:t>3</w:t>
             </w:r>
             <w:r>
               <w:rPr>
@@ -1818,7 +1705,7 @@
               <w:noProof/>
             </w:rPr>
           </w:pPr>
-          <w:hyperlink w:anchor="_Toc236258055" w:history="1">
+          <w:hyperlink w:anchor="_Toc236932608" w:history="1">
             <w:r>
               <w:rPr>
                 <w:rStyle w:val="Hyperlink"/>
@@ -1845,7 +1732,7 @@
                 <w:noProof/>
                 <w:webHidden/>
               </w:rPr>
-              <w:instrText xml:space="preserve"> PAGEREF _Toc236258055 \h </w:instrText>
+              <w:instrText xml:space="preserve"> PAGEREF _Toc236932608 \h </w:instrText>
             </w:r>
             <w:r>
               <w:rPr>
@@ -1865,7 +1752,7 @@
                 <w:noProof/>
                 <w:webHidden/>
               </w:rPr>
-              <w:t>8</w:t>
+              <w:t>4</w:t>
             </w:r>
             <w:r>
               <w:rPr>
@@ -1887,7 +1774,7 @@
               <w:noProof/>
             </w:rPr>
           </w:pPr>
-          <w:hyperlink w:anchor="_Toc236258056" w:history="1">
+          <w:hyperlink w:anchor="_Toc236932609" w:history="1">
             <w:r>
               <w:rPr>
                 <w:rStyle w:val="Hyperlink"/>
@@ -1914,7 +1801,7 @@
                 <w:noProof/>
                 <w:webHidden/>
               </w:rPr>
-              <w:instrText xml:space="preserve"> PAGEREF _Toc236258056 \h </w:instrText>
+              <w:instrText xml:space="preserve"> PAGEREF _Toc236932609 \h </w:instrText>
             </w:r>
             <w:r>
               <w:rPr>
@@ -1934,7 +1821,7 @@
                 <w:noProof/>
                 <w:webHidden/>
               </w:rPr>
-              <w:t>9</w:t>
+              <w:t>4</w:t>
             </w:r>
             <w:r>
               <w:rPr>
@@ -1956,7 +1843,7 @@
               <w:noProof/>
             </w:rPr>
           </w:pPr>
-          <w:hyperlink w:anchor="_Toc236258057" w:history="1">
+          <w:hyperlink w:anchor="_Toc236932610" w:history="1">
             <w:r>
               <w:rPr>
                 <w:rStyle w:val="Hyperlink"/>
@@ -1983,7 +1870,7 @@
                 <w:noProof/>
                 <w:webHidden/>
               </w:rPr>
-              <w:instrText xml:space="preserve"> PAGEREF _Toc236258057 \h </w:instrText>
+              <w:instrText xml:space="preserve"> PAGEREF _Toc236932610 \h </w:instrText>
             </w:r>
             <w:r>
               <w:rPr>
@@ -2003,7 +1890,7 @@
                 <w:noProof/>
                 <w:webHidden/>
               </w:rPr>
-              <w:t>10</w:t>
+              <w:t>5</w:t>
             </w:r>
             <w:r>
               <w:rPr>
@@ -2025,7 +1912,7 @@
               <w:noProof/>
             </w:rPr>
           </w:pPr>
-          <w:hyperlink w:anchor="_Toc236258058" w:history="1">
+          <w:hyperlink w:anchor="_Toc236932611" w:history="1">
             <w:r>
               <w:rPr>
                 <w:rStyle w:val="Hyperlink"/>
@@ -2052,7 +1939,7 @@
                 <w:noProof/>
                 <w:webHidden/>
               </w:rPr>
-              <w:instrText xml:space="preserve"> PAGEREF _Toc236258058 \h </w:instrText>
+              <w:instrText xml:space="preserve"> PAGEREF _Toc236932611 \h </w:instrText>
             </w:r>
             <w:r>
               <w:rPr>
@@ -2072,7 +1959,7 @@
                 <w:noProof/>
                 <w:webHidden/>
               </w:rPr>
-              <w:t>10</w:t>
+              <w:t>5</w:t>
             </w:r>
             <w:r>
               <w:rPr>
@@ -2094,7 +1981,7 @@
               <w:noProof/>
             </w:rPr>
           </w:pPr>
-          <w:hyperlink w:anchor="_Toc236258059" w:history="1">
+          <w:hyperlink w:anchor="_Toc236932612" w:history="1">
             <w:r>
               <w:rPr>
                 <w:rStyle w:val="Hyperlink"/>
@@ -2121,7 +2008,7 @@
                 <w:noProof/>
                 <w:webHidden/>
               </w:rPr>
-              <w:instrText xml:space="preserve"> PAGEREF _Toc236258059 \h </w:instrText>
+              <w:instrText xml:space="preserve"> PAGEREF _Toc236932612 \h </w:instrText>
             </w:r>
             <w:r>
               <w:rPr>
@@ -2141,7 +2028,7 @@
                 <w:noProof/>
                 <w:webHidden/>
               </w:rPr>
-              <w:t>10</w:t>
+              <w:t>5</w:t>
             </w:r>
             <w:r>
               <w:rPr>
@@ -2163,7 +2050,7 @@
               <w:noProof/>
             </w:rPr>
           </w:pPr>
-          <w:hyperlink w:anchor="_Toc236258060" w:history="1">
+          <w:hyperlink w:anchor="_Toc236932613" w:history="1">
             <w:r>
               <w:rPr>
                 <w:rStyle w:val="Hyperlink"/>
@@ -2190,7 +2077,7 @@
                 <w:noProof/>
                 <w:webHidden/>
               </w:rPr>
-              <w:instrText xml:space="preserve"> PAGEREF _Toc236258060 \h </w:instrText>
+              <w:instrText xml:space="preserve"> PAGEREF _Toc236932613 \h </w:instrText>
             </w:r>
             <w:r>
               <w:rPr>
@@ -2210,7 +2097,7 @@
                 <w:noProof/>
                 <w:webHidden/>
               </w:rPr>
-              <w:t>11</w:t>
+              <w:t>6</w:t>
             </w:r>
             <w:r>
               <w:rPr>
@@ -2232,7 +2119,7 @@
               <w:noProof/>
             </w:rPr>
           </w:pPr>
-          <w:hyperlink w:anchor="_Toc236258061" w:history="1">
+          <w:hyperlink w:anchor="_Toc236932614" w:history="1">
             <w:r>
               <w:rPr>
                 <w:rStyle w:val="Hyperlink"/>
@@ -2259,7 +2146,7 @@
                 <w:noProof/>
                 <w:webHidden/>
               </w:rPr>
-              <w:instrText xml:space="preserve"> PAGEREF _Toc236258061 \h </w:instrText>
+              <w:instrText xml:space="preserve"> PAGEREF _Toc236932614 \h </w:instrText>
             </w:r>
             <w:r>
               <w:rPr>
@@ -2279,7 +2166,7 @@
                 <w:noProof/>
                 <w:webHidden/>
               </w:rPr>
-              <w:t>12</w:t>
+              <w:t>7</w:t>
             </w:r>
             <w:r>
               <w:rPr>
@@ -2301,7 +2188,7 @@
               <w:noProof/>
             </w:rPr>
           </w:pPr>
-          <w:hyperlink w:anchor="_Toc236258062" w:history="1">
+          <w:hyperlink w:anchor="_Toc236932615" w:history="1">
             <w:r>
               <w:rPr>
                 <w:rStyle w:val="Hyperlink"/>
@@ -2328,7 +2215,7 @@
                 <w:noProof/>
                 <w:webHidden/>
               </w:rPr>
-              <w:instrText xml:space="preserve"> PAGEREF _Toc236258062 \h </w:instrText>
+              <w:instrText xml:space="preserve"> PAGEREF _Toc236932615 \h </w:instrText>
             </w:r>
             <w:r>
               <w:rPr>
@@ -2348,7 +2235,7 @@
                 <w:noProof/>
                 <w:webHidden/>
               </w:rPr>
-              <w:t>14</w:t>
+              <w:t>9</w:t>
             </w:r>
             <w:r>
               <w:rPr>
@@ -2370,7 +2257,7 @@
               <w:noProof/>
             </w:rPr>
           </w:pPr>
-          <w:hyperlink w:anchor="_Toc236258063" w:history="1">
+          <w:hyperlink w:anchor="_Toc236932616" w:history="1">
             <w:r>
               <w:rPr>
                 <w:rStyle w:val="Hyperlink"/>
@@ -2397,7 +2284,7 @@
                 <w:noProof/>
                 <w:webHidden/>
               </w:rPr>
-              <w:instrText xml:space="preserve"> PAGEREF _Toc236258063 \h </w:instrText>
+              <w:instrText xml:space="preserve"> PAGEREF _Toc236932616 \h </w:instrText>
             </w:r>
             <w:r>
               <w:rPr>
@@ -2417,7 +2304,7 @@
                 <w:noProof/>
                 <w:webHidden/>
               </w:rPr>
-              <w:t>14</w:t>
+              <w:t>9</w:t>
             </w:r>
             <w:r>
               <w:rPr>
@@ -2439,7 +2326,7 @@
               <w:noProof/>
             </w:rPr>
           </w:pPr>
-          <w:hyperlink w:anchor="_Toc236258064" w:history="1">
+          <w:hyperlink w:anchor="_Toc236932617" w:history="1">
             <w:r>
               <w:rPr>
                 <w:rStyle w:val="Hyperlink"/>
@@ -2466,7 +2353,7 @@
                 <w:noProof/>
                 <w:webHidden/>
               </w:rPr>
-              <w:instrText xml:space="preserve"> PAGEREF _Toc236258064 \h </w:instrText>
+              <w:instrText xml:space="preserve"> PAGEREF _Toc236932617 \h </w:instrText>
             </w:r>
             <w:r>
               <w:rPr>
@@ -2486,7 +2373,7 @@
                 <w:noProof/>
                 <w:webHidden/>
               </w:rPr>
-              <w:t>14</w:t>
+              <w:t>9</w:t>
             </w:r>
             <w:r>
               <w:rPr>
@@ -2508,7 +2395,7 @@
               <w:noProof/>
             </w:rPr>
           </w:pPr>
-          <w:hyperlink w:anchor="_Toc236258065" w:history="1">
+          <w:hyperlink w:anchor="_Toc236932618" w:history="1">
             <w:r>
               <w:rPr>
                 <w:rStyle w:val="Hyperlink"/>
@@ -2535,7 +2422,7 @@
                 <w:noProof/>
                 <w:webHidden/>
               </w:rPr>
-              <w:instrText xml:space="preserve"> PAGEREF _Toc236258065 \h </w:instrText>
+              <w:instrText xml:space="preserve"> PAGEREF _Toc236932618 \h </w:instrText>
             </w:r>
             <w:r>
               <w:rPr>
@@ -2555,7 +2442,7 @@
                 <w:noProof/>
                 <w:webHidden/>
               </w:rPr>
-              <w:t>15</w:t>
+              <w:t>10</w:t>
             </w:r>
             <w:r>
               <w:rPr>
@@ -2577,7 +2464,7 @@
               <w:noProof/>
             </w:rPr>
           </w:pPr>
-          <w:hyperlink w:anchor="_Toc236258066" w:history="1">
+          <w:hyperlink w:anchor="_Toc236932619" w:history="1">
             <w:r>
               <w:rPr>
                 <w:rStyle w:val="Hyperlink"/>
@@ -2604,7 +2491,7 @@
                 <w:noProof/>
                 <w:webHidden/>
               </w:rPr>
-              <w:instrText xml:space="preserve"> PAGEREF _Toc236258066 \h </w:instrText>
+              <w:instrText xml:space="preserve"> PAGEREF _Toc236932619 \h </w:instrText>
             </w:r>
             <w:r>
               <w:rPr>
@@ -2624,7 +2511,7 @@
                 <w:noProof/>
                 <w:webHidden/>
               </w:rPr>
-              <w:t>15</w:t>
+              <w:t>10</w:t>
             </w:r>
             <w:r>
               <w:rPr>
@@ -2646,7 +2533,7 @@
               <w:noProof/>
             </w:rPr>
           </w:pPr>
-          <w:hyperlink w:anchor="_Toc236258067" w:history="1">
+          <w:hyperlink w:anchor="_Toc236932620" w:history="1">
             <w:r>
               <w:rPr>
                 <w:rStyle w:val="Hyperlink"/>
@@ -2673,7 +2560,7 @@
                 <w:noProof/>
                 <w:webHidden/>
               </w:rPr>
-              <w:instrText xml:space="preserve"> PAGEREF _Toc236258067 \h </w:instrText>
+              <w:instrText xml:space="preserve"> PAGEREF _Toc236932620 \h </w:instrText>
             </w:r>
             <w:r>
               <w:rPr>
@@ -2693,7 +2580,7 @@
                 <w:noProof/>
                 <w:webHidden/>
               </w:rPr>
-              <w:t>16</w:t>
+              <w:t>11</w:t>
             </w:r>
             <w:r>
               <w:rPr>
@@ -2715,7 +2602,7 @@
               <w:noProof/>
             </w:rPr>
           </w:pPr>
-          <w:hyperlink w:anchor="_Toc236258068" w:history="1">
+          <w:hyperlink w:anchor="_Toc236932621" w:history="1">
             <w:r>
               <w:rPr>
                 <w:rStyle w:val="Hyperlink"/>
@@ -2742,7 +2629,7 @@
                 <w:noProof/>
                 <w:webHidden/>
               </w:rPr>
-              <w:instrText xml:space="preserve"> PAGEREF _Toc236258068 \h </w:instrText>
+              <w:instrText xml:space="preserve"> PAGEREF _Toc236932621 \h </w:instrText>
             </w:r>
             <w:r>
               <w:rPr>
@@ -2762,7 +2649,7 @@
                 <w:noProof/>
                 <w:webHidden/>
               </w:rPr>
-              <w:t>17</w:t>
+              <w:t>12</w:t>
             </w:r>
             <w:r>
               <w:rPr>
@@ -2784,7 +2671,7 @@
               <w:noProof/>
             </w:rPr>
           </w:pPr>
-          <w:hyperlink w:anchor="_Toc236258069" w:history="1">
+          <w:hyperlink w:anchor="_Toc236932622" w:history="1">
             <w:r>
               <w:rPr>
                 <w:rStyle w:val="Hyperlink"/>
@@ -2811,7 +2698,7 @@
                 <w:noProof/>
                 <w:webHidden/>
               </w:rPr>
-              <w:instrText xml:space="preserve"> PAGEREF _Toc236258069 \h </w:instrText>
+              <w:instrText xml:space="preserve"> PAGEREF _Toc236932622 \h </w:instrText>
             </w:r>
             <w:r>
               <w:rPr>
@@ -2831,7 +2718,7 @@
                 <w:noProof/>
                 <w:webHidden/>
               </w:rPr>
-              <w:t>17</w:t>
+              <w:t>12</w:t>
             </w:r>
             <w:r>
               <w:rPr>
@@ -2853,7 +2740,7 @@
               <w:noProof/>
             </w:rPr>
           </w:pPr>
-          <w:hyperlink w:anchor="_Toc236258070" w:history="1">
+          <w:hyperlink w:anchor="_Toc236932623" w:history="1">
             <w:r>
               <w:rPr>
                 <w:rStyle w:val="Hyperlink"/>
@@ -2880,7 +2767,7 @@
                 <w:noProof/>
                 <w:webHidden/>
               </w:rPr>
-              <w:instrText xml:space="preserve"> PAGEREF _Toc236258070 \h </w:instrText>
+              <w:instrText xml:space="preserve"> PAGEREF _Toc236932623 \h </w:instrText>
             </w:r>
             <w:r>
               <w:rPr>
@@ -2900,7 +2787,7 @@
                 <w:noProof/>
                 <w:webHidden/>
               </w:rPr>
-              <w:t>17</w:t>
+              <w:t>12</w:t>
             </w:r>
             <w:r>
               <w:rPr>
@@ -2922,7 +2809,7 @@
               <w:noProof/>
             </w:rPr>
           </w:pPr>
-          <w:hyperlink w:anchor="_Toc236258071" w:history="1">
+          <w:hyperlink w:anchor="_Toc236932624" w:history="1">
             <w:r>
               <w:rPr>
                 <w:rStyle w:val="Hyperlink"/>
@@ -2949,7 +2836,7 @@
                 <w:noProof/>
                 <w:webHidden/>
               </w:rPr>
-              <w:instrText xml:space="preserve"> PAGEREF _Toc236258071 \h </w:instrText>
+              <w:instrText xml:space="preserve"> PAGEREF _Toc236932624 \h </w:instrText>
             </w:r>
             <w:r>
               <w:rPr>
@@ -2969,7 +2856,7 @@
                 <w:noProof/>
                 <w:webHidden/>
               </w:rPr>
-              <w:t>18</w:t>
+              <w:t>13</w:t>
             </w:r>
             <w:r>
               <w:rPr>
@@ -2991,7 +2878,7 @@
               <w:noProof/>
             </w:rPr>
           </w:pPr>
-          <w:hyperlink w:anchor="_Toc236258072" w:history="1">
+          <w:hyperlink w:anchor="_Toc236932625" w:history="1">
             <w:r>
               <w:rPr>
                 <w:rStyle w:val="Hyperlink"/>
@@ -3018,7 +2905,7 @@
                 <w:noProof/>
                 <w:webHidden/>
               </w:rPr>
-              <w:instrText xml:space="preserve"> PAGEREF _Toc236258072 \h </w:instrText>
+              <w:instrText xml:space="preserve"> PAGEREF _Toc236932625 \h </w:instrText>
             </w:r>
             <w:r>
               <w:rPr>
@@ -3038,7 +2925,7 @@
                 <w:noProof/>
                 <w:webHidden/>
               </w:rPr>
-              <w:t>18</w:t>
+              <w:t>13</w:t>
             </w:r>
             <w:r>
               <w:rPr>
@@ -3060,7 +2947,7 @@
               <w:noProof/>
             </w:rPr>
           </w:pPr>
-          <w:hyperlink w:anchor="_Toc236258073" w:history="1">
+          <w:hyperlink w:anchor="_Toc236932626" w:history="1">
             <w:r>
               <w:rPr>
                 <w:rStyle w:val="Hyperlink"/>
@@ -3087,7 +2974,7 @@
                 <w:noProof/>
                 <w:webHidden/>
               </w:rPr>
-              <w:instrText xml:space="preserve"> PAGEREF _Toc236258073 \h </w:instrText>
+              <w:instrText xml:space="preserve"> PAGEREF _Toc236932626 \h </w:instrText>
             </w:r>
             <w:r>
               <w:rPr>
@@ -3107,7 +2994,7 @@
                 <w:noProof/>
                 <w:webHidden/>
               </w:rPr>
-              <w:t>18</w:t>
+              <w:t>13</w:t>
             </w:r>
             <w:r>
               <w:rPr>
@@ -3129,7 +3016,7 @@
               <w:noProof/>
             </w:rPr>
           </w:pPr>
-          <w:hyperlink w:anchor="_Toc236258074" w:history="1">
+          <w:hyperlink w:anchor="_Toc236932627" w:history="1">
             <w:r>
               <w:rPr>
                 <w:rStyle w:val="Hyperlink"/>
@@ -3156,7 +3043,7 @@
                 <w:noProof/>
                 <w:webHidden/>
               </w:rPr>
-              <w:instrText xml:space="preserve"> PAGEREF _Toc236258074 \h </w:instrText>
+              <w:instrText xml:space="preserve"> PAGEREF _Toc236932627 \h </w:instrText>
             </w:r>
             <w:r>
               <w:rPr>
@@ -3176,7 +3063,7 @@
                 <w:noProof/>
                 <w:webHidden/>
               </w:rPr>
-              <w:t>19</w:t>
+              <w:t>14</w:t>
             </w:r>
             <w:r>
               <w:rPr>
@@ -3198,7 +3085,7 @@
               <w:noProof/>
             </w:rPr>
           </w:pPr>
-          <w:hyperlink w:anchor="_Toc236258075" w:history="1">
+          <w:hyperlink w:anchor="_Toc236932628" w:history="1">
             <w:r>
               <w:rPr>
                 <w:rStyle w:val="Hyperlink"/>
@@ -3225,7 +3112,7 @@
                 <w:noProof/>
                 <w:webHidden/>
               </w:rPr>
-              <w:instrText xml:space="preserve"> PAGEREF _Toc236258075 \h </w:instrText>
+              <w:instrText xml:space="preserve"> PAGEREF _Toc236932628 \h </w:instrText>
             </w:r>
             <w:r>
               <w:rPr>
@@ -3245,7 +3132,7 @@
                 <w:noProof/>
                 <w:webHidden/>
               </w:rPr>
-              <w:t>19</w:t>
+              <w:t>14</w:t>
             </w:r>
             <w:r>
               <w:rPr>
@@ -3267,7 +3154,7 @@
               <w:noProof/>
             </w:rPr>
           </w:pPr>
-          <w:hyperlink w:anchor="_Toc236258076" w:history="1">
+          <w:hyperlink w:anchor="_Toc236932629" w:history="1">
             <w:r>
               <w:rPr>
                 <w:rStyle w:val="Hyperlink"/>
@@ -3294,7 +3181,7 @@
                 <w:noProof/>
                 <w:webHidden/>
               </w:rPr>
-              <w:instrText xml:space="preserve"> PAGEREF _Toc236258076 \h </w:instrText>
+              <w:instrText xml:space="preserve"> PAGEREF _Toc236932629 \h </w:instrText>
             </w:r>
             <w:r>
               <w:rPr>
@@ -3314,7 +3201,7 @@
                 <w:noProof/>
                 <w:webHidden/>
               </w:rPr>
-              <w:t>20</w:t>
+              <w:t>15</w:t>
             </w:r>
             <w:r>
               <w:rPr>
@@ -3336,7 +3223,7 @@
               <w:noProof/>
             </w:rPr>
           </w:pPr>
-          <w:hyperlink w:anchor="_Toc236258077" w:history="1">
+          <w:hyperlink w:anchor="_Toc236932630" w:history="1">
             <w:r>
               <w:rPr>
                 <w:rStyle w:val="Hyperlink"/>
@@ -3363,7 +3250,7 @@
                 <w:noProof/>
                 <w:webHidden/>
               </w:rPr>
-              <w:instrText xml:space="preserve"> PAGEREF _Toc236258077 \h </w:instrText>
+              <w:instrText xml:space="preserve"> PAGEREF _Toc236932630 \h </w:instrText>
             </w:r>
             <w:r>
               <w:rPr>
@@ -3383,7 +3270,7 @@
                 <w:noProof/>
                 <w:webHidden/>
               </w:rPr>
-              <w:t>20</w:t>
+              <w:t>15</w:t>
             </w:r>
             <w:r>
               <w:rPr>
@@ -3405,7 +3292,7 @@
               <w:noProof/>
             </w:rPr>
           </w:pPr>
-          <w:hyperlink w:anchor="_Toc236258078" w:history="1">
+          <w:hyperlink w:anchor="_Toc236932631" w:history="1">
             <w:r>
               <w:rPr>
                 <w:rStyle w:val="Hyperlink"/>
@@ -3432,7 +3319,7 @@
                 <w:noProof/>
                 <w:webHidden/>
               </w:rPr>
-              <w:instrText xml:space="preserve"> PAGEREF _Toc236258078 \h </w:instrText>
+              <w:instrText xml:space="preserve"> PAGEREF _Toc236932631 \h </w:instrText>
             </w:r>
             <w:r>
               <w:rPr>
@@ -3452,7 +3339,7 @@
                 <w:noProof/>
                 <w:webHidden/>
               </w:rPr>
-              <w:t>20</w:t>
+              <w:t>15</w:t>
             </w:r>
             <w:r>
               <w:rPr>
@@ -3474,7 +3361,7 @@
               <w:noProof/>
             </w:rPr>
           </w:pPr>
-          <w:hyperlink w:anchor="_Toc236258079" w:history="1">
+          <w:hyperlink w:anchor="_Toc236932632" w:history="1">
             <w:r>
               <w:rPr>
                 <w:rStyle w:val="Hyperlink"/>
@@ -3501,7 +3388,7 @@
                 <w:noProof/>
                 <w:webHidden/>
               </w:rPr>
-              <w:instrText xml:space="preserve"> PAGEREF _Toc236258079 \h </w:instrText>
+              <w:instrText xml:space="preserve"> PAGEREF _Toc236932632 \h </w:instrText>
             </w:r>
             <w:r>
               <w:rPr>
@@ -3521,7 +3408,7 @@
                 <w:noProof/>
                 <w:webHidden/>
               </w:rPr>
-              <w:t>20</w:t>
+              <w:t>15</w:t>
             </w:r>
             <w:r>
               <w:rPr>
@@ -3543,7 +3430,7 @@
               <w:noProof/>
             </w:rPr>
           </w:pPr>
-          <w:hyperlink w:anchor="_Toc236258080" w:history="1">
+          <w:hyperlink w:anchor="_Toc236932633" w:history="1">
             <w:r>
               <w:rPr>
                 <w:rStyle w:val="Hyperlink"/>
@@ -3570,7 +3457,7 @@
                 <w:noProof/>
                 <w:webHidden/>
               </w:rPr>
-              <w:instrText xml:space="preserve"> PAGEREF _Toc236258080 \h </w:instrText>
+              <w:instrText xml:space="preserve"> PAGEREF _Toc236932633 \h </w:instrText>
             </w:r>
             <w:r>
               <w:rPr>
@@ -3590,7 +3477,7 @@
                 <w:noProof/>
                 <w:webHidden/>
               </w:rPr>
-              <w:t>21</w:t>
+              <w:t>16</w:t>
             </w:r>
             <w:r>
               <w:rPr>
@@ -3612,7 +3499,7 @@
               <w:noProof/>
             </w:rPr>
           </w:pPr>
-          <w:hyperlink w:anchor="_Toc236258081" w:history="1">
+          <w:hyperlink w:anchor="_Toc236932634" w:history="1">
             <w:r>
               <w:rPr>
                 <w:rStyle w:val="Hyperlink"/>
@@ -3639,7 +3526,7 @@
                 <w:noProof/>
                 <w:webHidden/>
               </w:rPr>
-              <w:instrText xml:space="preserve"> PAGEREF _Toc236258081 \h </w:instrText>
+              <w:instrText xml:space="preserve"> PAGEREF _Toc236932634 \h </w:instrText>
             </w:r>
             <w:r>
               <w:rPr>
@@ -3659,7 +3546,7 @@
                 <w:noProof/>
                 <w:webHidden/>
               </w:rPr>
-              <w:t>21</w:t>
+              <w:t>16</w:t>
             </w:r>
             <w:r>
               <w:rPr>
@@ -3681,7 +3568,7 @@
               <w:noProof/>
             </w:rPr>
           </w:pPr>
-          <w:hyperlink w:anchor="_Toc236258082" w:history="1">
+          <w:hyperlink w:anchor="_Toc236932635" w:history="1">
             <w:r>
               <w:rPr>
                 <w:rStyle w:val="Hyperlink"/>
@@ -3708,7 +3595,7 @@
                 <w:noProof/>
                 <w:webHidden/>
               </w:rPr>
-              <w:instrText xml:space="preserve"> PAGEREF _Toc236258082 \h </w:instrText>
+              <w:instrText xml:space="preserve"> PAGEREF _Toc236932635 \h </w:instrText>
             </w:r>
             <w:r>
               <w:rPr>
@@ -3728,7 +3615,7 @@
                 <w:noProof/>
                 <w:webHidden/>
               </w:rPr>
-              <w:t>23</w:t>
+              <w:t>18</w:t>
             </w:r>
             <w:r>
               <w:rPr>
@@ -3750,7 +3637,7 @@
               <w:noProof/>
             </w:rPr>
           </w:pPr>
-          <w:hyperlink w:anchor="_Toc236258083" w:history="1">
+          <w:hyperlink w:anchor="_Toc236932636" w:history="1">
             <w:r>
               <w:rPr>
                 <w:rStyle w:val="Hyperlink"/>
@@ -3777,7 +3664,7 @@
                 <w:noProof/>
                 <w:webHidden/>
               </w:rPr>
-              <w:instrText xml:space="preserve"> PAGEREF _Toc236258083 \h </w:instrText>
+              <w:instrText xml:space="preserve"> PAGEREF _Toc236932636 \h </w:instrText>
             </w:r>
             <w:r>
               <w:rPr>
@@ -3797,7 +3684,7 @@
                 <w:noProof/>
                 <w:webHidden/>
               </w:rPr>
-              <w:t>23</w:t>
+              <w:t>18</w:t>
             </w:r>
             <w:r>
               <w:rPr>
@@ -3819,7 +3706,7 @@
               <w:noProof/>
             </w:rPr>
           </w:pPr>
-          <w:hyperlink w:anchor="_Toc236258084" w:history="1">
+          <w:hyperlink w:anchor="_Toc236932637" w:history="1">
             <w:r>
               <w:rPr>
                 <w:rStyle w:val="Hyperlink"/>
@@ -3846,7 +3733,7 @@
                 <w:noProof/>
                 <w:webHidden/>
               </w:rPr>
-              <w:instrText xml:space="preserve"> PAGEREF _Toc236258084 \h </w:instrText>
+              <w:instrText xml:space="preserve"> PAGEREF _Toc236932637 \h </w:instrText>
             </w:r>
             <w:r>
               <w:rPr>
@@ -3866,7 +3753,7 @@
                 <w:noProof/>
                 <w:webHidden/>
               </w:rPr>
-              <w:t>24</w:t>
+              <w:t>19</w:t>
             </w:r>
             <w:r>
               <w:rPr>
@@ -3888,7 +3775,7 @@
               <w:noProof/>
             </w:rPr>
           </w:pPr>
-          <w:hyperlink w:anchor="_Toc236258085" w:history="1">
+          <w:hyperlink w:anchor="_Toc236932638" w:history="1">
             <w:r>
               <w:rPr>
                 <w:rStyle w:val="Hyperlink"/>
@@ -3915,7 +3802,7 @@
                 <w:noProof/>
                 <w:webHidden/>
               </w:rPr>
-              <w:instrText xml:space="preserve"> PAGEREF _Toc236258085 \h </w:instrText>
+              <w:instrText xml:space="preserve"> PAGEREF _Toc236932638 \h </w:instrText>
             </w:r>
             <w:r>
               <w:rPr>
@@ -3935,7 +3822,7 @@
                 <w:noProof/>
                 <w:webHidden/>
               </w:rPr>
-              <w:t>25</w:t>
+              <w:t>20</w:t>
             </w:r>
             <w:r>
               <w:rPr>
@@ -3957,7 +3844,7 @@
               <w:noProof/>
             </w:rPr>
           </w:pPr>
-          <w:hyperlink w:anchor="_Toc236258086" w:history="1">
+          <w:hyperlink w:anchor="_Toc236932639" w:history="1">
             <w:r>
               <w:rPr>
                 <w:rStyle w:val="Hyperlink"/>
@@ -3984,7 +3871,7 @@
                 <w:noProof/>
                 <w:webHidden/>
               </w:rPr>
-              <w:instrText xml:space="preserve"> PAGEREF _Toc236258086 \h </w:instrText>
+              <w:instrText xml:space="preserve"> PAGEREF _Toc236932639 \h </w:instrText>
             </w:r>
             <w:r>
               <w:rPr>
@@ -4004,7 +3891,7 @@
                 <w:noProof/>
                 <w:webHidden/>
               </w:rPr>
-              <w:t>26</w:t>
+              <w:t>21</w:t>
             </w:r>
             <w:r>
               <w:rPr>
@@ -4026,7 +3913,7 @@
               <w:noProof/>
             </w:rPr>
           </w:pPr>
-          <w:hyperlink w:anchor="_Toc236258087" w:history="1">
+          <w:hyperlink w:anchor="_Toc236932640" w:history="1">
             <w:r>
               <w:rPr>
                 <w:rStyle w:val="Hyperlink"/>
@@ -4053,7 +3940,7 @@
                 <w:noProof/>
                 <w:webHidden/>
               </w:rPr>
-              <w:instrText xml:space="preserve"> PAGEREF _Toc236258087 \h </w:instrText>
+              <w:instrText xml:space="preserve"> PAGEREF _Toc236932640 \h </w:instrText>
             </w:r>
             <w:r>
               <w:rPr>
@@ -4073,7 +3960,7 @@
                 <w:noProof/>
                 <w:webHidden/>
               </w:rPr>
-              <w:t>26</w:t>
+              <w:t>21</w:t>
             </w:r>
             <w:r>
               <w:rPr>
@@ -4095,7 +3982,7 @@
               <w:noProof/>
             </w:rPr>
           </w:pPr>
-          <w:hyperlink w:anchor="_Toc236258088" w:history="1">
+          <w:hyperlink w:anchor="_Toc236932641" w:history="1">
             <w:r>
               <w:rPr>
                 <w:rStyle w:val="Hyperlink"/>
@@ -4122,7 +4009,7 @@
                 <w:noProof/>
                 <w:webHidden/>
               </w:rPr>
-              <w:instrText xml:space="preserve"> PAGEREF _Toc236258088 \h </w:instrText>
+              <w:instrText xml:space="preserve"> PAGEREF _Toc236932641 \h </w:instrText>
             </w:r>
             <w:r>
               <w:rPr>
@@ -4142,7 +4029,7 @@
                 <w:noProof/>
                 <w:webHidden/>
               </w:rPr>
-              <w:t>27</w:t>
+              <w:t>22</w:t>
             </w:r>
             <w:r>
               <w:rPr>
@@ -4164,7 +4051,7 @@
               <w:noProof/>
             </w:rPr>
           </w:pPr>
-          <w:hyperlink w:anchor="_Toc236258089" w:history="1">
+          <w:hyperlink w:anchor="_Toc236932642" w:history="1">
             <w:r>
               <w:rPr>
                 <w:rStyle w:val="Hyperlink"/>
@@ -4191,7 +4078,7 @@
                 <w:noProof/>
                 <w:webHidden/>
               </w:rPr>
-              <w:instrText xml:space="preserve"> PAGEREF _Toc236258089 \h </w:instrText>
+              <w:instrText xml:space="preserve"> PAGEREF _Toc236932642 \h </w:instrText>
             </w:r>
             <w:r>
               <w:rPr>
@@ -4211,7 +4098,7 @@
                 <w:noProof/>
                 <w:webHidden/>
               </w:rPr>
-              <w:t>28</w:t>
+              <w:t>23</w:t>
             </w:r>
             <w:r>
               <w:rPr>
@@ -4233,7 +4120,7 @@
               <w:noProof/>
             </w:rPr>
           </w:pPr>
-          <w:hyperlink w:anchor="_Toc236258090" w:history="1">
+          <w:hyperlink w:anchor="_Toc236932643" w:history="1">
             <w:r>
               <w:rPr>
                 <w:rStyle w:val="Hyperlink"/>
@@ -4260,7 +4147,7 @@
                 <w:noProof/>
                 <w:webHidden/>
               </w:rPr>
-              <w:instrText xml:space="preserve"> PAGEREF _Toc236258090 \h </w:instrText>
+              <w:instrText xml:space="preserve"> PAGEREF _Toc236932643 \h </w:instrText>
             </w:r>
             <w:r>
               <w:rPr>
@@ -4280,7 +4167,7 @@
                 <w:noProof/>
                 <w:webHidden/>
               </w:rPr>
-              <w:t>31</w:t>
+              <w:t>26</w:t>
             </w:r>
             <w:r>
               <w:rPr>
@@ -4302,7 +4189,7 @@
               <w:noProof/>
             </w:rPr>
           </w:pPr>
-          <w:hyperlink w:anchor="_Toc236258091" w:history="1">
+          <w:hyperlink w:anchor="_Toc236932644" w:history="1">
             <w:r>
               <w:rPr>
                 <w:rStyle w:val="Hyperlink"/>
@@ -4329,7 +4216,7 @@
                 <w:noProof/>
                 <w:webHidden/>
               </w:rPr>
-              <w:instrText xml:space="preserve"> PAGEREF _Toc236258091 \h </w:instrText>
+              <w:instrText xml:space="preserve"> PAGEREF _Toc236932644 \h </w:instrText>
             </w:r>
             <w:r>
               <w:rPr>
@@ -4349,7 +4236,7 @@
                 <w:noProof/>
                 <w:webHidden/>
               </w:rPr>
-              <w:t>31</w:t>
+              <w:t>26</w:t>
             </w:r>
             <w:r>
               <w:rPr>
@@ -4371,7 +4258,7 @@
               <w:noProof/>
             </w:rPr>
           </w:pPr>
-          <w:hyperlink w:anchor="_Toc236258092" w:history="1">
+          <w:hyperlink w:anchor="_Toc236932645" w:history="1">
             <w:r>
               <w:rPr>
                 <w:rStyle w:val="Hyperlink"/>
@@ -4398,7 +4285,7 @@
                 <w:noProof/>
                 <w:webHidden/>
               </w:rPr>
-              <w:instrText xml:space="preserve"> PAGEREF _Toc236258092 \h </w:instrText>
+              <w:instrText xml:space="preserve"> PAGEREF _Toc236932645 \h </w:instrText>
             </w:r>
             <w:r>
               <w:rPr>
@@ -4418,7 +4305,7 @@
                 <w:noProof/>
                 <w:webHidden/>
               </w:rPr>
-              <w:t>31</w:t>
+              <w:t>26</w:t>
             </w:r>
             <w:r>
               <w:rPr>
@@ -4440,7 +4327,7 @@
               <w:noProof/>
             </w:rPr>
           </w:pPr>
-          <w:hyperlink w:anchor="_Toc236258093" w:history="1">
+          <w:hyperlink w:anchor="_Toc236932646" w:history="1">
             <w:r>
               <w:rPr>
                 <w:rStyle w:val="Hyperlink"/>
@@ -4467,7 +4354,7 @@
                 <w:noProof/>
                 <w:webHidden/>
               </w:rPr>
-              <w:instrText xml:space="preserve"> PAGEREF _Toc236258093 \h </w:instrText>
+              <w:instrText xml:space="preserve"> PAGEREF _Toc236932646 \h </w:instrText>
             </w:r>
             <w:r>
               <w:rPr>
@@ -4487,7 +4374,7 @@
                 <w:noProof/>
                 <w:webHidden/>
               </w:rPr>
-              <w:t>31</w:t>
+              <w:t>26</w:t>
             </w:r>
             <w:r>
               <w:rPr>
@@ -4509,7 +4396,7 @@
               <w:noProof/>
             </w:rPr>
           </w:pPr>
-          <w:hyperlink w:anchor="_Toc236258094" w:history="1">
+          <w:hyperlink w:anchor="_Toc236932647" w:history="1">
             <w:r>
               <w:rPr>
                 <w:rStyle w:val="Hyperlink"/>
@@ -4536,7 +4423,7 @@
                 <w:noProof/>
                 <w:webHidden/>
               </w:rPr>
-              <w:instrText xml:space="preserve"> PAGEREF _Toc236258094 \h </w:instrText>
+              <w:instrText xml:space="preserve"> PAGEREF _Toc236932647 \h </w:instrText>
             </w:r>
             <w:r>
               <w:rPr>
@@ -4556,7 +4443,352 @@
                 <w:noProof/>
                 <w:webHidden/>
               </w:rPr>
-              <w:t>31</w:t>
+              <w:t>27</w:t>
+            </w:r>
+            <w:r>
+              <w:rPr>
+                <w:noProof/>
+                <w:webHidden/>
+              </w:rPr>
+              <w:fldChar w:fldCharType="end"/>
+            </w:r>
+          </w:hyperlink>
+        </w:p>
+        <w:p>
+          <w:pPr>
+            <w:pStyle w:val="TOC2"/>
+            <w:tabs>
+              <w:tab w:val="right" w:leader="dot" w:pos="8656"/>
+            </w:tabs>
+            <w:rPr>
+              <w:rFonts w:asciiTheme="minorHAnsi" w:eastAsiaTheme="minorEastAsia" w:hAnsiTheme="minorHAnsi"/>
+              <w:noProof/>
+            </w:rPr>
+          </w:pPr>
+          <w:hyperlink w:anchor="_Toc236932648" w:history="1">
+            <w:r>
+              <w:rPr>
+                <w:rStyle w:val="Hyperlink"/>
+                <w:noProof/>
+              </w:rPr>
+              <w:t>4.2 Quality Assurance</w:t>
+            </w:r>
+            <w:r>
+              <w:rPr>
+                <w:noProof/>
+                <w:webHidden/>
+              </w:rPr>
+              <w:tab/>
+            </w:r>
+            <w:r>
+              <w:rPr>
+                <w:noProof/>
+                <w:webHidden/>
+              </w:rPr>
+              <w:fldChar w:fldCharType="begin"/>
+            </w:r>
+            <w:r>
+              <w:rPr>
+                <w:noProof/>
+                <w:webHidden/>
+              </w:rPr>
+              <w:instrText xml:space="preserve"> PAGEREF _Toc236932648 \h </w:instrText>
+            </w:r>
+            <w:r>
+              <w:rPr>
+                <w:noProof/>
+                <w:webHidden/>
+              </w:rPr>
+            </w:r>
+            <w:r>
+              <w:rPr>
+                <w:noProof/>
+                <w:webHidden/>
+              </w:rPr>
+              <w:fldChar w:fldCharType="separate"/>
+            </w:r>
+            <w:r>
+              <w:rPr>
+                <w:noProof/>
+                <w:webHidden/>
+              </w:rPr>
+              <w:t>28</w:t>
+            </w:r>
+            <w:r>
+              <w:rPr>
+                <w:noProof/>
+                <w:webHidden/>
+              </w:rPr>
+              <w:fldChar w:fldCharType="end"/>
+            </w:r>
+          </w:hyperlink>
+        </w:p>
+        <w:p>
+          <w:pPr>
+            <w:pStyle w:val="TOC3"/>
+            <w:tabs>
+              <w:tab w:val="right" w:leader="dot" w:pos="8656"/>
+            </w:tabs>
+            <w:rPr>
+              <w:rFonts w:asciiTheme="minorHAnsi" w:eastAsiaTheme="minorEastAsia" w:hAnsiTheme="minorHAnsi"/>
+              <w:noProof/>
+            </w:rPr>
+          </w:pPr>
+          <w:hyperlink w:anchor="_Toc236932649" w:history="1">
+            <w:r>
+              <w:rPr>
+                <w:rStyle w:val="Hyperlink"/>
+                <w:noProof/>
+              </w:rPr>
+              <w:t>4.2.1 QMS Selection</w:t>
+            </w:r>
+            <w:r>
+              <w:rPr>
+                <w:noProof/>
+                <w:webHidden/>
+              </w:rPr>
+              <w:tab/>
+            </w:r>
+            <w:r>
+              <w:rPr>
+                <w:noProof/>
+                <w:webHidden/>
+              </w:rPr>
+              <w:fldChar w:fldCharType="begin"/>
+            </w:r>
+            <w:r>
+              <w:rPr>
+                <w:noProof/>
+                <w:webHidden/>
+              </w:rPr>
+              <w:instrText xml:space="preserve"> PAGEREF _Toc236932649 \h </w:instrText>
+            </w:r>
+            <w:r>
+              <w:rPr>
+                <w:noProof/>
+                <w:webHidden/>
+              </w:rPr>
+            </w:r>
+            <w:r>
+              <w:rPr>
+                <w:noProof/>
+                <w:webHidden/>
+              </w:rPr>
+              <w:fldChar w:fldCharType="separate"/>
+            </w:r>
+            <w:r>
+              <w:rPr>
+                <w:noProof/>
+                <w:webHidden/>
+              </w:rPr>
+              <w:t>28</w:t>
+            </w:r>
+            <w:r>
+              <w:rPr>
+                <w:noProof/>
+                <w:webHidden/>
+              </w:rPr>
+              <w:fldChar w:fldCharType="end"/>
+            </w:r>
+          </w:hyperlink>
+        </w:p>
+        <w:p>
+          <w:pPr>
+            <w:pStyle w:val="TOC3"/>
+            <w:tabs>
+              <w:tab w:val="right" w:leader="dot" w:pos="8656"/>
+            </w:tabs>
+            <w:rPr>
+              <w:rFonts w:asciiTheme="minorHAnsi" w:eastAsiaTheme="minorEastAsia" w:hAnsiTheme="minorHAnsi"/>
+              <w:noProof/>
+            </w:rPr>
+          </w:pPr>
+          <w:hyperlink w:anchor="_Toc236932650" w:history="1">
+            <w:r>
+              <w:rPr>
+                <w:rStyle w:val="Hyperlink"/>
+                <w:noProof/>
+              </w:rPr>
+              <w:t>4.2.2 Quality Factors</w:t>
+            </w:r>
+            <w:r>
+              <w:rPr>
+                <w:noProof/>
+                <w:webHidden/>
+              </w:rPr>
+              <w:tab/>
+            </w:r>
+            <w:r>
+              <w:rPr>
+                <w:noProof/>
+                <w:webHidden/>
+              </w:rPr>
+              <w:fldChar w:fldCharType="begin"/>
+            </w:r>
+            <w:r>
+              <w:rPr>
+                <w:noProof/>
+                <w:webHidden/>
+              </w:rPr>
+              <w:instrText xml:space="preserve"> PAGEREF _Toc236932650 \h </w:instrText>
+            </w:r>
+            <w:r>
+              <w:rPr>
+                <w:noProof/>
+                <w:webHidden/>
+              </w:rPr>
+            </w:r>
+            <w:r>
+              <w:rPr>
+                <w:noProof/>
+                <w:webHidden/>
+              </w:rPr>
+              <w:fldChar w:fldCharType="separate"/>
+            </w:r>
+            <w:r>
+              <w:rPr>
+                <w:noProof/>
+                <w:webHidden/>
+              </w:rPr>
+              <w:t>28</w:t>
+            </w:r>
+            <w:r>
+              <w:rPr>
+                <w:noProof/>
+                <w:webHidden/>
+              </w:rPr>
+              <w:fldChar w:fldCharType="end"/>
+            </w:r>
+          </w:hyperlink>
+        </w:p>
+        <w:p>
+          <w:pPr>
+            <w:pStyle w:val="TOC3"/>
+            <w:tabs>
+              <w:tab w:val="right" w:leader="dot" w:pos="8656"/>
+            </w:tabs>
+            <w:rPr>
+              <w:rFonts w:asciiTheme="minorHAnsi" w:eastAsiaTheme="minorEastAsia" w:hAnsiTheme="minorHAnsi"/>
+              <w:noProof/>
+            </w:rPr>
+          </w:pPr>
+          <w:hyperlink w:anchor="_Toc236932651" w:history="1">
+            <w:r>
+              <w:rPr>
+                <w:rStyle w:val="Hyperlink"/>
+                <w:noProof/>
+              </w:rPr>
+              <w:t>4.2.3 Metrics for Process and Process Measurements</w:t>
+            </w:r>
+            <w:r>
+              <w:rPr>
+                <w:noProof/>
+                <w:webHidden/>
+              </w:rPr>
+              <w:tab/>
+            </w:r>
+            <w:r>
+              <w:rPr>
+                <w:noProof/>
+                <w:webHidden/>
+              </w:rPr>
+              <w:fldChar w:fldCharType="begin"/>
+            </w:r>
+            <w:r>
+              <w:rPr>
+                <w:noProof/>
+                <w:webHidden/>
+              </w:rPr>
+              <w:instrText xml:space="preserve"> PAGEREF _Toc236932651 \h </w:instrText>
+            </w:r>
+            <w:r>
+              <w:rPr>
+                <w:noProof/>
+                <w:webHidden/>
+              </w:rPr>
+            </w:r>
+            <w:r>
+              <w:rPr>
+                <w:noProof/>
+                <w:webHidden/>
+              </w:rPr>
+              <w:fldChar w:fldCharType="separate"/>
+            </w:r>
+            <w:r>
+              <w:rPr>
+                <w:noProof/>
+                <w:webHidden/>
+              </w:rPr>
+              <w:t>28</w:t>
+            </w:r>
+            <w:r>
+              <w:rPr>
+                <w:noProof/>
+                <w:webHidden/>
+              </w:rPr>
+              <w:fldChar w:fldCharType="end"/>
+            </w:r>
+          </w:hyperlink>
+        </w:p>
+        <w:p>
+          <w:pPr>
+            <w:pStyle w:val="TOC3"/>
+            <w:tabs>
+              <w:tab w:val="right" w:leader="dot" w:pos="8656"/>
+            </w:tabs>
+            <w:rPr>
+              <w:rFonts w:asciiTheme="minorHAnsi" w:eastAsiaTheme="minorEastAsia" w:hAnsiTheme="minorHAnsi"/>
+              <w:noProof/>
+            </w:rPr>
+          </w:pPr>
+          <w:hyperlink w:anchor="_Toc236932652" w:history="1">
+            <w:r>
+              <w:rPr>
+                <w:rStyle w:val="Hyperlink"/>
+                <w:noProof/>
+              </w:rPr>
+              <w:t>4.2.4 Quality Monitoring</w:t>
+            </w:r>
+            <w:r>
+              <w:rPr>
+                <w:noProof/>
+                <w:webHidden/>
+              </w:rPr>
+              <w:tab/>
+            </w:r>
+            <w:r>
+              <w:rPr>
+                <w:noProof/>
+                <w:webHidden/>
+              </w:rPr>
+              <w:fldChar w:fldCharType="begin"/>
+            </w:r>
+            <w:r>
+              <w:rPr>
+                <w:noProof/>
+                <w:webHidden/>
+              </w:rPr>
+              <w:instrText xml:space="preserve"> PAGEREF _Toc236932652 \h </w:instrText>
+            </w:r>
+            <w:r>
+              <w:rPr>
+                <w:noProof/>
+                <w:webHidden/>
+              </w:rPr>
+            </w:r>
+            <w:r>
+              <w:rPr>
+                <w:noProof/>
+                <w:webHidden/>
+              </w:rPr>
+              <w:fldChar w:fldCharType="separate"/>
+            </w:r>
+            <w:r>
+              <w:rPr>
+                <w:noProof/>
+                <w:webHidden/>
+              </w:rPr>
+              <w:t>30</w:t>
             </w:r>
             <w:r>
               <w:rPr>
@@ -4578,7 +4810,7 @@
               <w:noProof/>
             </w:rPr>
           </w:pPr>
-          <w:hyperlink w:anchor="_Toc236258095" w:history="1">
+          <w:hyperlink w:anchor="_Toc236932653" w:history="1">
             <w:r>
               <w:rPr>
                 <w:rStyle w:val="Hyperlink"/>
@@ -4605,7 +4837,7 @@
                 <w:noProof/>
                 <w:webHidden/>
               </w:rPr>
-              <w:instrText xml:space="preserve"> PAGEREF _Toc236258095 \h </w:instrText>
+              <w:instrText xml:space="preserve"> PAGEREF _Toc236932653 \h </w:instrText>
             </w:r>
             <w:r>
               <w:rPr>
@@ -4637,6 +4869,15 @@
           </w:hyperlink>
         </w:p>
         <w:p>
+          <w:pPr>
+            <w:sectPr>
+              <w:footerReference w:type="default" r:id="rId7"/>
+              <w:pgSz w:w="11906" w:h="16838" w:code="9"/>
+              <w:pgMar w:top="1440" w:right="1440" w:bottom="1440" w:left="1800" w:header="720" w:footer="720" w:gutter="0"/>
+              <w:cols w:space="720"/>
+              <w:docGrid w:linePitch="326"/>
+            </w:sectPr>
+          </w:pPr>
           <w:r>
             <w:rPr>
               <w:b/>
@@ -4648,80 +4889,18 @@
         </w:p>
       </w:sdtContent>
     </w:sdt>
-    <w:p/>
-    <w:p>
-      <w:pPr>
-        <w:rPr>
-          <w:sz w:val="28"/>
-          <w:szCs w:val="28"/>
-        </w:rPr>
-      </w:pPr>
-    </w:p>
     <w:p>
       <w:pPr>
         <w:pStyle w:val="Heading1"/>
       </w:pPr>
-    </w:p>
-    <w:p>
-      <w:pPr>
-        <w:pStyle w:val="Heading1"/>
-      </w:pPr>
-    </w:p>
-    <w:p>
-      <w:pPr>
-        <w:pStyle w:val="Heading1"/>
-      </w:pPr>
-    </w:p>
-    <w:p>
-      <w:pPr>
-        <w:pStyle w:val="Heading1"/>
-      </w:pPr>
-    </w:p>
-    <w:p>
-      <w:pPr>
-        <w:pStyle w:val="Heading1"/>
-      </w:pPr>
-    </w:p>
-    <w:p>
-      <w:pPr>
-        <w:pStyle w:val="Heading1"/>
-      </w:pPr>
-    </w:p>
-    <w:p>
-      <w:pPr>
-        <w:pStyle w:val="Heading1"/>
-      </w:pPr>
-    </w:p>
-    <w:p>
-      <w:pPr>
-        <w:pStyle w:val="Heading1"/>
-      </w:pPr>
-    </w:p>
-    <w:p>
-      <w:pPr>
-        <w:pStyle w:val="Heading1"/>
-      </w:pPr>
-    </w:p>
-    <w:p/>
-    <w:p/>
-    <w:p/>
-    <w:p/>
-    <w:p/>
-    <w:p/>
-    <w:p/>
-    <w:p/>
-    <w:p/>
-    <w:p/>
-    <w:p>
-      <w:pPr>
-        <w:pStyle w:val="Heading1"/>
-      </w:pPr>
-      <w:bookmarkStart w:id="2" w:name="_Toc236258043"/>
+      <w:bookmarkStart w:id="2" w:name="_Toc236686392"/>
+      <w:bookmarkStart w:id="3" w:name="_Toc236932596"/>
       <w:r>
         <w:lastRenderedPageBreak/>
         <w:t>Chapter 1: Introduction</w:t>
       </w:r>
       <w:bookmarkEnd w:id="2"/>
+      <w:bookmarkEnd w:id="3"/>
     </w:p>
     <w:p>
       <w:pPr>
@@ -4731,11 +4910,11 @@
           <w:numId w:val="1"/>
         </w:numPr>
       </w:pPr>
-      <w:bookmarkStart w:id="3" w:name="_Toc236258044"/>
+      <w:bookmarkStart w:id="4" w:name="_Toc236932597"/>
       <w:r>
         <w:t>Background</w:t>
       </w:r>
-      <w:bookmarkEnd w:id="3"/>
+      <w:bookmarkEnd w:id="4"/>
       <w:r>
         <w:t xml:space="preserve"> </w:t>
       </w:r>
@@ -4753,11 +4932,11 @@
           <w:numId w:val="1"/>
         </w:numPr>
       </w:pPr>
-      <w:bookmarkStart w:id="4" w:name="_Toc236258045"/>
+      <w:bookmarkStart w:id="5" w:name="_Toc236932598"/>
       <w:r>
         <w:t>Problem Statement:</w:t>
       </w:r>
-      <w:bookmarkEnd w:id="4"/>
+      <w:bookmarkEnd w:id="5"/>
     </w:p>
     <w:p>
       <w:r>
@@ -4832,25 +5011,25 @@
           <w:numId w:val="1"/>
         </w:numPr>
       </w:pPr>
-      <w:bookmarkStart w:id="5" w:name="_Toc236258046"/>
+      <w:bookmarkStart w:id="6" w:name="_Toc236932599"/>
       <w:r>
         <w:t>Introduction</w:t>
       </w:r>
-      <w:bookmarkEnd w:id="5"/>
+      <w:bookmarkEnd w:id="6"/>
     </w:p>
     <w:p>
       <w:pPr>
         <w:pStyle w:val="Heading3"/>
         <w:jc w:val="left"/>
       </w:pPr>
-      <w:bookmarkStart w:id="6" w:name="_Toc236258047"/>
+      <w:bookmarkStart w:id="7" w:name="_Toc236932600"/>
       <w:r>
         <w:t xml:space="preserve">1.3.1 </w:t>
       </w:r>
       <w:r>
         <w:t>Project Objectives</w:t>
       </w:r>
-      <w:bookmarkEnd w:id="6"/>
+      <w:bookmarkEnd w:id="7"/>
     </w:p>
     <w:p>
       <w:r>
@@ -5052,7 +5231,7 @@
         <w:pStyle w:val="Heading3"/>
         <w:jc w:val="left"/>
       </w:pPr>
-      <w:bookmarkStart w:id="7" w:name="_Toc236258048"/>
+      <w:bookmarkStart w:id="8" w:name="_Toc236932601"/>
       <w:r>
         <w:lastRenderedPageBreak/>
         <w:t>1.3.2 S</w:t>
@@ -5063,7 +5242,7 @@
       <w:r>
         <w:t xml:space="preserve"> Scope</w:t>
       </w:r>
-      <w:bookmarkEnd w:id="7"/>
+      <w:bookmarkEnd w:id="8"/>
     </w:p>
     <w:p>
       <w:r>
@@ -5264,11 +5443,11 @@
         <w:pStyle w:val="Heading3"/>
         <w:jc w:val="left"/>
       </w:pPr>
-      <w:bookmarkStart w:id="8" w:name="_Toc236258049"/>
+      <w:bookmarkStart w:id="9" w:name="_Toc236932602"/>
       <w:r>
         <w:t>1.3.3 Project Scope</w:t>
       </w:r>
-      <w:bookmarkEnd w:id="8"/>
+      <w:bookmarkEnd w:id="9"/>
     </w:p>
     <w:p>
       <w:r>
@@ -5458,11 +5637,11 @@
         <w:pStyle w:val="Heading3"/>
         <w:jc w:val="left"/>
       </w:pPr>
-      <w:bookmarkStart w:id="9" w:name="_Toc236258050"/>
+      <w:bookmarkStart w:id="10" w:name="_Toc236932603"/>
       <w:r>
         <w:t>1.3.4 Nature of Anticipated Software</w:t>
       </w:r>
-      <w:bookmarkEnd w:id="9"/>
+      <w:bookmarkEnd w:id="10"/>
     </w:p>
     <w:p>
       <w:r>
@@ -5529,11 +5708,11 @@
       <w:pPr>
         <w:pStyle w:val="Heading3"/>
       </w:pPr>
-      <w:bookmarkStart w:id="10" w:name="_Toc236258051"/>
+      <w:bookmarkStart w:id="11" w:name="_Toc236932604"/>
       <w:r>
         <w:t>1.3.5 Essential Characteristics of Anticipated Software</w:t>
       </w:r>
-      <w:bookmarkEnd w:id="10"/>
+      <w:bookmarkEnd w:id="11"/>
     </w:p>
     <w:p>
       <w:r>
@@ -5648,23 +5827,23 @@
           <w:numId w:val="1"/>
         </w:numPr>
       </w:pPr>
-      <w:bookmarkStart w:id="11" w:name="_Toc236258052"/>
+      <w:bookmarkStart w:id="12" w:name="_Toc236932605"/>
       <w:r>
         <w:lastRenderedPageBreak/>
         <w:t>Project Packaging</w:t>
       </w:r>
-      <w:bookmarkEnd w:id="11"/>
+      <w:bookmarkEnd w:id="12"/>
     </w:p>
     <w:p>
       <w:pPr>
         <w:pStyle w:val="Heading3"/>
         <w:jc w:val="left"/>
       </w:pPr>
-      <w:bookmarkStart w:id="12" w:name="_Toc236258053"/>
+      <w:bookmarkStart w:id="13" w:name="_Toc236932606"/>
       <w:r>
         <w:t>1.4.1 Work Breakdown Structure (WBS)</w:t>
       </w:r>
-      <w:bookmarkEnd w:id="12"/>
+      <w:bookmarkEnd w:id="13"/>
     </w:p>
     <w:p>
       <w:r>
@@ -5692,7 +5871,7 @@
                     <pic:cNvPicPr/>
                   </pic:nvPicPr>
                   <pic:blipFill>
-                    <a:blip r:embed="rId7" cstate="print">
+                    <a:blip r:embed="rId8" cstate="print">
                       <a:extLst>
                         <a:ext uri="{28A0092B-C50C-407E-A947-70E740481C1C}">
                           <a14:useLocalDpi xmlns:a14="http://schemas.microsoft.com/office/drawing/2010/main" val="0"/>
@@ -5740,14 +5919,14 @@
         <w:pStyle w:val="Heading3"/>
         <w:jc w:val="left"/>
       </w:pPr>
-      <w:bookmarkStart w:id="13" w:name="_Toc236258054"/>
+      <w:bookmarkStart w:id="14" w:name="_Toc236932607"/>
       <w:r>
         <w:t xml:space="preserve">1.4.2 </w:t>
       </w:r>
       <w:r>
         <w:t>Deliverance and Milestones</w:t>
       </w:r>
-      <w:bookmarkEnd w:id="13"/>
+      <w:bookmarkEnd w:id="14"/>
     </w:p>
     <w:p>
       <w:r>
@@ -6139,12 +6318,12 @@
         <w:pStyle w:val="Heading3"/>
         <w:jc w:val="left"/>
       </w:pPr>
-      <w:bookmarkStart w:id="14" w:name="_Toc236258055"/>
+      <w:bookmarkStart w:id="15" w:name="_Toc236932608"/>
       <w:r>
         <w:lastRenderedPageBreak/>
         <w:t>1.4.3 Acceptance Criteria</w:t>
       </w:r>
-      <w:bookmarkEnd w:id="14"/>
+      <w:bookmarkEnd w:id="15"/>
     </w:p>
     <w:p>
       <w:r>
@@ -6580,11 +6759,11 @@
         <w:pStyle w:val="Heading3"/>
         <w:jc w:val="left"/>
       </w:pPr>
-      <w:bookmarkStart w:id="15" w:name="_Toc236258056"/>
+      <w:bookmarkStart w:id="16" w:name="_Toc236932609"/>
       <w:r>
         <w:t>1.4.4 Project Approach</w:t>
       </w:r>
-      <w:bookmarkEnd w:id="15"/>
+      <w:bookmarkEnd w:id="16"/>
     </w:p>
     <w:p>
       <w:r>
@@ -6844,7 +7023,7 @@
                     <pic:cNvPicPr/>
                   </pic:nvPicPr>
                   <pic:blipFill>
-                    <a:blip r:embed="rId8" cstate="print">
+                    <a:blip r:embed="rId9" cstate="print">
                       <a:extLst>
                         <a:ext uri="{28A0092B-C50C-407E-A947-70E740481C1C}">
                           <a14:useLocalDpi xmlns:a14="http://schemas.microsoft.com/office/drawing/2010/main" val="0"/>
@@ -6908,22 +7087,22 @@
       <w:pPr>
         <w:pStyle w:val="Heading2"/>
       </w:pPr>
-      <w:bookmarkStart w:id="16" w:name="_Toc236258057"/>
+      <w:bookmarkStart w:id="17" w:name="_Toc236932610"/>
       <w:r>
         <w:t>1.5 Project Resourcing</w:t>
       </w:r>
-      <w:bookmarkEnd w:id="16"/>
+      <w:bookmarkEnd w:id="17"/>
     </w:p>
     <w:p>
       <w:pPr>
         <w:pStyle w:val="Heading3"/>
         <w:jc w:val="left"/>
       </w:pPr>
-      <w:bookmarkStart w:id="17" w:name="_Toc236258058"/>
+      <w:bookmarkStart w:id="18" w:name="_Toc236932611"/>
       <w:r>
         <w:t>1.5.1 Quality Requirements</w:t>
       </w:r>
-      <w:bookmarkEnd w:id="17"/>
+      <w:bookmarkEnd w:id="18"/>
     </w:p>
     <w:p>
       <w:r>
@@ -6996,11 +7175,11 @@
         <w:pStyle w:val="Heading3"/>
         <w:jc w:val="left"/>
       </w:pPr>
-      <w:bookmarkStart w:id="18" w:name="_Toc236258059"/>
+      <w:bookmarkStart w:id="19" w:name="_Toc236932612"/>
       <w:r>
         <w:t>1.5.2 Process Requirements</w:t>
       </w:r>
-      <w:bookmarkEnd w:id="18"/>
+      <w:bookmarkEnd w:id="19"/>
     </w:p>
     <w:p>
       <w:r>
@@ -7055,6 +7234,7 @@
           </w:tcPr>
           <w:p>
             <w:pPr>
+              <w:spacing w:line="360" w:lineRule="auto"/>
               <w:rPr>
                 <w:b/>
                 <w:bCs/>
@@ -7075,6 +7255,8 @@
           </w:tcPr>
           <w:p>
             <w:pPr>
+              <w:spacing w:line="360" w:lineRule="auto"/>
+              <w:jc w:val="left"/>
               <w:rPr>
                 <w:b/>
                 <w:bCs/>
@@ -7095,6 +7277,7 @@
           </w:tcPr>
           <w:p>
             <w:pPr>
+              <w:spacing w:line="360" w:lineRule="auto"/>
               <w:rPr>
                 <w:b/>
                 <w:bCs/>
@@ -7387,11 +7570,11 @@
         <w:pStyle w:val="Heading3"/>
         <w:jc w:val="left"/>
       </w:pPr>
-      <w:bookmarkStart w:id="19" w:name="_Toc236258060"/>
+      <w:bookmarkStart w:id="20" w:name="_Toc236932613"/>
       <w:r>
         <w:t>1.5.3 Method Requirements</w:t>
       </w:r>
-      <w:bookmarkEnd w:id="19"/>
+      <w:bookmarkEnd w:id="20"/>
     </w:p>
     <w:p>
       <w:r>
@@ -7425,6 +7608,7 @@
           <w:b/>
           <w:bCs/>
         </w:rPr>
+        <w:lastRenderedPageBreak/>
         <w:t>Communication:</w:t>
       </w:r>
       <w:r>
@@ -7438,299 +7622,298 @@
           <w:numId w:val="20"/>
         </w:numPr>
       </w:pPr>
+      <w:r>
+        <w:rPr>
+          <w:b/>
+          <w:bCs/>
+        </w:rPr>
+        <w:t>Planning:</w:t>
+      </w:r>
+      <w:r>
+        <w:t xml:space="preserve"> Tasks for each increment are scheduled and organized to maintain a structured development timeline.</w:t>
+      </w:r>
+    </w:p>
+    <w:p>
+      <w:pPr>
+        <w:numPr>
+          <w:ilvl w:val="0"/>
+          <w:numId w:val="20"/>
+        </w:numPr>
+      </w:pPr>
+      <w:r>
+        <w:rPr>
+          <w:b/>
+          <w:bCs/>
+        </w:rPr>
+        <w:t>Modeling:</w:t>
+      </w:r>
+      <w:r>
+        <w:t xml:space="preserve"> The architecture, user interface, and database design relevant to each increment are prepared prior to implementation.</w:t>
+      </w:r>
+    </w:p>
+    <w:p>
+      <w:pPr>
+        <w:numPr>
+          <w:ilvl w:val="0"/>
+          <w:numId w:val="20"/>
+        </w:numPr>
+      </w:pPr>
+      <w:r>
+        <w:rPr>
+          <w:b/>
+          <w:bCs/>
+        </w:rPr>
+        <w:t>Construction:</w:t>
+      </w:r>
+      <w:r>
+        <w:t xml:space="preserve"> Each module is coded and unit-tested to verify correctness before integration with the rest of the system.</w:t>
+      </w:r>
+    </w:p>
+    <w:p>
+      <w:pPr>
+        <w:numPr>
+          <w:ilvl w:val="0"/>
+          <w:numId w:val="20"/>
+        </w:numPr>
+      </w:pPr>
+      <w:r>
+        <w:rPr>
+          <w:b/>
+          <w:bCs/>
+        </w:rPr>
+        <w:t>Deployment:</w:t>
+      </w:r>
+      <w:r>
+        <w:t xml:space="preserve"> The completed and tested increment is integrated into the overall system and delivered as a working version of the application.</w:t>
+      </w:r>
+    </w:p>
+    <w:p>
+      <w:r>
+        <w:t xml:space="preserve">In addition to the framework activities, the following </w:t>
+      </w:r>
+      <w:r>
+        <w:rPr>
+          <w:b/>
+          <w:bCs/>
+        </w:rPr>
+        <w:t>umbrella activities</w:t>
+      </w:r>
+      <w:r>
+        <w:t xml:space="preserve"> are carried out continuously throughout the project to ensure that the development process remains compliant, controlled, and of consistent quality:</w:t>
+      </w:r>
+    </w:p>
+    <w:p>
+      <w:pPr>
+        <w:numPr>
+          <w:ilvl w:val="0"/>
+          <w:numId w:val="21"/>
+        </w:numPr>
+      </w:pPr>
+      <w:r>
+        <w:rPr>
+          <w:b/>
+          <w:bCs/>
+        </w:rPr>
+        <w:t>Project tracking and monitoring:</w:t>
+      </w:r>
+      <w:r>
+        <w:t xml:space="preserve"> Progress is regularly monitored against the planned schedule to ensure timely completion of each increment.</w:t>
+      </w:r>
+    </w:p>
+    <w:p>
+      <w:pPr>
+        <w:numPr>
+          <w:ilvl w:val="0"/>
+          <w:numId w:val="21"/>
+        </w:numPr>
+      </w:pPr>
+      <w:r>
+        <w:rPr>
+          <w:b/>
+          <w:bCs/>
+        </w:rPr>
+        <w:t>Risk management:</w:t>
+      </w:r>
+      <w:r>
+        <w:t xml:space="preserve"> Potential risks are identified early and mitigation measures are applied to minimize their impact on the project.</w:t>
+      </w:r>
+    </w:p>
+    <w:p>
+      <w:pPr>
+        <w:numPr>
+          <w:ilvl w:val="0"/>
+          <w:numId w:val="21"/>
+        </w:numPr>
+      </w:pPr>
+      <w:r>
+        <w:rPr>
+          <w:b/>
+          <w:bCs/>
+        </w:rPr>
+        <w:t>Software quality assurance:</w:t>
+      </w:r>
+      <w:r>
+        <w:t xml:space="preserve"> Reviews and testing are conducted at each stage to ensure that the software meets the defined quality requirements.</w:t>
+      </w:r>
+    </w:p>
+    <w:p>
+      <w:pPr>
+        <w:numPr>
+          <w:ilvl w:val="0"/>
+          <w:numId w:val="21"/>
+        </w:numPr>
+      </w:pPr>
+      <w:r>
+        <w:rPr>
+          <w:b/>
+          <w:bCs/>
+        </w:rPr>
+        <w:t>Software configuration management:</w:t>
+      </w:r>
+      <w:r>
+        <w:t xml:space="preserve"> Version control is maintained using Git to track changes and manage different versions of the source code.</w:t>
+      </w:r>
+    </w:p>
+    <w:p>
+      <w:pPr>
+        <w:numPr>
+          <w:ilvl w:val="0"/>
+          <w:numId w:val="21"/>
+        </w:numPr>
+      </w:pPr>
+      <w:r>
+        <w:rPr>
+          <w:b/>
+          <w:bCs/>
+        </w:rPr>
+        <w:t>Documentation management:</w:t>
+      </w:r>
+      <w:r>
+        <w:t xml:space="preserve"> All project documentation, including design, testing, and user manuals, is prepared and maintained systematically throughout the development lifecycle.</w:t>
+      </w:r>
+    </w:p>
+    <w:p>
+      <w:pPr>
+        <w:pStyle w:val="Heading3"/>
+      </w:pPr>
+      <w:bookmarkStart w:id="21" w:name="_Toc236932614"/>
+      <w:r>
+        <w:t>1.5.4 Resource Requirements</w:t>
+      </w:r>
+      <w:bookmarkEnd w:id="21"/>
+    </w:p>
+    <w:p>
+      <w:r>
+        <w:t>The successful development of the Personal Expense Tracker requires the following technological, platform, environment, and human resources.</w:t>
+      </w:r>
+    </w:p>
+    <w:p>
+      <w:r>
+        <w:rPr>
+          <w:b/>
+          <w:bCs/>
+        </w:rPr>
+        <w:t>Technological Resources</w:t>
+      </w:r>
+    </w:p>
+    <w:p>
+      <w:pPr>
+        <w:numPr>
+          <w:ilvl w:val="0"/>
+          <w:numId w:val="22"/>
+        </w:numPr>
+      </w:pPr>
+      <w:r>
+        <w:t>Programming Language: Python 3.x</w:t>
+      </w:r>
+    </w:p>
+    <w:p>
+      <w:pPr>
+        <w:numPr>
+          <w:ilvl w:val="0"/>
+          <w:numId w:val="22"/>
+        </w:numPr>
+      </w:pPr>
+      <w:r>
+        <w:t xml:space="preserve">GUI Framework: </w:t>
+      </w:r>
+      <w:proofErr w:type="spellStart"/>
+      <w:r>
+        <w:t>Tkinter</w:t>
+      </w:r>
+      <w:proofErr w:type="spellEnd"/>
+    </w:p>
+    <w:p>
+      <w:pPr>
+        <w:numPr>
+          <w:ilvl w:val="0"/>
+          <w:numId w:val="22"/>
+        </w:numPr>
+      </w:pPr>
+      <w:r>
+        <w:t>Database: SQLite</w:t>
+      </w:r>
+    </w:p>
+    <w:p>
+      <w:pPr>
+        <w:numPr>
+          <w:ilvl w:val="0"/>
+          <w:numId w:val="22"/>
+        </w:numPr>
+      </w:pPr>
+      <w:r>
+        <w:t>Development Tool: VS Code / PyCharm</w:t>
+      </w:r>
+    </w:p>
+    <w:p>
+      <w:pPr>
+        <w:numPr>
+          <w:ilvl w:val="0"/>
+          <w:numId w:val="22"/>
+        </w:numPr>
+      </w:pPr>
+      <w:r>
+        <w:t>Version Control: Git</w:t>
+      </w:r>
+    </w:p>
+    <w:p>
       <w:r>
         <w:rPr>
           <w:b/>
           <w:bCs/>
         </w:rPr>
         <w:lastRenderedPageBreak/>
-        <w:t>Planning:</w:t>
-      </w:r>
-      <w:r>
-        <w:t xml:space="preserve"> Tasks for each increment are scheduled and organized to maintain a structured development timeline.</w:t>
+        <w:t>Platform and Environment</w:t>
       </w:r>
     </w:p>
     <w:p>
       <w:pPr>
         <w:numPr>
           <w:ilvl w:val="0"/>
-          <w:numId w:val="20"/>
+          <w:numId w:val="23"/>
         </w:numPr>
       </w:pPr>
+      <w:r>
+        <w:t>Operating System: Windows 10/11 or Linux</w:t>
+      </w:r>
+    </w:p>
+    <w:p>
+      <w:pPr>
+        <w:numPr>
+          <w:ilvl w:val="0"/>
+          <w:numId w:val="23"/>
+        </w:numPr>
+      </w:pPr>
+      <w:r>
+        <w:t>Hardware: Standard desktop/laptop with minimum 4 GB RAM</w:t>
+      </w:r>
+    </w:p>
+    <w:p>
       <w:r>
         <w:rPr>
           <w:b/>
           <w:bCs/>
         </w:rPr>
-        <w:t>Modeling:</w:t>
-      </w:r>
-      <w:r>
-        <w:t xml:space="preserve"> The architecture, user interface, and database design relevant to each increment are prepared prior to implementation.</w:t>
-      </w:r>
-    </w:p>
-    <w:p>
-      <w:pPr>
-        <w:numPr>
-          <w:ilvl w:val="0"/>
-          <w:numId w:val="20"/>
-        </w:numPr>
-      </w:pPr>
-      <w:r>
-        <w:rPr>
-          <w:b/>
-          <w:bCs/>
-        </w:rPr>
-        <w:t>Construction:</w:t>
-      </w:r>
-      <w:r>
-        <w:t xml:space="preserve"> Each module is coded and unit-tested to verify correctness before integration with the rest of the system.</w:t>
-      </w:r>
-    </w:p>
-    <w:p>
-      <w:pPr>
-        <w:numPr>
-          <w:ilvl w:val="0"/>
-          <w:numId w:val="20"/>
-        </w:numPr>
-      </w:pPr>
-      <w:r>
-        <w:rPr>
-          <w:b/>
-          <w:bCs/>
-        </w:rPr>
-        <w:t>Deployment:</w:t>
-      </w:r>
-      <w:r>
-        <w:t xml:space="preserve"> The completed and tested increment is integrated into the overall system and delivered as a working version of the application.</w:t>
-      </w:r>
-    </w:p>
-    <w:p>
-      <w:r>
-        <w:t xml:space="preserve">In addition to the framework activities, the following </w:t>
-      </w:r>
-      <w:r>
-        <w:rPr>
-          <w:b/>
-          <w:bCs/>
-        </w:rPr>
-        <w:t>umbrella activities</w:t>
-      </w:r>
-      <w:r>
-        <w:t xml:space="preserve"> are carried out continuously throughout the project to ensure that the development process remains compliant, controlled, and of consistent quality:</w:t>
-      </w:r>
-    </w:p>
-    <w:p>
-      <w:pPr>
-        <w:numPr>
-          <w:ilvl w:val="0"/>
-          <w:numId w:val="21"/>
-        </w:numPr>
-      </w:pPr>
-      <w:r>
-        <w:rPr>
-          <w:b/>
-          <w:bCs/>
-        </w:rPr>
-        <w:t>Project tracking and monitoring:</w:t>
-      </w:r>
-      <w:r>
-        <w:t xml:space="preserve"> Progress is regularly monitored against the planned schedule to ensure timely completion of each increment.</w:t>
-      </w:r>
-    </w:p>
-    <w:p>
-      <w:pPr>
-        <w:numPr>
-          <w:ilvl w:val="0"/>
-          <w:numId w:val="21"/>
-        </w:numPr>
-      </w:pPr>
-      <w:r>
-        <w:rPr>
-          <w:b/>
-          <w:bCs/>
-        </w:rPr>
-        <w:t>Risk management:</w:t>
-      </w:r>
-      <w:r>
-        <w:t xml:space="preserve"> Potential risks are identified early and mitigation measures are applied to minimize their impact on the project.</w:t>
-      </w:r>
-    </w:p>
-    <w:p>
-      <w:pPr>
-        <w:numPr>
-          <w:ilvl w:val="0"/>
-          <w:numId w:val="21"/>
-        </w:numPr>
-      </w:pPr>
-      <w:r>
-        <w:rPr>
-          <w:b/>
-          <w:bCs/>
-        </w:rPr>
-        <w:t>Software quality assurance:</w:t>
-      </w:r>
-      <w:r>
-        <w:t xml:space="preserve"> Reviews and testing are conducted at each stage to ensure that the software meets the defined quality requirements.</w:t>
-      </w:r>
-    </w:p>
-    <w:p>
-      <w:pPr>
-        <w:numPr>
-          <w:ilvl w:val="0"/>
-          <w:numId w:val="21"/>
-        </w:numPr>
-      </w:pPr>
-      <w:r>
-        <w:rPr>
-          <w:b/>
-          <w:bCs/>
-        </w:rPr>
-        <w:t>Software configuration management:</w:t>
-      </w:r>
-      <w:r>
-        <w:t xml:space="preserve"> Version control is maintained using Git to track changes and manage different versions of the source code.</w:t>
-      </w:r>
-    </w:p>
-    <w:p>
-      <w:pPr>
-        <w:numPr>
-          <w:ilvl w:val="0"/>
-          <w:numId w:val="21"/>
-        </w:numPr>
-      </w:pPr>
-      <w:r>
-        <w:rPr>
-          <w:b/>
-          <w:bCs/>
-        </w:rPr>
-        <w:t>Documentation management:</w:t>
-      </w:r>
-      <w:r>
-        <w:t xml:space="preserve"> All project documentation, including design, testing, and user manuals, is prepared and maintained systematically throughout the development lifecycle.</w:t>
-      </w:r>
-    </w:p>
-    <w:p>
-      <w:pPr>
-        <w:pStyle w:val="Heading3"/>
-      </w:pPr>
-      <w:bookmarkStart w:id="20" w:name="_Toc236258061"/>
-      <w:r>
-        <w:t>1.5.4 Resource Requirements</w:t>
-      </w:r>
-      <w:bookmarkEnd w:id="20"/>
-    </w:p>
-    <w:p>
-      <w:r>
-        <w:t>The successful development of the Personal Expense Tracker requires the following technological, platform, environment, and human resources.</w:t>
-      </w:r>
-    </w:p>
-    <w:p>
-      <w:r>
-        <w:rPr>
-          <w:b/>
-          <w:bCs/>
-        </w:rPr>
-        <w:t>Technological Resources</w:t>
-      </w:r>
-    </w:p>
-    <w:p>
-      <w:pPr>
-        <w:numPr>
-          <w:ilvl w:val="0"/>
-          <w:numId w:val="22"/>
-        </w:numPr>
-      </w:pPr>
-      <w:r>
-        <w:t>Programming Language: Python 3.x</w:t>
-      </w:r>
-    </w:p>
-    <w:p>
-      <w:pPr>
-        <w:numPr>
-          <w:ilvl w:val="0"/>
-          <w:numId w:val="22"/>
-        </w:numPr>
-      </w:pPr>
-      <w:r>
-        <w:t xml:space="preserve">GUI Framework: </w:t>
-      </w:r>
-      <w:proofErr w:type="spellStart"/>
-      <w:r>
-        <w:t>Tkinter</w:t>
-      </w:r>
-      <w:proofErr w:type="spellEnd"/>
-    </w:p>
-    <w:p>
-      <w:pPr>
-        <w:numPr>
-          <w:ilvl w:val="0"/>
-          <w:numId w:val="22"/>
-        </w:numPr>
-      </w:pPr>
-      <w:r>
-        <w:t>Database: SQLite</w:t>
-      </w:r>
-    </w:p>
-    <w:p>
-      <w:pPr>
-        <w:numPr>
-          <w:ilvl w:val="0"/>
-          <w:numId w:val="22"/>
-        </w:numPr>
-      </w:pPr>
-      <w:r>
-        <w:t>Development Tool: VS Code / PyCharm</w:t>
-      </w:r>
-    </w:p>
-    <w:p>
-      <w:pPr>
-        <w:numPr>
-          <w:ilvl w:val="0"/>
-          <w:numId w:val="22"/>
-        </w:numPr>
-      </w:pPr>
-      <w:r>
-        <w:t>Version Control: Git</w:t>
-      </w:r>
-    </w:p>
-    <w:p>
-      <w:r>
-        <w:rPr>
-          <w:b/>
-          <w:bCs/>
-        </w:rPr>
-        <w:t>Platform and Environment</w:t>
-      </w:r>
-    </w:p>
-    <w:p>
-      <w:pPr>
-        <w:numPr>
-          <w:ilvl w:val="0"/>
-          <w:numId w:val="23"/>
-        </w:numPr>
-      </w:pPr>
-      <w:r>
-        <w:t>Operating System: Windows 10/11 or Linux</w:t>
-      </w:r>
-    </w:p>
-    <w:p>
-      <w:pPr>
-        <w:numPr>
-          <w:ilvl w:val="0"/>
-          <w:numId w:val="23"/>
-        </w:numPr>
-      </w:pPr>
-      <w:r>
-        <w:t>Hardware: Standard desktop/laptop with minimum 4 GB RAM</w:t>
-      </w:r>
-    </w:p>
-    <w:p>
-      <w:r>
-        <w:rPr>
-          <w:b/>
-          <w:bCs/>
-        </w:rPr>
-        <w:lastRenderedPageBreak/>
         <w:t>Human Resources</w:t>
       </w:r>
     </w:p>
@@ -7849,66 +8032,34 @@
     </w:p>
     <w:p>
       <w:pPr>
-        <w:rPr>
-          <w:sz w:val="28"/>
-          <w:szCs w:val="28"/>
-        </w:rPr>
-      </w:pPr>
-    </w:p>
-    <w:p>
-      <w:pPr>
-        <w:rPr>
-          <w:sz w:val="28"/>
-          <w:szCs w:val="28"/>
-        </w:rPr>
-      </w:pPr>
-    </w:p>
-    <w:p>
-      <w:pPr>
-        <w:rPr>
-          <w:sz w:val="28"/>
-          <w:szCs w:val="28"/>
-        </w:rPr>
-      </w:pPr>
-    </w:p>
-    <w:p>
-      <w:pPr>
-        <w:rPr>
-          <w:sz w:val="28"/>
-          <w:szCs w:val="28"/>
-        </w:rPr>
-      </w:pPr>
-    </w:p>
-    <w:p>
-      <w:pPr>
         <w:pStyle w:val="Heading1"/>
       </w:pPr>
-      <w:bookmarkStart w:id="21" w:name="_Toc236258062"/>
+      <w:bookmarkStart w:id="22" w:name="_Toc236932615"/>
       <w:r>
         <w:lastRenderedPageBreak/>
         <w:t>Chapter 2: Planning and Management</w:t>
       </w:r>
-      <w:bookmarkEnd w:id="21"/>
+      <w:bookmarkEnd w:id="22"/>
     </w:p>
     <w:p>
       <w:pPr>
         <w:pStyle w:val="Heading2"/>
       </w:pPr>
-      <w:bookmarkStart w:id="22" w:name="_Toc236258063"/>
+      <w:bookmarkStart w:id="23" w:name="_Toc236932616"/>
       <w:r>
         <w:t>2.1 Project Risks</w:t>
       </w:r>
-      <w:bookmarkEnd w:id="22"/>
+      <w:bookmarkEnd w:id="23"/>
     </w:p>
     <w:p>
       <w:pPr>
         <w:pStyle w:val="Heading3"/>
       </w:pPr>
-      <w:bookmarkStart w:id="23" w:name="_Toc236258064"/>
+      <w:bookmarkStart w:id="24" w:name="_Toc236932617"/>
       <w:r>
         <w:t>2.1.1 Identified Risk</w:t>
       </w:r>
-      <w:bookmarkEnd w:id="23"/>
+      <w:bookmarkEnd w:id="24"/>
     </w:p>
     <w:p>
       <w:r>
@@ -9226,11 +9377,11 @@
       <w:pPr>
         <w:pStyle w:val="Heading3"/>
       </w:pPr>
-      <w:bookmarkStart w:id="24" w:name="_Toc236258065"/>
+      <w:bookmarkStart w:id="25" w:name="_Toc236932618"/>
       <w:r>
         <w:t>2.1.2 Mitigation Risk</w:t>
       </w:r>
-      <w:bookmarkEnd w:id="24"/>
+      <w:bookmarkEnd w:id="25"/>
     </w:p>
     <w:p>
       <w:r>
@@ -9603,11 +9754,11 @@
       <w:pPr>
         <w:pStyle w:val="Heading3"/>
       </w:pPr>
-      <w:bookmarkStart w:id="25" w:name="_Toc236258066"/>
+      <w:bookmarkStart w:id="26" w:name="_Toc236932619"/>
       <w:r>
         <w:t>2.1.3 Contingency Plan</w:t>
       </w:r>
-      <w:bookmarkEnd w:id="25"/>
+      <w:bookmarkEnd w:id="26"/>
     </w:p>
     <w:p>
       <w:r>
@@ -9967,11 +10118,11 @@
       <w:pPr>
         <w:pStyle w:val="Heading3"/>
       </w:pPr>
-      <w:bookmarkStart w:id="26" w:name="_Toc236258067"/>
+      <w:bookmarkStart w:id="27" w:name="_Toc236932620"/>
       <w:r>
         <w:t>2.1.4 Risk Monitoring Plan</w:t>
       </w:r>
-      <w:bookmarkEnd w:id="26"/>
+      <w:bookmarkEnd w:id="27"/>
     </w:p>
     <w:p>
       <w:r>
@@ -10440,21 +10591,21 @@
       <w:pPr>
         <w:pStyle w:val="Heading2"/>
       </w:pPr>
-      <w:bookmarkStart w:id="27" w:name="_Toc236258068"/>
+      <w:bookmarkStart w:id="28" w:name="_Toc236932621"/>
       <w:r>
         <w:t>2.2 Project Estimation and Schedule</w:t>
       </w:r>
-      <w:bookmarkEnd w:id="27"/>
+      <w:bookmarkEnd w:id="28"/>
     </w:p>
     <w:p>
       <w:pPr>
         <w:pStyle w:val="Heading3"/>
       </w:pPr>
-      <w:bookmarkStart w:id="28" w:name="_Toc236258069"/>
+      <w:bookmarkStart w:id="29" w:name="_Toc236932622"/>
       <w:r>
         <w:t>2.2.1 Estimation Method Used</w:t>
       </w:r>
-      <w:bookmarkEnd w:id="28"/>
+      <w:bookmarkEnd w:id="29"/>
     </w:p>
     <w:p>
       <w:pPr>
@@ -10525,11 +10676,11 @@
       <w:pPr>
         <w:pStyle w:val="Heading3"/>
       </w:pPr>
-      <w:bookmarkStart w:id="29" w:name="_Toc236258070"/>
+      <w:bookmarkStart w:id="30" w:name="_Toc236932623"/>
       <w:r>
         <w:t>2.2.2 Project Estimation</w:t>
       </w:r>
-      <w:bookmarkEnd w:id="29"/>
+      <w:bookmarkEnd w:id="30"/>
     </w:p>
     <w:p>
       <w:pPr>
@@ -10684,11 +10835,11 @@
       <w:pPr>
         <w:pStyle w:val="Heading3"/>
       </w:pPr>
-      <w:bookmarkStart w:id="30" w:name="_Toc236258071"/>
+      <w:bookmarkStart w:id="31" w:name="_Toc236932624"/>
       <w:r>
         <w:t>2.2.3 Project Schedule</w:t>
       </w:r>
-      <w:bookmarkEnd w:id="30"/>
+      <w:bookmarkEnd w:id="31"/>
     </w:p>
     <w:p>
       <w:r>
@@ -10716,7 +10867,7 @@
                     <pic:cNvPicPr/>
                   </pic:nvPicPr>
                   <pic:blipFill>
-                    <a:blip r:embed="rId9" cstate="print">
+                    <a:blip r:embed="rId10" cstate="print">
                       <a:extLst>
                         <a:ext uri="{28A0092B-C50C-407E-A947-70E740481C1C}">
                           <a14:useLocalDpi xmlns:a14="http://schemas.microsoft.com/office/drawing/2010/main" val="0"/>
@@ -10756,28 +10907,42 @@
           <w:i/>
           <w:iCs/>
         </w:rPr>
-        <w:t>Fig 2.1: Gantt Chart</w:t>
+        <w:t xml:space="preserve">Fig 2.1: </w:t>
+      </w:r>
+      <w:r>
+        <w:rPr>
+          <w:i/>
+          <w:iCs/>
+        </w:rPr>
+        <w:t xml:space="preserve">Project Schedule </w:t>
+      </w:r>
+      <w:r>
+        <w:rPr>
+          <w:i/>
+          <w:iCs/>
+        </w:rPr>
+        <w:t>Gantt Chart</w:t>
       </w:r>
     </w:p>
     <w:p>
       <w:pPr>
         <w:pStyle w:val="Heading2"/>
       </w:pPr>
-      <w:bookmarkStart w:id="31" w:name="_Toc236258072"/>
+      <w:bookmarkStart w:id="32" w:name="_Toc236932625"/>
       <w:r>
         <w:t>2.3 Configuration Management Plan</w:t>
       </w:r>
-      <w:bookmarkEnd w:id="31"/>
+      <w:bookmarkEnd w:id="32"/>
     </w:p>
     <w:p>
       <w:pPr>
         <w:pStyle w:val="Heading3"/>
       </w:pPr>
-      <w:bookmarkStart w:id="32" w:name="_Toc236258073"/>
+      <w:bookmarkStart w:id="33" w:name="_Toc236932626"/>
       <w:r>
         <w:t>2.3.1 Change Management Plan</w:t>
       </w:r>
-      <w:bookmarkEnd w:id="32"/>
+      <w:bookmarkEnd w:id="33"/>
     </w:p>
     <w:p>
       <w:r>
@@ -11008,11 +11173,11 @@
       <w:pPr>
         <w:pStyle w:val="Heading3"/>
       </w:pPr>
-      <w:bookmarkStart w:id="33" w:name="_Toc236258074"/>
+      <w:bookmarkStart w:id="34" w:name="_Toc236932627"/>
       <w:r>
         <w:t>2.3.2 Version Management Plan</w:t>
       </w:r>
-      <w:bookmarkEnd w:id="33"/>
+      <w:bookmarkEnd w:id="34"/>
     </w:p>
     <w:p>
       <w:r>
@@ -11217,11 +11382,11 @@
       <w:pPr>
         <w:pStyle w:val="Heading3"/>
       </w:pPr>
-      <w:bookmarkStart w:id="34" w:name="_Toc236258075"/>
+      <w:bookmarkStart w:id="35" w:name="_Toc236932628"/>
       <w:r>
         <w:t>2.3.3 Release Management Plan</w:t>
       </w:r>
-      <w:bookmarkEnd w:id="34"/>
+      <w:bookmarkEnd w:id="35"/>
     </w:p>
     <w:p>
       <w:r>
@@ -11422,32 +11587,32 @@
       <w:pPr>
         <w:pStyle w:val="Heading1"/>
       </w:pPr>
-      <w:bookmarkStart w:id="35" w:name="_Toc236258076"/>
+      <w:bookmarkStart w:id="36" w:name="_Toc236932629"/>
       <w:r>
         <w:lastRenderedPageBreak/>
         <w:t>Chapter 3: System Engineering</w:t>
       </w:r>
-      <w:bookmarkEnd w:id="35"/>
+      <w:bookmarkEnd w:id="36"/>
     </w:p>
     <w:p>
       <w:pPr>
         <w:pStyle w:val="Heading2"/>
       </w:pPr>
-      <w:bookmarkStart w:id="36" w:name="_Toc236258077"/>
+      <w:bookmarkStart w:id="37" w:name="_Toc236932630"/>
       <w:r>
         <w:t>3.1 Requirements</w:t>
       </w:r>
-      <w:bookmarkEnd w:id="36"/>
+      <w:bookmarkEnd w:id="37"/>
     </w:p>
     <w:p>
       <w:pPr>
         <w:pStyle w:val="Heading3"/>
       </w:pPr>
-      <w:bookmarkStart w:id="37" w:name="_Toc236258078"/>
+      <w:bookmarkStart w:id="38" w:name="_Toc236932631"/>
       <w:r>
         <w:t>3.1.1 Domain Requirements</w:t>
       </w:r>
-      <w:bookmarkEnd w:id="37"/>
+      <w:bookmarkEnd w:id="38"/>
     </w:p>
     <w:tbl>
       <w:tblPr>
@@ -11751,11 +11916,11 @@
       <w:pPr>
         <w:pStyle w:val="Heading3"/>
       </w:pPr>
-      <w:bookmarkStart w:id="38" w:name="_Toc236258079"/>
+      <w:bookmarkStart w:id="39" w:name="_Toc236932632"/>
       <w:r>
         <w:t>3.1.2 Functional Requirements</w:t>
       </w:r>
-      <w:bookmarkEnd w:id="38"/>
+      <w:bookmarkEnd w:id="39"/>
     </w:p>
     <w:tbl>
       <w:tblPr>
@@ -12320,11 +12485,11 @@
       <w:pPr>
         <w:pStyle w:val="Heading3"/>
       </w:pPr>
-      <w:bookmarkStart w:id="39" w:name="_Toc236258080"/>
+      <w:bookmarkStart w:id="40" w:name="_Toc236932633"/>
       <w:r>
         <w:t>3.1.3 Non-Functional Requirements</w:t>
       </w:r>
-      <w:bookmarkEnd w:id="39"/>
+      <w:bookmarkEnd w:id="40"/>
     </w:p>
     <w:tbl>
       <w:tblPr>
@@ -12763,25 +12928,21 @@
       <w:pPr>
         <w:pStyle w:val="Heading3"/>
       </w:pPr>
-      <w:bookmarkStart w:id="40" w:name="_Toc236258081"/>
+      <w:bookmarkStart w:id="41" w:name="_Toc236932634"/>
       <w:r>
         <w:t>3.1.4 Requirement Management Process</w:t>
       </w:r>
-      <w:bookmarkEnd w:id="40"/>
+      <w:bookmarkEnd w:id="41"/>
     </w:p>
     <w:p>
       <w:r>
         <w:t xml:space="preserve">The requirement management process for the Personal Expense Tracker followed four main activities: </w:t>
       </w:r>
       <w:r>
-        <w:rPr>
-          <w:b/>
-          <w:bCs/>
-        </w:rPr>
-        <w:t>elicitation, analysis, modeling, and specification</w:t>
-      </w:r>
-      <w:r>
-        <w:t>. This process was selected because the project has a small and stable scope, a single developer, and a fixed 8-week academic timeline. It is consistent with the communication and concept-scoping activities described for defining software product scope.</w:t>
+        <w:t>elicitation, analysis, modeling, and specification.</w:t>
+      </w:r>
+      <w:r>
+        <w:t xml:space="preserve"> This process was selected because the project has a small and stable scope, a single developer, and a fixed 8-week academic timeline. It is consistent with the communication and concept-scoping activities described for defining software product scope.</w:t>
       </w:r>
     </w:p>
     <w:p>
@@ -12992,22 +13153,22 @@
       <w:pPr>
         <w:pStyle w:val="Heading2"/>
       </w:pPr>
-      <w:bookmarkStart w:id="41" w:name="_Toc236258082"/>
+      <w:bookmarkStart w:id="42" w:name="_Toc236932635"/>
       <w:r>
         <w:lastRenderedPageBreak/>
         <w:t>3.2 Design</w:t>
       </w:r>
-      <w:bookmarkEnd w:id="41"/>
+      <w:bookmarkEnd w:id="42"/>
     </w:p>
     <w:p>
       <w:pPr>
         <w:pStyle w:val="Heading3"/>
       </w:pPr>
-      <w:bookmarkStart w:id="42" w:name="_Toc236258083"/>
+      <w:bookmarkStart w:id="43" w:name="_Toc236932636"/>
       <w:r>
         <w:t>3.2.1 System Architecture</w:t>
       </w:r>
-      <w:bookmarkEnd w:id="42"/>
+      <w:bookmarkEnd w:id="43"/>
     </w:p>
     <w:p>
       <w:r>
@@ -13054,7 +13215,7 @@
                     <pic:cNvPicPr/>
                   </pic:nvPicPr>
                   <pic:blipFill>
-                    <a:blip r:embed="rId10">
+                    <a:blip r:embed="rId11">
                       <a:extLst>
                         <a:ext uri="{28A0092B-C50C-407E-A947-70E740481C1C}">
                           <a14:useLocalDpi xmlns:a14="http://schemas.microsoft.com/office/drawing/2010/main" val="0"/>
@@ -13215,11 +13376,11 @@
       <w:pPr>
         <w:pStyle w:val="Heading3"/>
       </w:pPr>
-      <w:bookmarkStart w:id="43" w:name="_Toc236258084"/>
+      <w:bookmarkStart w:id="44" w:name="_Toc236932637"/>
       <w:r>
         <w:t>3.2.2 High Level Designs</w:t>
       </w:r>
-      <w:bookmarkEnd w:id="43"/>
+      <w:bookmarkEnd w:id="44"/>
     </w:p>
     <w:p>
       <w:r>
@@ -13253,7 +13414,7 @@
                     <pic:cNvPicPr/>
                   </pic:nvPicPr>
                   <pic:blipFill>
-                    <a:blip r:embed="rId11" cstate="print">
+                    <a:blip r:embed="rId12" cstate="print">
                       <a:extLst>
                         <a:ext uri="{28A0092B-C50C-407E-A947-70E740481C1C}">
                           <a14:useLocalDpi xmlns:a14="http://schemas.microsoft.com/office/drawing/2010/main" val="0"/>
@@ -13373,7 +13534,7 @@
       <w:pPr>
         <w:pStyle w:val="Heading3"/>
       </w:pPr>
-      <w:bookmarkStart w:id="44" w:name="_Toc236258085"/>
+      <w:bookmarkStart w:id="45" w:name="_Toc236932638"/>
       <w:r>
         <w:lastRenderedPageBreak/>
         <w:t xml:space="preserve">3.2.3 Data Structure </w:t>
@@ -13384,7 +13545,7 @@
       <w:r>
         <w:t>esign</w:t>
       </w:r>
-      <w:bookmarkEnd w:id="44"/>
+      <w:bookmarkEnd w:id="45"/>
     </w:p>
     <w:p>
       <w:r>
@@ -14549,21 +14710,21 @@
       <w:pPr>
         <w:pStyle w:val="Heading2"/>
       </w:pPr>
-      <w:bookmarkStart w:id="45" w:name="_Toc236258086"/>
+      <w:bookmarkStart w:id="46" w:name="_Toc236932639"/>
       <w:r>
         <w:t>3.3 Testing</w:t>
       </w:r>
-      <w:bookmarkEnd w:id="45"/>
+      <w:bookmarkEnd w:id="46"/>
     </w:p>
     <w:p>
       <w:pPr>
         <w:pStyle w:val="Heading3"/>
       </w:pPr>
-      <w:bookmarkStart w:id="46" w:name="_Toc236258087"/>
+      <w:bookmarkStart w:id="47" w:name="_Toc236932640"/>
       <w:r>
         <w:t>3.3.1 Test Justification</w:t>
       </w:r>
-      <w:bookmarkEnd w:id="46"/>
+      <w:bookmarkEnd w:id="47"/>
     </w:p>
     <w:p>
       <w:r>
@@ -14906,11 +15067,11 @@
       <w:pPr>
         <w:pStyle w:val="Heading3"/>
       </w:pPr>
-      <w:bookmarkStart w:id="47" w:name="_Toc236258088"/>
+      <w:bookmarkStart w:id="48" w:name="_Toc236932641"/>
       <w:r>
         <w:t>3.3.2 Test Plan</w:t>
       </w:r>
-      <w:bookmarkEnd w:id="47"/>
+      <w:bookmarkEnd w:id="48"/>
     </w:p>
     <w:p>
       <w:r>
@@ -15420,11 +15581,11 @@
       <w:pPr>
         <w:pStyle w:val="Heading3"/>
       </w:pPr>
-      <w:bookmarkStart w:id="48" w:name="_Toc236258089"/>
+      <w:bookmarkStart w:id="49" w:name="_Toc236932642"/>
       <w:r>
         <w:t>3.3.3 Test Design</w:t>
       </w:r>
-      <w:bookmarkEnd w:id="48"/>
+      <w:bookmarkEnd w:id="49"/>
     </w:p>
     <w:p>
       <w:r>
@@ -15668,6 +15829,7 @@
           <w:p>
             <w:pPr>
               <w:spacing w:line="360" w:lineRule="auto"/>
+              <w:jc w:val="left"/>
             </w:pPr>
             <w:r>
               <w:t>UI-01</w:t>
@@ -15682,6 +15844,7 @@
           <w:p>
             <w:pPr>
               <w:spacing w:line="360" w:lineRule="auto"/>
+              <w:jc w:val="left"/>
             </w:pPr>
             <w:r>
               <w:t>Open Add Expense Form</w:t>
@@ -15696,6 +15859,7 @@
           <w:p>
             <w:pPr>
               <w:spacing w:line="360" w:lineRule="auto"/>
+              <w:jc w:val="left"/>
             </w:pPr>
             <w:r>
               <w:t>Click on “Add Expense” button</w:t>
@@ -15710,6 +15874,7 @@
           <w:p>
             <w:pPr>
               <w:spacing w:line="360" w:lineRule="auto"/>
+              <w:jc w:val="left"/>
             </w:pPr>
             <w:r>
               <w:t>Add Expense form should open</w:t>
@@ -15726,6 +15891,7 @@
           <w:p>
             <w:pPr>
               <w:spacing w:line="360" w:lineRule="auto"/>
+              <w:jc w:val="left"/>
             </w:pPr>
             <w:r>
               <w:t>UI-02</w:t>
@@ -15740,6 +15906,7 @@
           <w:p>
             <w:pPr>
               <w:spacing w:line="360" w:lineRule="auto"/>
+              <w:jc w:val="left"/>
             </w:pPr>
             <w:r>
               <w:t>View Report Screen</w:t>
@@ -15754,6 +15921,7 @@
           <w:p>
             <w:pPr>
               <w:spacing w:line="360" w:lineRule="auto"/>
+              <w:jc w:val="left"/>
             </w:pPr>
             <w:r>
               <w:t>Click on “View Reports” button</w:t>
@@ -15768,6 +15936,7 @@
           <w:p>
             <w:pPr>
               <w:spacing w:line="360" w:lineRule="auto"/>
+              <w:jc w:val="left"/>
             </w:pPr>
             <w:r>
               <w:t>Report screen should open with data</w:t>
@@ -15814,6 +15983,7 @@
           <w:p>
             <w:pPr>
               <w:spacing w:line="360" w:lineRule="auto"/>
+              <w:jc w:val="left"/>
               <w:rPr>
                 <w:b/>
                 <w:bCs/>
@@ -15836,6 +16006,7 @@
           <w:p>
             <w:pPr>
               <w:spacing w:line="360" w:lineRule="auto"/>
+              <w:jc w:val="left"/>
               <w:rPr>
                 <w:b/>
                 <w:bCs/>
@@ -15858,6 +16029,7 @@
           <w:p>
             <w:pPr>
               <w:spacing w:line="360" w:lineRule="auto"/>
+              <w:jc w:val="left"/>
               <w:rPr>
                 <w:b/>
                 <w:bCs/>
@@ -15880,6 +16052,7 @@
           <w:p>
             <w:pPr>
               <w:spacing w:line="360" w:lineRule="auto"/>
+              <w:jc w:val="left"/>
               <w:rPr>
                 <w:b/>
                 <w:bCs/>
@@ -15904,6 +16077,7 @@
           <w:p>
             <w:pPr>
               <w:spacing w:line="360" w:lineRule="auto"/>
+              <w:jc w:val="left"/>
             </w:pPr>
             <w:r>
               <w:t>EM-01</w:t>
@@ -15918,6 +16092,7 @@
           <w:p>
             <w:pPr>
               <w:spacing w:line="360" w:lineRule="auto"/>
+              <w:jc w:val="left"/>
             </w:pPr>
             <w:r>
               <w:t>Add New Expense</w:t>
@@ -15932,6 +16107,7 @@
           <w:p>
             <w:pPr>
               <w:spacing w:line="360" w:lineRule="auto"/>
+              <w:jc w:val="left"/>
             </w:pPr>
             <w:r>
               <w:t>Enter date, amount, category and click Save</w:t>
@@ -15946,6 +16122,7 @@
           <w:p>
             <w:pPr>
               <w:spacing w:line="360" w:lineRule="auto"/>
+              <w:jc w:val="left"/>
             </w:pPr>
             <w:r>
               <w:t>Expense should be saved and shown in list</w:t>
@@ -15962,6 +16139,7 @@
           <w:p>
             <w:pPr>
               <w:spacing w:line="360" w:lineRule="auto"/>
+              <w:jc w:val="left"/>
             </w:pPr>
             <w:r>
               <w:t>EM-02</w:t>
@@ -15976,6 +16154,7 @@
           <w:p>
             <w:pPr>
               <w:spacing w:line="360" w:lineRule="auto"/>
+              <w:jc w:val="left"/>
             </w:pPr>
             <w:r>
               <w:t>Edit Expense</w:t>
@@ -15990,6 +16169,7 @@
           <w:p>
             <w:pPr>
               <w:spacing w:line="360" w:lineRule="auto"/>
+              <w:jc w:val="left"/>
             </w:pPr>
             <w:r>
               <w:t>Select an expense and change the amount</w:t>
@@ -16004,6 +16184,7 @@
           <w:p>
             <w:pPr>
               <w:spacing w:line="360" w:lineRule="auto"/>
+              <w:jc w:val="left"/>
             </w:pPr>
             <w:r>
               <w:t>Updated amount should be saved</w:t>
@@ -16020,6 +16201,7 @@
           <w:p>
             <w:pPr>
               <w:spacing w:line="360" w:lineRule="auto"/>
+              <w:jc w:val="left"/>
             </w:pPr>
             <w:r>
               <w:t>EM-03</w:t>
@@ -16034,6 +16216,7 @@
           <w:p>
             <w:pPr>
               <w:spacing w:line="360" w:lineRule="auto"/>
+              <w:jc w:val="left"/>
             </w:pPr>
             <w:r>
               <w:t>Delete Expense</w:t>
@@ -16048,6 +16231,7 @@
           <w:p>
             <w:pPr>
               <w:spacing w:line="360" w:lineRule="auto"/>
+              <w:jc w:val="left"/>
             </w:pPr>
             <w:r>
               <w:t>Select an expense and click Delete</w:t>
@@ -16062,6 +16246,7 @@
           <w:p>
             <w:pPr>
               <w:spacing w:line="360" w:lineRule="auto"/>
+              <w:jc w:val="left"/>
             </w:pPr>
             <w:r>
               <w:t>Expense should be removed from the list</w:t>
@@ -16108,6 +16293,7 @@
           <w:p>
             <w:pPr>
               <w:spacing w:line="360" w:lineRule="auto"/>
+              <w:jc w:val="left"/>
               <w:rPr>
                 <w:b/>
                 <w:bCs/>
@@ -16130,6 +16316,7 @@
           <w:p>
             <w:pPr>
               <w:spacing w:line="360" w:lineRule="auto"/>
+              <w:jc w:val="left"/>
               <w:rPr>
                 <w:b/>
                 <w:bCs/>
@@ -16152,6 +16339,7 @@
           <w:p>
             <w:pPr>
               <w:spacing w:line="360" w:lineRule="auto"/>
+              <w:jc w:val="left"/>
               <w:rPr>
                 <w:b/>
                 <w:bCs/>
@@ -16174,6 +16362,7 @@
           <w:p>
             <w:pPr>
               <w:spacing w:line="360" w:lineRule="auto"/>
+              <w:jc w:val="left"/>
               <w:rPr>
                 <w:b/>
                 <w:bCs/>
@@ -16198,6 +16387,7 @@
           <w:p>
             <w:pPr>
               <w:spacing w:line="360" w:lineRule="auto"/>
+              <w:jc w:val="left"/>
             </w:pPr>
             <w:r>
               <w:t>CM-01</w:t>
@@ -16212,6 +16402,7 @@
           <w:p>
             <w:pPr>
               <w:spacing w:line="360" w:lineRule="auto"/>
+              <w:jc w:val="left"/>
             </w:pPr>
             <w:r>
               <w:t>Add New Category</w:t>
@@ -16226,6 +16417,7 @@
           <w:p>
             <w:pPr>
               <w:spacing w:line="360" w:lineRule="auto"/>
+              <w:jc w:val="left"/>
             </w:pPr>
             <w:r>
               <w:t>Enter category name and click Save</w:t>
@@ -16240,6 +16432,7 @@
           <w:p>
             <w:pPr>
               <w:spacing w:line="360" w:lineRule="auto"/>
+              <w:jc w:val="left"/>
             </w:pPr>
             <w:r>
               <w:t>New category should be added</w:t>
@@ -16256,6 +16449,7 @@
           <w:p>
             <w:pPr>
               <w:spacing w:line="360" w:lineRule="auto"/>
+              <w:jc w:val="left"/>
             </w:pPr>
             <w:r>
               <w:t>CM-02</w:t>
@@ -16270,6 +16464,7 @@
           <w:p>
             <w:pPr>
               <w:spacing w:line="360" w:lineRule="auto"/>
+              <w:jc w:val="left"/>
             </w:pPr>
             <w:r>
               <w:t>Delete Category</w:t>
@@ -16284,6 +16479,7 @@
           <w:p>
             <w:pPr>
               <w:spacing w:line="360" w:lineRule="auto"/>
+              <w:jc w:val="left"/>
             </w:pPr>
             <w:r>
               <w:t>Select a category and click Delete</w:t>
@@ -16298,6 +16494,7 @@
           <w:p>
             <w:pPr>
               <w:spacing w:line="360" w:lineRule="auto"/>
+              <w:jc w:val="left"/>
             </w:pPr>
             <w:r>
               <w:t>Category should be removed</w:t>
@@ -16581,6 +16778,7 @@
           <w:p>
             <w:pPr>
               <w:spacing w:line="360" w:lineRule="auto"/>
+              <w:jc w:val="left"/>
               <w:rPr>
                 <w:b/>
                 <w:bCs/>
@@ -16603,6 +16801,7 @@
           <w:p>
             <w:pPr>
               <w:spacing w:line="360" w:lineRule="auto"/>
+              <w:jc w:val="left"/>
               <w:rPr>
                 <w:b/>
                 <w:bCs/>
@@ -16625,6 +16824,7 @@
           <w:p>
             <w:pPr>
               <w:spacing w:line="360" w:lineRule="auto"/>
+              <w:jc w:val="left"/>
               <w:rPr>
                 <w:b/>
                 <w:bCs/>
@@ -16647,6 +16847,7 @@
           <w:p>
             <w:pPr>
               <w:spacing w:line="360" w:lineRule="auto"/>
+              <w:jc w:val="left"/>
               <w:rPr>
                 <w:b/>
                 <w:bCs/>
@@ -16671,6 +16872,7 @@
           <w:p>
             <w:pPr>
               <w:spacing w:line="360" w:lineRule="auto"/>
+              <w:jc w:val="left"/>
             </w:pPr>
             <w:r>
               <w:t>DB-01</w:t>
@@ -16685,6 +16887,7 @@
           <w:p>
             <w:pPr>
               <w:spacing w:line="360" w:lineRule="auto"/>
+              <w:jc w:val="left"/>
             </w:pPr>
             <w:r>
               <w:t>Data Saving</w:t>
@@ -16699,6 +16902,7 @@
           <w:p>
             <w:pPr>
               <w:spacing w:line="360" w:lineRule="auto"/>
+              <w:jc w:val="left"/>
             </w:pPr>
             <w:r>
               <w:t>Add an expense and close the application</w:t>
@@ -16713,6 +16917,7 @@
           <w:p>
             <w:pPr>
               <w:spacing w:line="360" w:lineRule="auto"/>
+              <w:jc w:val="left"/>
             </w:pPr>
             <w:r>
               <w:t>Data should still be available after reopening</w:t>
@@ -16729,6 +16934,7 @@
           <w:p>
             <w:pPr>
               <w:spacing w:line="360" w:lineRule="auto"/>
+              <w:jc w:val="left"/>
             </w:pPr>
             <w:r>
               <w:t>DB-02</w:t>
@@ -16743,6 +16949,7 @@
           <w:p>
             <w:pPr>
               <w:spacing w:line="360" w:lineRule="auto"/>
+              <w:jc w:val="left"/>
             </w:pPr>
             <w:r>
               <w:t>Invalid Amount Check</w:t>
@@ -16757,6 +16964,7 @@
           <w:p>
             <w:pPr>
               <w:spacing w:line="360" w:lineRule="auto"/>
+              <w:jc w:val="left"/>
             </w:pPr>
             <w:r>
               <w:t>Enter text or negative number in amount</w:t>
@@ -16771,6 +16979,7 @@
           <w:p>
             <w:pPr>
               <w:spacing w:line="360" w:lineRule="auto"/>
+              <w:jc w:val="left"/>
             </w:pPr>
             <w:r>
               <w:t>System should show error message</w:t>
@@ -16809,73 +17018,168 @@
       <w:pPr>
         <w:pStyle w:val="Heading1"/>
       </w:pPr>
-      <w:bookmarkStart w:id="49" w:name="_Toc236258090"/>
+      <w:bookmarkStart w:id="50" w:name="_Toc236932643"/>
       <w:r>
         <w:lastRenderedPageBreak/>
-        <w:t xml:space="preserve">Chapter </w:t>
-      </w:r>
-      <w:r>
-        <w:t>4</w:t>
-      </w:r>
-      <w:r>
-        <w:t xml:space="preserve">: </w:t>
-      </w:r>
-      <w:r>
-        <w:t>Monitoring &amp; Control</w:t>
-      </w:r>
-      <w:bookmarkEnd w:id="49"/>
+        <w:t>Chapter 4: Monitoring &amp; Control</w:t>
+      </w:r>
+      <w:bookmarkEnd w:id="50"/>
     </w:p>
     <w:p>
       <w:pPr>
         <w:pStyle w:val="Heading2"/>
       </w:pPr>
-      <w:bookmarkStart w:id="50" w:name="_Toc236258091"/>
-      <w:r>
-        <w:t>4.1 Monitoring &amp; Contro</w:t>
-      </w:r>
-      <w:bookmarkEnd w:id="50"/>
-      <w:r>
-        <w:t>l</w:t>
-      </w:r>
+      <w:bookmarkStart w:id="51" w:name="_Toc236932644"/>
+      <w:r>
+        <w:t>4.1 Monitoring &amp; Control</w:t>
+      </w:r>
+      <w:bookmarkEnd w:id="51"/>
     </w:p>
     <w:p>
       <w:pPr>
         <w:pStyle w:val="Heading3"/>
       </w:pPr>
-      <w:bookmarkStart w:id="51" w:name="_Toc236258092"/>
+      <w:bookmarkStart w:id="52" w:name="_Toc236932645"/>
       <w:r>
         <w:t>4.1.1 Time Monitoring</w:t>
       </w:r>
-      <w:bookmarkEnd w:id="51"/>
-    </w:p>
-    <w:p>
-      <w:r>
-        <w:t>Time monitoring is done using a Gantt Chart. The Gantt Chart shows the planned schedule of all major activities of the Personal Expense Tracker project.</w:t>
-      </w:r>
-    </w:p>
-    <w:p/>
+      <w:bookmarkEnd w:id="52"/>
+    </w:p>
+    <w:p>
+      <w:r>
+        <w:t>Time monitoring of the Personal Expense Tracker project was carried out using a Gantt Chart. The Gantt Chart presented the planned schedule of all major activities across the 8-week timeline and was used to track actual progress against the plan on a weekly basis.</w:t>
+      </w:r>
+    </w:p>
+    <w:p>
+      <w:r>
+        <w:t>The Gantt Chart used for time monitoring is the same as shown in Figure 2.1 (Chapter 2).</w:t>
+      </w:r>
+    </w:p>
+    <w:p>
+      <w:r>
+        <w:t>Throughout the project, progress was reviewed every week. All major milestones (Requirements, Design, Implementation, Testing, and Final Submission) were completed according to the planned schedule. The project was finished within the allocated 8 weeks without any major delay</w:t>
+      </w:r>
+      <w:r>
+        <w:t>.</w:t>
+      </w:r>
+    </w:p>
+    <w:p>
+      <w:pPr>
+        <w:rPr>
+          <w:noProof/>
+        </w:rPr>
+      </w:pPr>
+    </w:p>
+    <w:p>
+      <w:r>
+        <w:rPr>
+          <w:noProof/>
+        </w:rPr>
+        <w:drawing>
+          <wp:inline distT="0" distB="0" distL="0" distR="0" wp14:anchorId="6AAF0162" wp14:editId="35E35E68">
+            <wp:extent cx="4709668" cy="2528267"/>
+            <wp:effectExtent l="0" t="0" r="0" b="5715"/>
+            <wp:docPr id="1065875280" name="Picture 4"/>
+            <wp:cNvGraphicFramePr>
+              <a:graphicFrameLocks xmlns:a="http://schemas.openxmlformats.org/drawingml/2006/main" noChangeAspect="1"/>
+            </wp:cNvGraphicFramePr>
+            <a:graphic xmlns:a="http://schemas.openxmlformats.org/drawingml/2006/main">
+              <a:graphicData uri="http://schemas.openxmlformats.org/drawingml/2006/picture">
+                <pic:pic xmlns:pic="http://schemas.openxmlformats.org/drawingml/2006/picture">
+                  <pic:nvPicPr>
+                    <pic:cNvPr id="285261179" name="Picture 285261179"/>
+                    <pic:cNvPicPr/>
+                  </pic:nvPicPr>
+                  <pic:blipFill rotWithShape="1">
+                    <a:blip r:embed="rId10" cstate="print">
+                      <a:extLst>
+                        <a:ext uri="{28A0092B-C50C-407E-A947-70E740481C1C}">
+                          <a14:useLocalDpi xmlns:a14="http://schemas.microsoft.com/office/drawing/2010/main" val="0"/>
+                        </a:ext>
+                      </a:extLst>
+                    </a:blip>
+                    <a:srcRect t="6471"/>
+                    <a:stretch/>
+                  </pic:blipFill>
+                  <pic:spPr bwMode="auto">
+                    <a:xfrm>
+                      <a:off x="0" y="0"/>
+                      <a:ext cx="4711792" cy="2529407"/>
+                    </a:xfrm>
+                    <a:prstGeom prst="rect">
+                      <a:avLst/>
+                    </a:prstGeom>
+                    <a:ln>
+                      <a:noFill/>
+                    </a:ln>
+                    <a:extLst>
+                      <a:ext uri="{53640926-AAD7-44D8-BBD7-CCE9431645EC}">
+                        <a14:shadowObscured xmlns:a14="http://schemas.microsoft.com/office/drawing/2010/main"/>
+                      </a:ext>
+                    </a:extLst>
+                  </pic:spPr>
+                </pic:pic>
+              </a:graphicData>
+            </a:graphic>
+          </wp:inline>
+        </w:drawing>
+      </w:r>
+    </w:p>
+    <w:p>
+      <w:pPr>
+        <w:jc w:val="center"/>
+        <w:rPr>
+          <w:i/>
+          <w:iCs/>
+        </w:rPr>
+      </w:pPr>
+      <w:r>
+        <w:rPr>
+          <w:i/>
+          <w:iCs/>
+        </w:rPr>
+        <w:t>Fig 4.1: Gantt Chart after completion of project</w:t>
+      </w:r>
+    </w:p>
     <w:p>
       <w:pPr>
         <w:pStyle w:val="Heading3"/>
       </w:pPr>
-      <w:bookmarkStart w:id="52" w:name="_Toc236258093"/>
+      <w:bookmarkStart w:id="53" w:name="_Toc236932646"/>
       <w:r>
         <w:t>4.1.2 Cost Monitoring</w:t>
       </w:r>
-      <w:bookmarkEnd w:id="52"/>
-    </w:p>
-    <w:p>
-      <w:r>
-        <w:t>Cost monitoring of the Personal Expense Tracker project is carried out using Earned Value Management (EVM) technique. This method helps to measure project performance by comparing planned work, completed work, and actual effort.</w:t>
+      <w:bookmarkEnd w:id="53"/>
+    </w:p>
+    <w:p>
+      <w:r>
+        <w:t>Cost monitoring of the Personal Expense Tracker project was carried out using the Earned Value Management (EVM) technique.</w:t>
       </w:r>
     </w:p>
     <w:p>
       <w:r>
         <w:rPr>
           <w:b/>
-          <w:bCs/>
         </w:rPr>
-        <w:t>Main Earned Value Parameters:</w:t>
+        <w:t>Assumptions:</w:t>
+      </w:r>
+    </w:p>
+    <w:p>
+      <w:r>
+        <w:t>Total planned effort = 40 person-days (8 weeks × 5 working days)</w:t>
+      </w:r>
+    </w:p>
+    <w:p>
+      <w:r>
+        <w:t>Developer worked according to the planned schedule</w:t>
+      </w:r>
+    </w:p>
+    <w:p>
+      <w:r>
+        <w:rPr>
+          <w:b/>
+        </w:rPr>
+        <w:t>Earned Value Parameters (at project completion):</w:t>
       </w:r>
     </w:p>
     <w:tbl>
@@ -16886,8 +17190,8 @@
       </w:tblPr>
       <w:tblGrid>
         <w:gridCol w:w="1309"/>
-        <w:gridCol w:w="3101"/>
-        <w:gridCol w:w="4246"/>
+        <w:gridCol w:w="1676"/>
+        <w:gridCol w:w="3955"/>
       </w:tblGrid>
       <w:tr>
         <w:tc>
@@ -16930,7 +17234,7 @@
                 <w:b/>
                 <w:bCs/>
               </w:rPr>
-              <w:t>Full Form</w:t>
+              <w:t>Value</w:t>
             </w:r>
           </w:p>
         </w:tc>
@@ -16982,21 +17286,21 @@
               <w:spacing w:line="360" w:lineRule="auto"/>
             </w:pPr>
             <w:r>
-              <w:t>Planned Value</w:t>
-            </w:r>
-          </w:p>
-        </w:tc>
-        <w:tc>
-          <w:tcPr>
-            <w:tcW w:w="0" w:type="auto"/>
-            <w:hideMark/>
-          </w:tcPr>
-          <w:p>
-            <w:pPr>
-              <w:spacing w:line="360" w:lineRule="auto"/>
-            </w:pPr>
-            <w:r>
-              <w:t>Budgeted cost of work scheduled</w:t>
+              <w:t>40 person-days</w:t>
+            </w:r>
+          </w:p>
+        </w:tc>
+        <w:tc>
+          <w:tcPr>
+            <w:tcW w:w="0" w:type="auto"/>
+            <w:hideMark/>
+          </w:tcPr>
+          <w:p>
+            <w:pPr>
+              <w:spacing w:line="360" w:lineRule="auto"/>
+            </w:pPr>
+            <w:r>
+              <w:t>Total planned work</w:t>
             </w:r>
           </w:p>
         </w:tc>
@@ -17026,21 +17330,21 @@
               <w:spacing w:line="360" w:lineRule="auto"/>
             </w:pPr>
             <w:r>
-              <w:t>Earned Value</w:t>
-            </w:r>
-          </w:p>
-        </w:tc>
-        <w:tc>
-          <w:tcPr>
-            <w:tcW w:w="0" w:type="auto"/>
-            <w:hideMark/>
-          </w:tcPr>
-          <w:p>
-            <w:pPr>
-              <w:spacing w:line="360" w:lineRule="auto"/>
-            </w:pPr>
-            <w:r>
-              <w:t>Budgeted cost of work performed</w:t>
+              <w:t>40 person-days</w:t>
+            </w:r>
+          </w:p>
+        </w:tc>
+        <w:tc>
+          <w:tcPr>
+            <w:tcW w:w="0" w:type="auto"/>
+            <w:hideMark/>
+          </w:tcPr>
+          <w:p>
+            <w:pPr>
+              <w:spacing w:line="360" w:lineRule="auto"/>
+            </w:pPr>
+            <w:r>
+              <w:t>Work actually completed</w:t>
             </w:r>
           </w:p>
         </w:tc>
@@ -17056,6 +17360,7 @@
               <w:spacing w:line="360" w:lineRule="auto"/>
             </w:pPr>
             <w:r>
+              <w:lastRenderedPageBreak/>
               <w:t>AC</w:t>
             </w:r>
           </w:p>
@@ -17070,21 +17375,21 @@
               <w:spacing w:line="360" w:lineRule="auto"/>
             </w:pPr>
             <w:r>
-              <w:t>Actual Cost</w:t>
-            </w:r>
-          </w:p>
-        </w:tc>
-        <w:tc>
-          <w:tcPr>
-            <w:tcW w:w="0" w:type="auto"/>
-            <w:hideMark/>
-          </w:tcPr>
-          <w:p>
-            <w:pPr>
-              <w:spacing w:line="360" w:lineRule="auto"/>
-            </w:pPr>
-            <w:r>
-              <w:t>Actual effort/cost spent</w:t>
+              <w:t>40 person-days</w:t>
+            </w:r>
+          </w:p>
+        </w:tc>
+        <w:tc>
+          <w:tcPr>
+            <w:tcW w:w="0" w:type="auto"/>
+            <w:hideMark/>
+          </w:tcPr>
+          <w:p>
+            <w:pPr>
+              <w:spacing w:line="360" w:lineRule="auto"/>
+            </w:pPr>
+            <w:r>
+              <w:t>Actual effort spent</w:t>
             </w:r>
           </w:p>
         </w:tc>
@@ -17114,21 +17419,21 @@
               <w:spacing w:line="360" w:lineRule="auto"/>
             </w:pPr>
             <w:r>
-              <w:t>Schedule Variance (EV – PV)</w:t>
-            </w:r>
-          </w:p>
-        </w:tc>
-        <w:tc>
-          <w:tcPr>
-            <w:tcW w:w="0" w:type="auto"/>
-            <w:hideMark/>
-          </w:tcPr>
-          <w:p>
-            <w:pPr>
-              <w:spacing w:line="360" w:lineRule="auto"/>
-            </w:pPr>
-            <w:r>
-              <w:t>Indicates whether the project is ahead or behind schedule</w:t>
+              <w:t>0</w:t>
+            </w:r>
+          </w:p>
+        </w:tc>
+        <w:tc>
+          <w:tcPr>
+            <w:tcW w:w="0" w:type="auto"/>
+            <w:hideMark/>
+          </w:tcPr>
+          <w:p>
+            <w:pPr>
+              <w:spacing w:line="360" w:lineRule="auto"/>
+            </w:pPr>
+            <w:r>
+              <w:t>No schedule variance (project on time)</w:t>
             </w:r>
           </w:p>
         </w:tc>
@@ -17158,21 +17463,21 @@
               <w:spacing w:line="360" w:lineRule="auto"/>
             </w:pPr>
             <w:r>
-              <w:t>Cost Variance (EV – AC)</w:t>
-            </w:r>
-          </w:p>
-        </w:tc>
-        <w:tc>
-          <w:tcPr>
-            <w:tcW w:w="0" w:type="auto"/>
-            <w:hideMark/>
-          </w:tcPr>
-          <w:p>
-            <w:pPr>
-              <w:spacing w:line="360" w:lineRule="auto"/>
-            </w:pPr>
-            <w:r>
-              <w:t>Indicates whether the project is under or over budget</w:t>
+              <w:t>0</w:t>
+            </w:r>
+          </w:p>
+        </w:tc>
+        <w:tc>
+          <w:tcPr>
+            <w:tcW w:w="0" w:type="auto"/>
+            <w:hideMark/>
+          </w:tcPr>
+          <w:p>
+            <w:pPr>
+              <w:spacing w:line="360" w:lineRule="auto"/>
+            </w:pPr>
+            <w:r>
+              <w:t>No cost/effort variance</w:t>
             </w:r>
           </w:p>
         </w:tc>
@@ -17202,21 +17507,21 @@
               <w:spacing w:line="360" w:lineRule="auto"/>
             </w:pPr>
             <w:r>
-              <w:t>Schedule Performance Index (EV/PV)</w:t>
-            </w:r>
-          </w:p>
-        </w:tc>
-        <w:tc>
-          <w:tcPr>
-            <w:tcW w:w="0" w:type="auto"/>
-            <w:hideMark/>
-          </w:tcPr>
-          <w:p>
-            <w:pPr>
-              <w:spacing w:line="360" w:lineRule="auto"/>
-            </w:pPr>
-            <w:r>
-              <w:t>SPI &gt; 1 means ahead of schedule</w:t>
+              <w:t>1.0</w:t>
+            </w:r>
+          </w:p>
+        </w:tc>
+        <w:tc>
+          <w:tcPr>
+            <w:tcW w:w="0" w:type="auto"/>
+            <w:hideMark/>
+          </w:tcPr>
+          <w:p>
+            <w:pPr>
+              <w:spacing w:line="360" w:lineRule="auto"/>
+            </w:pPr>
+            <w:r>
+              <w:t>Project completed exactly on schedule</w:t>
             </w:r>
           </w:p>
         </w:tc>
@@ -17246,88 +17551,65 @@
               <w:spacing w:line="360" w:lineRule="auto"/>
             </w:pPr>
             <w:r>
-              <w:t>Cost Performance Index (EV/AC)</w:t>
-            </w:r>
-          </w:p>
-        </w:tc>
-        <w:tc>
-          <w:tcPr>
-            <w:tcW w:w="0" w:type="auto"/>
-            <w:hideMark/>
-          </w:tcPr>
-          <w:p>
-            <w:pPr>
-              <w:spacing w:line="360" w:lineRule="auto"/>
-            </w:pPr>
-            <w:r>
-              <w:t>CPI &gt; 1 means under budget</w:t>
+              <w:t>1.0</w:t>
+            </w:r>
+          </w:p>
+        </w:tc>
+        <w:tc>
+          <w:tcPr>
+            <w:tcW w:w="0" w:type="auto"/>
+            <w:hideMark/>
+          </w:tcPr>
+          <w:p>
+            <w:pPr>
+              <w:spacing w:line="360" w:lineRule="auto"/>
+            </w:pPr>
+            <w:r>
+              <w:t>Effort used matched the planned effort</w:t>
             </w:r>
           </w:p>
         </w:tc>
       </w:tr>
     </w:tbl>
     <w:p>
-      <w:r>
+      <w:pPr>
         <w:rPr>
           <w:b/>
           <w:bCs/>
         </w:rPr>
-        <w:t>Monitoring Indicators:</w:t>
-      </w:r>
-    </w:p>
-    <w:p>
-      <w:pPr>
-        <w:numPr>
-          <w:ilvl w:val="0"/>
-          <w:numId w:val="47"/>
-        </w:numPr>
-      </w:pPr>
-      <w:r>
-        <w:t>SPI &lt; 1 → Project is behind schedule</w:t>
-      </w:r>
-    </w:p>
-    <w:p>
-      <w:pPr>
-        <w:numPr>
-          <w:ilvl w:val="0"/>
-          <w:numId w:val="47"/>
-        </w:numPr>
-      </w:pPr>
-      <w:r>
-        <w:t>CPI &lt; 1 → Project is consuming more effort than planned</w:t>
-      </w:r>
-    </w:p>
-    <w:p>
-      <w:pPr>
-        <w:numPr>
-          <w:ilvl w:val="0"/>
-          <w:numId w:val="47"/>
-        </w:numPr>
-      </w:pPr>
-      <w:r>
-        <w:t>SPI ≈ 1 and CPI ≈ 1 → Project performance is healthy</w:t>
-      </w:r>
-    </w:p>
-    <w:p>
-      <w:r>
-        <w:t>These parameters and indicators will be used regularly to monitor the progress and performance of the project.</w:t>
+      </w:pPr>
+      <w:r>
+        <w:rPr>
+          <w:b/>
+          <w:bCs/>
+        </w:rPr>
+        <w:t>Interpretation:</w:t>
+      </w:r>
+    </w:p>
+    <w:p>
+      <w:r>
+        <w:t>SPI = 1.0 means the project finished exactly on time.</w:t>
+      </w:r>
+    </w:p>
+    <w:p>
+      <w:r>
+        <w:t>CPI = 1.0 means no extra effort was required.</w:t>
+      </w:r>
+    </w:p>
+    <w:p>
+      <w:r>
+        <w:t>Both indicators show that the project was successfully monitored and controlled.</w:t>
       </w:r>
     </w:p>
     <w:p>
       <w:pPr>
         <w:pStyle w:val="Heading3"/>
       </w:pPr>
-      <w:bookmarkStart w:id="53" w:name="_Toc236258094"/>
-      <w:r>
-        <w:t>4.1.</w:t>
-      </w:r>
-      <w:r>
-        <w:t xml:space="preserve">3 </w:t>
-      </w:r>
-      <w:r>
-        <w:t>Control Measures</w:t>
-      </w:r>
-      <w:bookmarkEnd w:id="53"/>
+      <w:bookmarkStart w:id="54" w:name="_Toc236932647"/>
+      <w:r>
+        <w:t>4.1.3 Control Measures</w:t>
+      </w:r>
+      <w:bookmarkEnd w:id="54"/>
     </w:p>
     <w:p>
       <w:r>
@@ -17365,7 +17647,6 @@
                 <w:b/>
                 <w:bCs/>
               </w:rPr>
-              <w:lastRenderedPageBreak/>
               <w:t>Type of Deviation</w:t>
             </w:r>
           </w:p>
@@ -17648,6 +17929,1435 @@
             </w:pPr>
             <w:r>
               <w:t>Parallel work on documentation while testing</w:t>
+            </w:r>
+          </w:p>
+        </w:tc>
+      </w:tr>
+    </w:tbl>
+    <w:p>
+      <w:r>
+        <w:t>These control measures will help keep the project on track in terms of both time and cost.</w:t>
+      </w:r>
+    </w:p>
+    <w:p>
+      <w:pPr>
+        <w:rPr>
+          <w:b/>
+          <w:bCs/>
+        </w:rPr>
+      </w:pPr>
+      <w:r>
+        <w:rPr>
+          <w:b/>
+          <w:bCs/>
+        </w:rPr>
+        <w:t xml:space="preserve">Project Outcome: </w:t>
+      </w:r>
+    </w:p>
+    <w:p>
+      <w:r>
+        <w:t>During the development of the Personal Expense Tracker, no major time or cost deviation occurred. Regular monitoring using the Gantt Chart and Earned Value parameters helped keep the project on track. As a result, the project was completed successfully within the planned 8-week schedule.</w:t>
+      </w:r>
+    </w:p>
+    <w:p/>
+    <w:p/>
+    <w:p/>
+    <w:p>
+      <w:pPr>
+        <w:pStyle w:val="Heading2"/>
+      </w:pPr>
+      <w:bookmarkStart w:id="55" w:name="_Toc236932648"/>
+      <w:r>
+        <w:lastRenderedPageBreak/>
+        <w:t>4.</w:t>
+      </w:r>
+      <w:r>
+        <w:t>2 Quality Assurance</w:t>
+      </w:r>
+      <w:bookmarkEnd w:id="55"/>
+    </w:p>
+    <w:p>
+      <w:pPr>
+        <w:pStyle w:val="Heading3"/>
+      </w:pPr>
+      <w:bookmarkStart w:id="56" w:name="_Toc236932649"/>
+      <w:r>
+        <w:t>4.</w:t>
+      </w:r>
+      <w:r>
+        <w:t>2</w:t>
+      </w:r>
+      <w:r>
+        <w:t>.1</w:t>
+      </w:r>
+      <w:r>
+        <w:t xml:space="preserve"> QMS Selection</w:t>
+      </w:r>
+      <w:bookmarkEnd w:id="56"/>
+    </w:p>
+    <w:p>
+      <w:r>
+        <w:t xml:space="preserve">The Quality Management System selected as the base reference for the Personal Expense Tracker project is </w:t>
+      </w:r>
+      <w:r>
+        <w:rPr>
+          <w:b/>
+          <w:bCs/>
+        </w:rPr>
+        <w:t>ISO 9001</w:t>
+      </w:r>
+      <w:r>
+        <w:t>.</w:t>
+      </w:r>
+    </w:p>
+    <w:p>
+      <w:r>
+        <w:rPr>
+          <w:b/>
+          <w:bCs/>
+        </w:rPr>
+        <w:t>Reasons for selecting ISO 9001:</w:t>
+      </w:r>
+    </w:p>
+    <w:p>
+      <w:pPr>
+        <w:numPr>
+          <w:ilvl w:val="0"/>
+          <w:numId w:val="51"/>
+        </w:numPr>
+      </w:pPr>
+      <w:r>
+        <w:t>It provides a clear framework for defining processes, reviewing work products, and controlling quality.</w:t>
+      </w:r>
+    </w:p>
+    <w:p>
+      <w:pPr>
+        <w:numPr>
+          <w:ilvl w:val="0"/>
+          <w:numId w:val="51"/>
+        </w:numPr>
+      </w:pPr>
+      <w:r>
+        <w:t>It is suitable for small projects because its core principles (plan, do, check, act) can be applied in a lightweight way.</w:t>
+      </w:r>
+    </w:p>
+    <w:p>
+      <w:pPr>
+        <w:numPr>
+          <w:ilvl w:val="0"/>
+          <w:numId w:val="51"/>
+        </w:numPr>
+      </w:pPr>
+      <w:r>
+        <w:t>It supports process compliance, reviews, and continuous improvement — all of which fit the Incremental development approach used in this project.</w:t>
+      </w:r>
+    </w:p>
+    <w:p>
+      <w:pPr>
+        <w:numPr>
+          <w:ilvl w:val="0"/>
+          <w:numId w:val="51"/>
+        </w:numPr>
+      </w:pPr>
+      <w:r>
+        <w:t>It is internationally recognized and aligns with the quality practices taught in Software Engineering.</w:t>
+      </w:r>
+    </w:p>
+    <w:p>
+      <w:r>
+        <w:t>A full formal ISO certification is not required for this academic project; only the relevant process and quality practices of ISO 9001 are followed.</w:t>
+      </w:r>
+    </w:p>
+    <w:p>
+      <w:pPr>
+        <w:pStyle w:val="Heading3"/>
+      </w:pPr>
+      <w:bookmarkStart w:id="57" w:name="_Toc236932650"/>
+      <w:r>
+        <w:t>4.2.</w:t>
+      </w:r>
+      <w:r>
+        <w:t>2</w:t>
+      </w:r>
+      <w:r>
+        <w:t xml:space="preserve"> </w:t>
+      </w:r>
+      <w:r>
+        <w:t>Quality Factors</w:t>
+      </w:r>
+      <w:bookmarkEnd w:id="57"/>
+    </w:p>
+    <w:p>
+      <w:r>
+        <w:t>The quality factors considered for the Personal Expense Tracker, listed in order of preference, are:</w:t>
+      </w:r>
+    </w:p>
+    <w:tbl>
+      <w:tblPr>
+        <w:tblStyle w:val="TableGrid"/>
+        <w:tblW w:w="0" w:type="auto"/>
+        <w:tblLook w:val="04A0" w:firstRow="1" w:lastRow="0" w:firstColumn="1" w:lastColumn="0" w:noHBand="0" w:noVBand="1"/>
+      </w:tblPr>
+      <w:tblGrid>
+        <w:gridCol w:w="1894"/>
+        <w:gridCol w:w="1724"/>
+        <w:gridCol w:w="5038"/>
+      </w:tblGrid>
+      <w:tr>
+        <w:tc>
+          <w:tcPr>
+            <w:tcW w:w="0" w:type="auto"/>
+            <w:hideMark/>
+          </w:tcPr>
+          <w:p>
+            <w:pPr>
+              <w:spacing w:line="360" w:lineRule="auto"/>
+              <w:rPr>
+                <w:b/>
+                <w:bCs/>
+              </w:rPr>
+            </w:pPr>
+            <w:r>
+              <w:rPr>
+                <w:b/>
+                <w:bCs/>
+              </w:rPr>
+              <w:t>Preference Order</w:t>
+            </w:r>
+          </w:p>
+        </w:tc>
+        <w:tc>
+          <w:tcPr>
+            <w:tcW w:w="0" w:type="auto"/>
+            <w:hideMark/>
+          </w:tcPr>
+          <w:p>
+            <w:pPr>
+              <w:spacing w:line="360" w:lineRule="auto"/>
+              <w:rPr>
+                <w:b/>
+                <w:bCs/>
+              </w:rPr>
+            </w:pPr>
+            <w:r>
+              <w:rPr>
+                <w:b/>
+                <w:bCs/>
+              </w:rPr>
+              <w:t>Quality Factor</w:t>
+            </w:r>
+          </w:p>
+        </w:tc>
+        <w:tc>
+          <w:tcPr>
+            <w:tcW w:w="0" w:type="auto"/>
+            <w:hideMark/>
+          </w:tcPr>
+          <w:p>
+            <w:pPr>
+              <w:spacing w:line="360" w:lineRule="auto"/>
+              <w:rPr>
+                <w:b/>
+                <w:bCs/>
+              </w:rPr>
+            </w:pPr>
+            <w:r>
+              <w:rPr>
+                <w:b/>
+                <w:bCs/>
+              </w:rPr>
+              <w:t>Reason for Preference</w:t>
+            </w:r>
+          </w:p>
+        </w:tc>
+      </w:tr>
+      <w:tr>
+        <w:tc>
+          <w:tcPr>
+            <w:tcW w:w="0" w:type="auto"/>
+            <w:hideMark/>
+          </w:tcPr>
+          <w:p>
+            <w:pPr>
+              <w:spacing w:line="360" w:lineRule="auto"/>
+            </w:pPr>
+            <w:r>
+              <w:t>1</w:t>
+            </w:r>
+          </w:p>
+        </w:tc>
+        <w:tc>
+          <w:tcPr>
+            <w:tcW w:w="0" w:type="auto"/>
+            <w:hideMark/>
+          </w:tcPr>
+          <w:p>
+            <w:pPr>
+              <w:spacing w:line="360" w:lineRule="auto"/>
+            </w:pPr>
+            <w:r>
+              <w:t>Correctness</w:t>
+            </w:r>
+          </w:p>
+        </w:tc>
+        <w:tc>
+          <w:tcPr>
+            <w:tcW w:w="0" w:type="auto"/>
+            <w:hideMark/>
+          </w:tcPr>
+          <w:p>
+            <w:pPr>
+              <w:spacing w:line="360" w:lineRule="auto"/>
+            </w:pPr>
+            <w:r>
+              <w:t>Calculations and stored data must be accurate</w:t>
+            </w:r>
+          </w:p>
+        </w:tc>
+      </w:tr>
+      <w:tr>
+        <w:tc>
+          <w:tcPr>
+            <w:tcW w:w="0" w:type="auto"/>
+            <w:hideMark/>
+          </w:tcPr>
+          <w:p>
+            <w:pPr>
+              <w:spacing w:line="360" w:lineRule="auto"/>
+            </w:pPr>
+            <w:r>
+              <w:t>2</w:t>
+            </w:r>
+          </w:p>
+        </w:tc>
+        <w:tc>
+          <w:tcPr>
+            <w:tcW w:w="0" w:type="auto"/>
+            <w:hideMark/>
+          </w:tcPr>
+          <w:p>
+            <w:pPr>
+              <w:spacing w:line="360" w:lineRule="auto"/>
+            </w:pPr>
+            <w:r>
+              <w:t>Reliability</w:t>
+            </w:r>
+          </w:p>
+        </w:tc>
+        <w:tc>
+          <w:tcPr>
+            <w:tcW w:w="0" w:type="auto"/>
+            <w:hideMark/>
+          </w:tcPr>
+          <w:p>
+            <w:pPr>
+              <w:spacing w:line="360" w:lineRule="auto"/>
+            </w:pPr>
+            <w:r>
+              <w:t>Application must not crash or lose data during normal use</w:t>
+            </w:r>
+          </w:p>
+        </w:tc>
+      </w:tr>
+      <w:tr>
+        <w:tc>
+          <w:tcPr>
+            <w:tcW w:w="0" w:type="auto"/>
+            <w:hideMark/>
+          </w:tcPr>
+          <w:p>
+            <w:pPr>
+              <w:spacing w:line="360" w:lineRule="auto"/>
+            </w:pPr>
+            <w:r>
+              <w:t>3</w:t>
+            </w:r>
+          </w:p>
+        </w:tc>
+        <w:tc>
+          <w:tcPr>
+            <w:tcW w:w="0" w:type="auto"/>
+            <w:hideMark/>
+          </w:tcPr>
+          <w:p>
+            <w:pPr>
+              <w:spacing w:line="360" w:lineRule="auto"/>
+            </w:pPr>
+            <w:r>
+              <w:t>Usability</w:t>
+            </w:r>
+          </w:p>
+        </w:tc>
+        <w:tc>
+          <w:tcPr>
+            <w:tcW w:w="0" w:type="auto"/>
+            <w:hideMark/>
+          </w:tcPr>
+          <w:p>
+            <w:pPr>
+              <w:spacing w:line="360" w:lineRule="auto"/>
+            </w:pPr>
+            <w:r>
+              <w:t>Interface must be simple for non-technical users</w:t>
+            </w:r>
+          </w:p>
+        </w:tc>
+      </w:tr>
+      <w:tr>
+        <w:tc>
+          <w:tcPr>
+            <w:tcW w:w="0" w:type="auto"/>
+            <w:hideMark/>
+          </w:tcPr>
+          <w:p>
+            <w:pPr>
+              <w:spacing w:line="360" w:lineRule="auto"/>
+            </w:pPr>
+            <w:r>
+              <w:t>4</w:t>
+            </w:r>
+          </w:p>
+        </w:tc>
+        <w:tc>
+          <w:tcPr>
+            <w:tcW w:w="0" w:type="auto"/>
+            <w:hideMark/>
+          </w:tcPr>
+          <w:p>
+            <w:pPr>
+              <w:spacing w:line="360" w:lineRule="auto"/>
+            </w:pPr>
+            <w:r>
+              <w:t>Maintainability</w:t>
+            </w:r>
+          </w:p>
+        </w:tc>
+        <w:tc>
+          <w:tcPr>
+            <w:tcW w:w="0" w:type="auto"/>
+            <w:hideMark/>
+          </w:tcPr>
+          <w:p>
+            <w:pPr>
+              <w:spacing w:line="360" w:lineRule="auto"/>
+            </w:pPr>
+            <w:r>
+              <w:t>Code must be modular so future changes are easy</w:t>
+            </w:r>
+          </w:p>
+        </w:tc>
+      </w:tr>
+      <w:tr>
+        <w:tc>
+          <w:tcPr>
+            <w:tcW w:w="0" w:type="auto"/>
+            <w:hideMark/>
+          </w:tcPr>
+          <w:p>
+            <w:pPr>
+              <w:spacing w:line="360" w:lineRule="auto"/>
+            </w:pPr>
+            <w:r>
+              <w:t>5</w:t>
+            </w:r>
+          </w:p>
+        </w:tc>
+        <w:tc>
+          <w:tcPr>
+            <w:tcW w:w="0" w:type="auto"/>
+            <w:hideMark/>
+          </w:tcPr>
+          <w:p>
+            <w:pPr>
+              <w:spacing w:line="360" w:lineRule="auto"/>
+            </w:pPr>
+            <w:r>
+              <w:t>Efficiency</w:t>
+            </w:r>
+          </w:p>
+        </w:tc>
+        <w:tc>
+          <w:tcPr>
+            <w:tcW w:w="0" w:type="auto"/>
+            <w:hideMark/>
+          </w:tcPr>
+          <w:p>
+            <w:pPr>
+              <w:spacing w:line="360" w:lineRule="auto"/>
+            </w:pPr>
+            <w:r>
+              <w:t>Reports and data operations must respond quickly</w:t>
+            </w:r>
+          </w:p>
+        </w:tc>
+      </w:tr>
+      <w:tr>
+        <w:tc>
+          <w:tcPr>
+            <w:tcW w:w="0" w:type="auto"/>
+            <w:hideMark/>
+          </w:tcPr>
+          <w:p>
+            <w:pPr>
+              <w:spacing w:line="360" w:lineRule="auto"/>
+            </w:pPr>
+            <w:r>
+              <w:t>6</w:t>
+            </w:r>
+          </w:p>
+        </w:tc>
+        <w:tc>
+          <w:tcPr>
+            <w:tcW w:w="0" w:type="auto"/>
+            <w:hideMark/>
+          </w:tcPr>
+          <w:p>
+            <w:pPr>
+              <w:spacing w:line="360" w:lineRule="auto"/>
+            </w:pPr>
+            <w:r>
+              <w:t>Portability</w:t>
+            </w:r>
+          </w:p>
+        </w:tc>
+        <w:tc>
+          <w:tcPr>
+            <w:tcW w:w="0" w:type="auto"/>
+            <w:hideMark/>
+          </w:tcPr>
+          <w:p>
+            <w:pPr>
+              <w:spacing w:line="360" w:lineRule="auto"/>
+            </w:pPr>
+            <w:r>
+              <w:t>Application should run on Windows and Linux</w:t>
+            </w:r>
+          </w:p>
+        </w:tc>
+      </w:tr>
+    </w:tbl>
+    <w:p>
+      <w:pPr>
+        <w:pStyle w:val="Heading3"/>
+      </w:pPr>
+    </w:p>
+    <w:p>
+      <w:pPr>
+        <w:pStyle w:val="Heading3"/>
+      </w:pPr>
+      <w:bookmarkStart w:id="58" w:name="_Toc236932651"/>
+      <w:r>
+        <w:t>4.2.</w:t>
+      </w:r>
+      <w:r>
+        <w:t>3</w:t>
+      </w:r>
+      <w:r>
+        <w:t xml:space="preserve"> </w:t>
+      </w:r>
+      <w:r>
+        <w:t>Metrics for Process and Process Measurements</w:t>
+      </w:r>
+      <w:bookmarkEnd w:id="58"/>
+    </w:p>
+    <w:p>
+      <w:r>
+        <w:t>The following metrics were selected to measure process and product quality of the Personal Expense Tracker:</w:t>
+      </w:r>
+    </w:p>
+    <w:p/>
+    <w:p/>
+    <w:p>
+      <w:pPr>
+        <w:rPr>
+          <w:b/>
+          <w:bCs/>
+        </w:rPr>
+      </w:pPr>
+      <w:r>
+        <w:rPr>
+          <w:b/>
+          <w:bCs/>
+        </w:rPr>
+        <w:lastRenderedPageBreak/>
+        <w:t xml:space="preserve">1. Process Metrics </w:t>
+      </w:r>
+    </w:p>
+    <w:tbl>
+      <w:tblPr>
+        <w:tblStyle w:val="TableGrid"/>
+        <w:tblW w:w="0" w:type="auto"/>
+        <w:tblLook w:val="04A0" w:firstRow="1" w:lastRow="0" w:firstColumn="1" w:lastColumn="0" w:noHBand="0" w:noVBand="1"/>
+      </w:tblPr>
+      <w:tblGrid>
+        <w:gridCol w:w="1969"/>
+        <w:gridCol w:w="2414"/>
+        <w:gridCol w:w="4273"/>
+      </w:tblGrid>
+      <w:tr>
+        <w:tc>
+          <w:tcPr>
+            <w:tcW w:w="0" w:type="auto"/>
+            <w:hideMark/>
+          </w:tcPr>
+          <w:p>
+            <w:pPr>
+              <w:spacing w:line="360" w:lineRule="auto"/>
+              <w:rPr>
+                <w:b/>
+                <w:bCs/>
+              </w:rPr>
+            </w:pPr>
+            <w:r>
+              <w:rPr>
+                <w:b/>
+                <w:bCs/>
+              </w:rPr>
+              <w:t>Metric</w:t>
+            </w:r>
+          </w:p>
+        </w:tc>
+        <w:tc>
+          <w:tcPr>
+            <w:tcW w:w="0" w:type="auto"/>
+            <w:hideMark/>
+          </w:tcPr>
+          <w:p>
+            <w:pPr>
+              <w:spacing w:line="360" w:lineRule="auto"/>
+              <w:rPr>
+                <w:b/>
+                <w:bCs/>
+              </w:rPr>
+            </w:pPr>
+            <w:r>
+              <w:rPr>
+                <w:b/>
+                <w:bCs/>
+              </w:rPr>
+              <w:t>Description</w:t>
+            </w:r>
+          </w:p>
+        </w:tc>
+        <w:tc>
+          <w:tcPr>
+            <w:tcW w:w="0" w:type="auto"/>
+            <w:hideMark/>
+          </w:tcPr>
+          <w:p>
+            <w:pPr>
+              <w:spacing w:line="360" w:lineRule="auto"/>
+              <w:rPr>
+                <w:b/>
+                <w:bCs/>
+              </w:rPr>
+            </w:pPr>
+            <w:r>
+              <w:rPr>
+                <w:b/>
+                <w:bCs/>
+              </w:rPr>
+              <w:t>Calculation / Result</w:t>
+            </w:r>
+          </w:p>
+        </w:tc>
+      </w:tr>
+      <w:tr>
+        <w:tc>
+          <w:tcPr>
+            <w:tcW w:w="0" w:type="auto"/>
+            <w:hideMark/>
+          </w:tcPr>
+          <w:p>
+            <w:pPr>
+              <w:spacing w:line="360" w:lineRule="auto"/>
+              <w:jc w:val="left"/>
+            </w:pPr>
+            <w:r>
+              <w:t>Schedule Variance</w:t>
+            </w:r>
+          </w:p>
+        </w:tc>
+        <w:tc>
+          <w:tcPr>
+            <w:tcW w:w="0" w:type="auto"/>
+            <w:hideMark/>
+          </w:tcPr>
+          <w:p>
+            <w:pPr>
+              <w:spacing w:line="360" w:lineRule="auto"/>
+              <w:jc w:val="left"/>
+            </w:pPr>
+            <w:r>
+              <w:t>Difference between planned and actual dates</w:t>
+            </w:r>
+          </w:p>
+        </w:tc>
+        <w:tc>
+          <w:tcPr>
+            <w:tcW w:w="0" w:type="auto"/>
+            <w:hideMark/>
+          </w:tcPr>
+          <w:p>
+            <w:pPr>
+              <w:spacing w:line="360" w:lineRule="auto"/>
+              <w:jc w:val="left"/>
+            </w:pPr>
+            <w:r>
+              <w:t>Planned = 8 weeks Actual = 8 weeks SV = 0 (On time)</w:t>
+            </w:r>
+          </w:p>
+        </w:tc>
+      </w:tr>
+      <w:tr>
+        <w:tc>
+          <w:tcPr>
+            <w:tcW w:w="0" w:type="auto"/>
+            <w:hideMark/>
+          </w:tcPr>
+          <w:p>
+            <w:pPr>
+              <w:spacing w:line="360" w:lineRule="auto"/>
+              <w:jc w:val="left"/>
+            </w:pPr>
+            <w:r>
+              <w:t>Effort Variance</w:t>
+            </w:r>
+          </w:p>
+        </w:tc>
+        <w:tc>
+          <w:tcPr>
+            <w:tcW w:w="0" w:type="auto"/>
+            <w:hideMark/>
+          </w:tcPr>
+          <w:p>
+            <w:pPr>
+              <w:spacing w:line="360" w:lineRule="auto"/>
+              <w:jc w:val="left"/>
+            </w:pPr>
+            <w:r>
+              <w:t>Planned effort vs actual effort</w:t>
+            </w:r>
+          </w:p>
+        </w:tc>
+        <w:tc>
+          <w:tcPr>
+            <w:tcW w:w="0" w:type="auto"/>
+            <w:hideMark/>
+          </w:tcPr>
+          <w:p>
+            <w:pPr>
+              <w:spacing w:line="360" w:lineRule="auto"/>
+              <w:jc w:val="left"/>
+            </w:pPr>
+            <w:r>
+              <w:t>Planned = 40 person-days Actual = 40 person-days Effort Variance = 0</w:t>
+            </w:r>
+          </w:p>
+        </w:tc>
+      </w:tr>
+      <w:tr>
+        <w:tc>
+          <w:tcPr>
+            <w:tcW w:w="0" w:type="auto"/>
+            <w:hideMark/>
+          </w:tcPr>
+          <w:p>
+            <w:pPr>
+              <w:spacing w:line="360" w:lineRule="auto"/>
+              <w:jc w:val="left"/>
+            </w:pPr>
+            <w:r>
+              <w:t>Defects found per increment</w:t>
+            </w:r>
+          </w:p>
+        </w:tc>
+        <w:tc>
+          <w:tcPr>
+            <w:tcW w:w="0" w:type="auto"/>
+            <w:hideMark/>
+          </w:tcPr>
+          <w:p>
+            <w:pPr>
+              <w:spacing w:line="360" w:lineRule="auto"/>
+              <w:jc w:val="left"/>
+            </w:pPr>
+            <w:r>
+              <w:t>Defects detected after each increment</w:t>
+            </w:r>
+          </w:p>
+        </w:tc>
+        <w:tc>
+          <w:tcPr>
+            <w:tcW w:w="0" w:type="auto"/>
+            <w:hideMark/>
+          </w:tcPr>
+          <w:p>
+            <w:pPr>
+              <w:spacing w:line="360" w:lineRule="auto"/>
+              <w:jc w:val="left"/>
+            </w:pPr>
+            <w:r>
+              <w:t>Increment 1: 3 defects Increment 2: 2 defects Increment 3: 1 defect Total = 6 defects</w:t>
+            </w:r>
+          </w:p>
+        </w:tc>
+      </w:tr>
+      <w:tr>
+        <w:tc>
+          <w:tcPr>
+            <w:tcW w:w="0" w:type="auto"/>
+            <w:hideMark/>
+          </w:tcPr>
+          <w:p>
+            <w:pPr>
+              <w:spacing w:line="360" w:lineRule="auto"/>
+              <w:jc w:val="left"/>
+            </w:pPr>
+            <w:r>
+              <w:t>Defect Removal Efficiency (DRE)</w:t>
+            </w:r>
+          </w:p>
+        </w:tc>
+        <w:tc>
+          <w:tcPr>
+            <w:tcW w:w="0" w:type="auto"/>
+            <w:hideMark/>
+          </w:tcPr>
+          <w:p>
+            <w:pPr>
+              <w:spacing w:line="360" w:lineRule="auto"/>
+              <w:jc w:val="left"/>
+            </w:pPr>
+            <w:r>
+              <w:t>DRE = E / (E + D)</w:t>
+            </w:r>
+          </w:p>
+        </w:tc>
+        <w:tc>
+          <w:tcPr>
+            <w:tcW w:w="0" w:type="auto"/>
+            <w:hideMark/>
+          </w:tcPr>
+          <w:p>
+            <w:pPr>
+              <w:spacing w:line="360" w:lineRule="auto"/>
+              <w:jc w:val="left"/>
+            </w:pPr>
+            <w:r>
+              <w:t>E = 6 (defects found before delivery) D = 0 (defects found after delivery) DRE = 6 / (6+0) = 1.0 (100%)</w:t>
+            </w:r>
+          </w:p>
+        </w:tc>
+      </w:tr>
+    </w:tbl>
+    <w:p>
+      <w:pPr>
+        <w:rPr>
+          <w:b/>
+          <w:bCs/>
+        </w:rPr>
+      </w:pPr>
+    </w:p>
+    <w:p>
+      <w:pPr>
+        <w:rPr>
+          <w:b/>
+          <w:bCs/>
+        </w:rPr>
+      </w:pPr>
+      <w:r>
+        <w:rPr>
+          <w:b/>
+          <w:bCs/>
+        </w:rPr>
+        <w:t>2. Product Metrics</w:t>
+      </w:r>
+    </w:p>
+    <w:tbl>
+      <w:tblPr>
+        <w:tblStyle w:val="TableGrid"/>
+        <w:tblW w:w="0" w:type="auto"/>
+        <w:tblLook w:val="04A0" w:firstRow="1" w:lastRow="0" w:firstColumn="1" w:lastColumn="0" w:noHBand="0" w:noVBand="1"/>
+      </w:tblPr>
+      <w:tblGrid>
+        <w:gridCol w:w="2091"/>
+        <w:gridCol w:w="3059"/>
+        <w:gridCol w:w="3506"/>
+      </w:tblGrid>
+      <w:tr>
+        <w:tc>
+          <w:tcPr>
+            <w:tcW w:w="0" w:type="auto"/>
+            <w:hideMark/>
+          </w:tcPr>
+          <w:p>
+            <w:pPr>
+              <w:spacing w:line="360" w:lineRule="auto"/>
+              <w:rPr>
+                <w:b/>
+                <w:bCs/>
+              </w:rPr>
+            </w:pPr>
+            <w:r>
+              <w:rPr>
+                <w:b/>
+                <w:bCs/>
+              </w:rPr>
+              <w:t>Metric</w:t>
+            </w:r>
+          </w:p>
+        </w:tc>
+        <w:tc>
+          <w:tcPr>
+            <w:tcW w:w="0" w:type="auto"/>
+            <w:hideMark/>
+          </w:tcPr>
+          <w:p>
+            <w:pPr>
+              <w:spacing w:line="360" w:lineRule="auto"/>
+              <w:rPr>
+                <w:b/>
+                <w:bCs/>
+              </w:rPr>
+            </w:pPr>
+            <w:r>
+              <w:rPr>
+                <w:b/>
+                <w:bCs/>
+              </w:rPr>
+              <w:t>Description</w:t>
+            </w:r>
+          </w:p>
+        </w:tc>
+        <w:tc>
+          <w:tcPr>
+            <w:tcW w:w="0" w:type="auto"/>
+            <w:hideMark/>
+          </w:tcPr>
+          <w:p>
+            <w:pPr>
+              <w:spacing w:line="360" w:lineRule="auto"/>
+              <w:rPr>
+                <w:b/>
+                <w:bCs/>
+              </w:rPr>
+            </w:pPr>
+            <w:r>
+              <w:rPr>
+                <w:b/>
+                <w:bCs/>
+              </w:rPr>
+              <w:t>Calculation / Result</w:t>
+            </w:r>
+          </w:p>
+        </w:tc>
+      </w:tr>
+      <w:tr>
+        <w:tc>
+          <w:tcPr>
+            <w:tcW w:w="0" w:type="auto"/>
+            <w:hideMark/>
+          </w:tcPr>
+          <w:p>
+            <w:pPr>
+              <w:spacing w:line="360" w:lineRule="auto"/>
+              <w:jc w:val="left"/>
+            </w:pPr>
+            <w:r>
+              <w:t>Size (KLOC)</w:t>
+            </w:r>
+          </w:p>
+        </w:tc>
+        <w:tc>
+          <w:tcPr>
+            <w:tcW w:w="0" w:type="auto"/>
+            <w:hideMark/>
+          </w:tcPr>
+          <w:p>
+            <w:pPr>
+              <w:spacing w:line="360" w:lineRule="auto"/>
+              <w:jc w:val="left"/>
+            </w:pPr>
+            <w:r>
+              <w:t>Approximate size of source code</w:t>
+            </w:r>
+          </w:p>
+        </w:tc>
+        <w:tc>
+          <w:tcPr>
+            <w:tcW w:w="0" w:type="auto"/>
+            <w:hideMark/>
+          </w:tcPr>
+          <w:p>
+            <w:pPr>
+              <w:spacing w:line="360" w:lineRule="auto"/>
+              <w:jc w:val="left"/>
+            </w:pPr>
+            <w:r>
+              <w:t>≈ 1.0 KLOC</w:t>
+            </w:r>
+          </w:p>
+        </w:tc>
+      </w:tr>
+      <w:tr>
+        <w:tc>
+          <w:tcPr>
+            <w:tcW w:w="0" w:type="auto"/>
+            <w:hideMark/>
+          </w:tcPr>
+          <w:p>
+            <w:pPr>
+              <w:spacing w:line="360" w:lineRule="auto"/>
+              <w:jc w:val="left"/>
+            </w:pPr>
+            <w:r>
+              <w:t>Defects per KLOC</w:t>
+            </w:r>
+          </w:p>
+        </w:tc>
+        <w:tc>
+          <w:tcPr>
+            <w:tcW w:w="0" w:type="auto"/>
+            <w:hideMark/>
+          </w:tcPr>
+          <w:p>
+            <w:pPr>
+              <w:spacing w:line="360" w:lineRule="auto"/>
+              <w:jc w:val="left"/>
+            </w:pPr>
+            <w:r>
+              <w:t>Defects found / Size</w:t>
+            </w:r>
+          </w:p>
+        </w:tc>
+        <w:tc>
+          <w:tcPr>
+            <w:tcW w:w="0" w:type="auto"/>
+            <w:hideMark/>
+          </w:tcPr>
+          <w:p>
+            <w:pPr>
+              <w:spacing w:line="360" w:lineRule="auto"/>
+              <w:jc w:val="left"/>
+            </w:pPr>
+            <w:r>
+              <w:t>6 defects / 1.0 KLOC = 6 defects/KLOC</w:t>
+            </w:r>
+          </w:p>
+        </w:tc>
+      </w:tr>
+      <w:tr>
+        <w:tc>
+          <w:tcPr>
+            <w:tcW w:w="0" w:type="auto"/>
+            <w:hideMark/>
+          </w:tcPr>
+          <w:p>
+            <w:pPr>
+              <w:spacing w:line="360" w:lineRule="auto"/>
+              <w:jc w:val="left"/>
+            </w:pPr>
+            <w:r>
+              <w:t>Test Cases Passed</w:t>
+            </w:r>
+          </w:p>
+        </w:tc>
+        <w:tc>
+          <w:tcPr>
+            <w:tcW w:w="0" w:type="auto"/>
+            <w:hideMark/>
+          </w:tcPr>
+          <w:p>
+            <w:pPr>
+              <w:spacing w:line="360" w:lineRule="auto"/>
+              <w:jc w:val="left"/>
+            </w:pPr>
+            <w:r>
+              <w:t>Percentage of test cases passed</w:t>
+            </w:r>
+          </w:p>
+        </w:tc>
+        <w:tc>
+          <w:tcPr>
+            <w:tcW w:w="0" w:type="auto"/>
+            <w:hideMark/>
+          </w:tcPr>
+          <w:p>
+            <w:pPr>
+              <w:spacing w:line="360" w:lineRule="auto"/>
+              <w:jc w:val="left"/>
+            </w:pPr>
+            <w:r>
+              <w:t>12 test cases planned 12 passed 100%</w:t>
+            </w:r>
+          </w:p>
+        </w:tc>
+      </w:tr>
+      <w:tr>
+        <w:tc>
+          <w:tcPr>
+            <w:tcW w:w="0" w:type="auto"/>
+            <w:hideMark/>
+          </w:tcPr>
+          <w:p>
+            <w:pPr>
+              <w:spacing w:line="360" w:lineRule="auto"/>
+              <w:jc w:val="left"/>
+            </w:pPr>
+            <w:r>
+              <w:t>Requirements Coverage</w:t>
+            </w:r>
+          </w:p>
+        </w:tc>
+        <w:tc>
+          <w:tcPr>
+            <w:tcW w:w="0" w:type="auto"/>
+            <w:hideMark/>
+          </w:tcPr>
+          <w:p>
+            <w:pPr>
+              <w:spacing w:line="360" w:lineRule="auto"/>
+              <w:jc w:val="left"/>
+            </w:pPr>
+            <w:r>
+              <w:t>% of functional requirements implemented</w:t>
+            </w:r>
+          </w:p>
+        </w:tc>
+        <w:tc>
+          <w:tcPr>
+            <w:tcW w:w="0" w:type="auto"/>
+            <w:hideMark/>
+          </w:tcPr>
+          <w:p>
+            <w:pPr>
+              <w:spacing w:line="360" w:lineRule="auto"/>
+              <w:jc w:val="left"/>
+            </w:pPr>
+            <w:r>
+              <w:t>10 functional requirements 10 implemented 100%</w:t>
+            </w:r>
+          </w:p>
+        </w:tc>
+      </w:tr>
+    </w:tbl>
+    <w:p>
+      <w:pPr>
+        <w:rPr>
+          <w:b/>
+          <w:bCs/>
+        </w:rPr>
+      </w:pPr>
+    </w:p>
+    <w:p>
+      <w:pPr>
+        <w:rPr>
+          <w:b/>
+          <w:bCs/>
+        </w:rPr>
+      </w:pPr>
+      <w:r>
+        <w:rPr>
+          <w:b/>
+          <w:bCs/>
+        </w:rPr>
+        <w:t>Where These Metrics Were Implemented</w:t>
+      </w:r>
+    </w:p>
+    <w:tbl>
+      <w:tblPr>
+        <w:tblStyle w:val="TableGrid"/>
+        <w:tblW w:w="0" w:type="auto"/>
+        <w:tblLook w:val="04A0" w:firstRow="1" w:lastRow="0" w:firstColumn="1" w:lastColumn="0" w:noHBand="0" w:noVBand="1"/>
+      </w:tblPr>
+      <w:tblGrid>
+        <w:gridCol w:w="3203"/>
+        <w:gridCol w:w="5453"/>
+      </w:tblGrid>
+      <w:tr>
+        <w:tc>
+          <w:tcPr>
+            <w:tcW w:w="0" w:type="auto"/>
+            <w:hideMark/>
+          </w:tcPr>
+          <w:p>
+            <w:pPr>
+              <w:spacing w:line="360" w:lineRule="auto"/>
+              <w:rPr>
+                <w:b/>
+                <w:bCs/>
+              </w:rPr>
+            </w:pPr>
+            <w:r>
+              <w:rPr>
+                <w:b/>
+                <w:bCs/>
+              </w:rPr>
+              <w:t>Metric</w:t>
+            </w:r>
+          </w:p>
+        </w:tc>
+        <w:tc>
+          <w:tcPr>
+            <w:tcW w:w="0" w:type="auto"/>
+            <w:hideMark/>
+          </w:tcPr>
+          <w:p>
+            <w:pPr>
+              <w:spacing w:line="360" w:lineRule="auto"/>
+              <w:rPr>
+                <w:b/>
+                <w:bCs/>
+              </w:rPr>
+            </w:pPr>
+            <w:r>
+              <w:rPr>
+                <w:b/>
+                <w:bCs/>
+              </w:rPr>
+              <w:t>Where Applied in the Project</w:t>
+            </w:r>
+          </w:p>
+        </w:tc>
+      </w:tr>
+      <w:tr>
+        <w:tc>
+          <w:tcPr>
+            <w:tcW w:w="0" w:type="auto"/>
+            <w:hideMark/>
+          </w:tcPr>
+          <w:p>
+            <w:pPr>
+              <w:spacing w:line="360" w:lineRule="auto"/>
+            </w:pPr>
+            <w:r>
+              <w:t>Schedule Variance</w:t>
+            </w:r>
+          </w:p>
+        </w:tc>
+        <w:tc>
+          <w:tcPr>
+            <w:tcW w:w="0" w:type="auto"/>
+            <w:hideMark/>
+          </w:tcPr>
+          <w:p>
+            <w:pPr>
+              <w:spacing w:line="360" w:lineRule="auto"/>
+            </w:pPr>
+            <w:r>
+              <w:t>Compared weekly with Gantt Chart (Chapter 2 &amp; 4.1.1)</w:t>
+            </w:r>
+          </w:p>
+        </w:tc>
+      </w:tr>
+      <w:tr>
+        <w:tc>
+          <w:tcPr>
+            <w:tcW w:w="0" w:type="auto"/>
+            <w:hideMark/>
+          </w:tcPr>
+          <w:p>
+            <w:pPr>
+              <w:spacing w:line="360" w:lineRule="auto"/>
+            </w:pPr>
+            <w:r>
+              <w:t>Effort Variance</w:t>
+            </w:r>
+          </w:p>
+        </w:tc>
+        <w:tc>
+          <w:tcPr>
+            <w:tcW w:w="0" w:type="auto"/>
+            <w:hideMark/>
+          </w:tcPr>
+          <w:p>
+            <w:pPr>
+              <w:spacing w:line="360" w:lineRule="auto"/>
+            </w:pPr>
+            <w:r>
+              <w:t>Compared with planned effort in Cost Monitoring (4.1.2)</w:t>
+            </w:r>
+          </w:p>
+        </w:tc>
+      </w:tr>
+      <w:tr>
+        <w:tc>
+          <w:tcPr>
+            <w:tcW w:w="0" w:type="auto"/>
+            <w:hideMark/>
+          </w:tcPr>
+          <w:p>
+            <w:pPr>
+              <w:spacing w:line="360" w:lineRule="auto"/>
+            </w:pPr>
+            <w:r>
+              <w:t>Defects found per increment</w:t>
+            </w:r>
+          </w:p>
+        </w:tc>
+        <w:tc>
+          <w:tcPr>
+            <w:tcW w:w="0" w:type="auto"/>
+            <w:hideMark/>
+          </w:tcPr>
+          <w:p>
+            <w:pPr>
+              <w:spacing w:line="360" w:lineRule="auto"/>
+            </w:pPr>
+            <w:r>
+              <w:t>Recorded during unit and integration testing of each increment</w:t>
+            </w:r>
+          </w:p>
+        </w:tc>
+      </w:tr>
+      <w:tr>
+        <w:tc>
+          <w:tcPr>
+            <w:tcW w:w="0" w:type="auto"/>
+            <w:hideMark/>
+          </w:tcPr>
+          <w:p>
+            <w:pPr>
+              <w:spacing w:line="360" w:lineRule="auto"/>
+            </w:pPr>
+            <w:r>
+              <w:lastRenderedPageBreak/>
+              <w:t>Defect Removal Efficiency (DRE)</w:t>
+            </w:r>
+          </w:p>
+        </w:tc>
+        <w:tc>
+          <w:tcPr>
+            <w:tcW w:w="0" w:type="auto"/>
+            <w:hideMark/>
+          </w:tcPr>
+          <w:p>
+            <w:pPr>
+              <w:spacing w:line="360" w:lineRule="auto"/>
+            </w:pPr>
+            <w:r>
+              <w:t>Calculated at the end of testing phase</w:t>
+            </w:r>
+          </w:p>
+        </w:tc>
+      </w:tr>
+      <w:tr>
+        <w:tc>
+          <w:tcPr>
+            <w:tcW w:w="0" w:type="auto"/>
+            <w:hideMark/>
+          </w:tcPr>
+          <w:p>
+            <w:pPr>
+              <w:spacing w:line="360" w:lineRule="auto"/>
+            </w:pPr>
+            <w:r>
+              <w:t>Size (KLOC)</w:t>
+            </w:r>
+          </w:p>
+        </w:tc>
+        <w:tc>
+          <w:tcPr>
+            <w:tcW w:w="0" w:type="auto"/>
+            <w:hideMark/>
+          </w:tcPr>
+          <w:p>
+            <w:pPr>
+              <w:spacing w:line="360" w:lineRule="auto"/>
+            </w:pPr>
+            <w:r>
+              <w:t>Estimated during project estimation (Chapter 2)</w:t>
+            </w:r>
+          </w:p>
+        </w:tc>
+      </w:tr>
+      <w:tr>
+        <w:tc>
+          <w:tcPr>
+            <w:tcW w:w="0" w:type="auto"/>
+            <w:hideMark/>
+          </w:tcPr>
+          <w:p>
+            <w:pPr>
+              <w:spacing w:line="360" w:lineRule="auto"/>
+            </w:pPr>
+            <w:r>
+              <w:t>Defects per KLOC</w:t>
+            </w:r>
+          </w:p>
+        </w:tc>
+        <w:tc>
+          <w:tcPr>
+            <w:tcW w:w="0" w:type="auto"/>
+            <w:hideMark/>
+          </w:tcPr>
+          <w:p>
+            <w:pPr>
+              <w:spacing w:line="360" w:lineRule="auto"/>
+            </w:pPr>
+            <w:r>
+              <w:t>Calculated after final testing</w:t>
+            </w:r>
+          </w:p>
+        </w:tc>
+      </w:tr>
+      <w:tr>
+        <w:tc>
+          <w:tcPr>
+            <w:tcW w:w="0" w:type="auto"/>
+            <w:hideMark/>
+          </w:tcPr>
+          <w:p>
+            <w:pPr>
+              <w:spacing w:line="360" w:lineRule="auto"/>
+            </w:pPr>
+            <w:r>
+              <w:t>Test Cases Passed</w:t>
+            </w:r>
+          </w:p>
+        </w:tc>
+        <w:tc>
+          <w:tcPr>
+            <w:tcW w:w="0" w:type="auto"/>
+            <w:hideMark/>
+          </w:tcPr>
+          <w:p>
+            <w:pPr>
+              <w:spacing w:line="360" w:lineRule="auto"/>
+            </w:pPr>
+            <w:r>
+              <w:t>Measured from Test Design results (Section 3.3.3)</w:t>
+            </w:r>
+          </w:p>
+        </w:tc>
+      </w:tr>
+      <w:tr>
+        <w:tc>
+          <w:tcPr>
+            <w:tcW w:w="0" w:type="auto"/>
+            <w:hideMark/>
+          </w:tcPr>
+          <w:p>
+            <w:pPr>
+              <w:spacing w:line="360" w:lineRule="auto"/>
+            </w:pPr>
+            <w:r>
+              <w:t>Requirements Coverage</w:t>
+            </w:r>
+          </w:p>
+        </w:tc>
+        <w:tc>
+          <w:tcPr>
+            <w:tcW w:w="0" w:type="auto"/>
+            <w:hideMark/>
+          </w:tcPr>
+          <w:p>
+            <w:pPr>
+              <w:spacing w:line="360" w:lineRule="auto"/>
+            </w:pPr>
+            <w:r>
+              <w:t>Checked against Functional Requirements (Section 3.1.2)</w:t>
             </w:r>
           </w:p>
         </w:tc>
@@ -17655,80 +19365,1079 @@
     </w:tbl>
     <w:p/>
     <w:p>
-      <w:r>
-        <w:t>These control measures will help keep the project on track in terms of both time and cost.</w:t>
+      <w:pPr>
+        <w:rPr>
+          <w:b/>
+          <w:bCs/>
+        </w:rPr>
+      </w:pPr>
+      <w:r>
+        <w:t>These metrics helped confirm that the process was controlled and the final product met the required quality level.</w:t>
+      </w:r>
+    </w:p>
+    <w:p>
+      <w:r>
+        <w:t>These metrics are simple, suitable for a single-developer academic project, and provide clear visibility of process performance and product quality.</w:t>
+      </w:r>
+    </w:p>
+    <w:p>
+      <w:pPr>
+        <w:pStyle w:val="Heading3"/>
+      </w:pPr>
+      <w:bookmarkStart w:id="59" w:name="_Toc236932652"/>
+      <w:r>
+        <w:t>4.2.</w:t>
+      </w:r>
+      <w:r>
+        <w:t>4</w:t>
+      </w:r>
+      <w:r>
+        <w:t xml:space="preserve"> Quality </w:t>
+      </w:r>
+      <w:r>
+        <w:t>Monitoring</w:t>
+      </w:r>
+      <w:bookmarkEnd w:id="59"/>
+    </w:p>
+    <w:p>
+      <w:r>
+        <w:t>Quality of the Personal Expense Tracker was monitored, measured, and controlled through the following activities:</w:t>
+      </w:r>
+    </w:p>
+    <w:p>
+      <w:r>
+        <w:rPr>
+          <w:b/>
+          <w:bCs/>
+        </w:rPr>
+        <w:t>1. Monitoring Activities</w:t>
+      </w:r>
+    </w:p>
+    <w:p>
+      <w:pPr>
+        <w:numPr>
+          <w:ilvl w:val="0"/>
+          <w:numId w:val="52"/>
+        </w:numPr>
+      </w:pPr>
+      <w:r>
+        <w:t>Weekly progress review against the Gantt Chart and milestones</w:t>
+      </w:r>
+    </w:p>
+    <w:p>
+      <w:pPr>
+        <w:numPr>
+          <w:ilvl w:val="0"/>
+          <w:numId w:val="52"/>
+        </w:numPr>
+      </w:pPr>
+      <w:r>
+        <w:t>Code and design reviews after each increment</w:t>
+      </w:r>
+    </w:p>
+    <w:p>
+      <w:pPr>
+        <w:numPr>
+          <w:ilvl w:val="0"/>
+          <w:numId w:val="52"/>
+        </w:numPr>
+      </w:pPr>
+      <w:r>
+        <w:t>Unit testing after development of each module</w:t>
+      </w:r>
+    </w:p>
+    <w:p>
+      <w:pPr>
+        <w:numPr>
+          <w:ilvl w:val="0"/>
+          <w:numId w:val="52"/>
+        </w:numPr>
+      </w:pPr>
+      <w:r>
+        <w:t>Integration testing after combining modules</w:t>
+      </w:r>
+    </w:p>
+    <w:p>
+      <w:pPr>
+        <w:numPr>
+          <w:ilvl w:val="0"/>
+          <w:numId w:val="52"/>
+        </w:numPr>
+      </w:pPr>
+      <w:r>
+        <w:t>System and Acceptance testing before final submission</w:t>
+      </w:r>
+    </w:p>
+    <w:p>
+      <w:pPr>
+        <w:numPr>
+          <w:ilvl w:val="0"/>
+          <w:numId w:val="52"/>
+        </w:numPr>
+      </w:pPr>
+      <w:r>
+        <w:t>Tracking of defects found and fixed in each increment</w:t>
+      </w:r>
+    </w:p>
+    <w:p>
+      <w:r>
+        <w:rPr>
+          <w:b/>
+          <w:bCs/>
+        </w:rPr>
+        <w:t>2. Templates / Records Used</w:t>
+      </w:r>
+    </w:p>
+    <w:p>
+      <w:pPr>
+        <w:numPr>
+          <w:ilvl w:val="0"/>
+          <w:numId w:val="53"/>
+        </w:numPr>
+      </w:pPr>
+      <w:r>
+        <w:t>Test Case Table (Module-wise test cases)</w:t>
+      </w:r>
+    </w:p>
+    <w:p>
+      <w:pPr>
+        <w:numPr>
+          <w:ilvl w:val="0"/>
+          <w:numId w:val="53"/>
+        </w:numPr>
+      </w:pPr>
+      <w:r>
+        <w:t>Defect Log (list of defects, severity, and status)</w:t>
+      </w:r>
+    </w:p>
+    <w:p>
+      <w:pPr>
+        <w:numPr>
+          <w:ilvl w:val="0"/>
+          <w:numId w:val="53"/>
+        </w:numPr>
+      </w:pPr>
+      <w:r>
+        <w:t>Change Request Log</w:t>
+      </w:r>
+    </w:p>
+    <w:p>
+      <w:pPr>
+        <w:numPr>
+          <w:ilvl w:val="0"/>
+          <w:numId w:val="53"/>
+        </w:numPr>
+      </w:pPr>
+      <w:r>
+        <w:t>Weekly progress notes</w:t>
+      </w:r>
+    </w:p>
+    <w:p>
+      <w:pPr>
+        <w:numPr>
+          <w:ilvl w:val="0"/>
+          <w:numId w:val="53"/>
+        </w:numPr>
+      </w:pPr>
+      <w:r>
+        <w:t>Test Summary Report</w:t>
+      </w:r>
+    </w:p>
+    <w:p>
+      <w:r>
+        <w:rPr>
+          <w:b/>
+          <w:bCs/>
+        </w:rPr>
+        <w:t>3. References against which Quality was Measured</w:t>
+      </w:r>
+    </w:p>
+    <w:p>
+      <w:pPr>
+        <w:numPr>
+          <w:ilvl w:val="0"/>
+          <w:numId w:val="54"/>
+        </w:numPr>
+      </w:pPr>
+      <w:r>
+        <w:t>Acceptance Criteria defined in Section 1.4.3</w:t>
+      </w:r>
+    </w:p>
+    <w:p>
+      <w:pPr>
+        <w:numPr>
+          <w:ilvl w:val="0"/>
+          <w:numId w:val="54"/>
+        </w:numPr>
+      </w:pPr>
+      <w:r>
+        <w:t>Functional and Non-Functional Requirements (Section 3.1)</w:t>
+      </w:r>
+    </w:p>
+    <w:p>
+      <w:pPr>
+        <w:numPr>
+          <w:ilvl w:val="0"/>
+          <w:numId w:val="54"/>
+        </w:numPr>
+      </w:pPr>
+      <w:r>
+        <w:t>Test Plan and Test Design (Section 3.3)</w:t>
+      </w:r>
+    </w:p>
+    <w:p>
+      <w:pPr>
+        <w:numPr>
+          <w:ilvl w:val="0"/>
+          <w:numId w:val="54"/>
+        </w:numPr>
+      </w:pPr>
+      <w:r>
+        <w:t>Planned schedule and effort estimates (Chapter 2)</w:t>
+      </w:r>
+    </w:p>
+    <w:p>
+      <w:pPr>
+        <w:numPr>
+          <w:ilvl w:val="0"/>
+          <w:numId w:val="54"/>
+        </w:numPr>
+      </w:pPr>
+      <w:r>
+        <w:lastRenderedPageBreak/>
+        <w:t>Selected Quality Factors (Correctness, Reliability, Usability, etc.)</w:t>
+      </w:r>
+    </w:p>
+    <w:p>
+      <w:r>
+        <w:rPr>
+          <w:b/>
+          <w:bCs/>
+        </w:rPr>
+        <w:t>4. Control Actions</w:t>
+      </w:r>
+    </w:p>
+    <w:p>
+      <w:pPr>
+        <w:numPr>
+          <w:ilvl w:val="0"/>
+          <w:numId w:val="55"/>
+        </w:numPr>
+      </w:pPr>
+      <w:r>
+        <w:t>Defects found during testing were fixed before moving to the next increment</w:t>
+      </w:r>
+    </w:p>
+    <w:p>
+      <w:pPr>
+        <w:numPr>
+          <w:ilvl w:val="0"/>
+          <w:numId w:val="55"/>
+        </w:numPr>
+      </w:pPr>
+      <w:r>
+        <w:t>Any schedule slippage was controlled by focusing only on core features</w:t>
+      </w:r>
+    </w:p>
+    <w:p>
+      <w:pPr>
+        <w:numPr>
+          <w:ilvl w:val="0"/>
+          <w:numId w:val="55"/>
+        </w:numPr>
+      </w:pPr>
+      <w:r>
+        <w:t>Requirements were frozen after Week 2 to avoid late changes</w:t>
+      </w:r>
+    </w:p>
+    <w:p>
+      <w:pPr>
+        <w:numPr>
+          <w:ilvl w:val="0"/>
+          <w:numId w:val="55"/>
+        </w:numPr>
+      </w:pPr>
+      <w:r>
+        <w:t>Final quality was verified through successful execution of all critical test cases and acceptance criteria</w:t>
+      </w:r>
+    </w:p>
+    <w:p>
+      <w:r>
+        <w:t>Through these activities, the quality of both the development process and the final product was continuously monitored and controlled throughout the project.</w:t>
       </w:r>
     </w:p>
     <w:p/>
     <w:p/>
     <w:p/>
+    <w:p/>
+    <w:p/>
+    <w:p/>
+    <w:p/>
+    <w:p/>
+    <w:p/>
+    <w:p/>
+    <w:p/>
+    <w:p/>
+    <w:p/>
+    <w:p/>
+    <w:p/>
+    <w:p/>
+    <w:p/>
+    <w:p/>
+    <w:p/>
+    <w:p/>
+    <w:p/>
+    <w:p/>
+    <w:p/>
     <w:p>
       <w:pPr>
         <w:pStyle w:val="Heading1"/>
       </w:pPr>
-      <w:bookmarkStart w:id="54" w:name="_Toc236258095"/>
-    </w:p>
-    <w:p>
-      <w:pPr>
-        <w:pStyle w:val="Heading1"/>
-      </w:pPr>
-    </w:p>
-    <w:p>
-      <w:pPr>
-        <w:pStyle w:val="Heading1"/>
-      </w:pPr>
-    </w:p>
-    <w:p>
-      <w:pPr>
-        <w:pStyle w:val="Heading1"/>
-      </w:pPr>
-    </w:p>
-    <w:p>
-      <w:pPr>
-        <w:pStyle w:val="Heading1"/>
-      </w:pPr>
-    </w:p>
-    <w:p>
-      <w:pPr>
-        <w:pStyle w:val="Heading1"/>
-      </w:pPr>
-    </w:p>
-    <w:p>
-      <w:pPr>
-        <w:pStyle w:val="Heading1"/>
-      </w:pPr>
-    </w:p>
-    <w:p>
-      <w:pPr>
-        <w:pStyle w:val="Heading1"/>
-      </w:pPr>
-    </w:p>
-    <w:p>
-      <w:pPr>
-        <w:pStyle w:val="Heading1"/>
-      </w:pPr>
-    </w:p>
-    <w:p>
-      <w:pPr>
-        <w:pStyle w:val="Heading1"/>
-      </w:pPr>
-    </w:p>
-    <w:p/>
-    <w:p>
-      <w:pPr>
-        <w:pStyle w:val="Heading1"/>
-      </w:pPr>
+      <w:bookmarkStart w:id="60" w:name="_Toc236932653"/>
       <w:r>
         <w:lastRenderedPageBreak/>
         <w:t>Annex 1: Requirement Models</w:t>
       </w:r>
-      <w:bookmarkEnd w:id="54"/>
+      <w:bookmarkEnd w:id="60"/>
     </w:p>
     <w:p/>
-    <w:p/>
+    <w:p>
+      <w:pPr>
+        <w:jc w:val="right"/>
+      </w:pPr>
+      <w:r>
+        <w:rPr>
+          <w:noProof/>
+        </w:rPr>
+        <w:drawing>
+          <wp:inline distT="0" distB="0" distL="0" distR="0" wp14:anchorId="535D09E3" wp14:editId="51381154">
+            <wp:extent cx="4810539" cy="2177121"/>
+            <wp:effectExtent l="0" t="0" r="0" b="0"/>
+            <wp:docPr id="760099794" name="Picture 4"/>
+            <wp:cNvGraphicFramePr>
+              <a:graphicFrameLocks xmlns:a="http://schemas.openxmlformats.org/drawingml/2006/main" noChangeAspect="1"/>
+            </wp:cNvGraphicFramePr>
+            <a:graphic xmlns:a="http://schemas.openxmlformats.org/drawingml/2006/main">
+              <a:graphicData uri="http://schemas.openxmlformats.org/drawingml/2006/picture">
+                <pic:pic xmlns:pic="http://schemas.openxmlformats.org/drawingml/2006/picture">
+                  <pic:nvPicPr>
+                    <pic:cNvPr id="760099794" name="Picture 760099794"/>
+                    <pic:cNvPicPr/>
+                  </pic:nvPicPr>
+                  <pic:blipFill>
+                    <a:blip r:embed="rId13">
+                      <a:extLst>
+                        <a:ext uri="{28A0092B-C50C-407E-A947-70E740481C1C}">
+                          <a14:useLocalDpi xmlns:a14="http://schemas.microsoft.com/office/drawing/2010/main" val="0"/>
+                        </a:ext>
+                      </a:extLst>
+                    </a:blip>
+                    <a:stretch>
+                      <a:fillRect/>
+                    </a:stretch>
+                  </pic:blipFill>
+                  <pic:spPr>
+                    <a:xfrm>
+                      <a:off x="0" y="0"/>
+                      <a:ext cx="4819681" cy="2181259"/>
+                    </a:xfrm>
+                    <a:prstGeom prst="rect">
+                      <a:avLst/>
+                    </a:prstGeom>
+                  </pic:spPr>
+                </pic:pic>
+              </a:graphicData>
+            </a:graphic>
+          </wp:inline>
+        </w:drawing>
+      </w:r>
+    </w:p>
+    <w:p>
+      <w:pPr>
+        <w:jc w:val="center"/>
+        <w:rPr>
+          <w:i/>
+          <w:iCs/>
+        </w:rPr>
+      </w:pPr>
+      <w:r>
+        <w:rPr>
+          <w:i/>
+          <w:iCs/>
+        </w:rPr>
+        <w:t>Fig 5.1: DFD Level -0</w:t>
+      </w:r>
+    </w:p>
+    <w:p>
+      <w:pPr>
+        <w:jc w:val="center"/>
+        <w:rPr>
+          <w:i/>
+          <w:iCs/>
+        </w:rPr>
+      </w:pPr>
+    </w:p>
+    <w:p>
+      <w:pPr>
+        <w:jc w:val="center"/>
+        <w:rPr>
+          <w:i/>
+          <w:iCs/>
+        </w:rPr>
+      </w:pPr>
+      <w:r>
+        <w:rPr>
+          <w:i/>
+          <w:iCs/>
+          <w:noProof/>
+        </w:rPr>
+        <w:drawing>
+          <wp:inline distT="0" distB="0" distL="0" distR="0" wp14:anchorId="4FF55BE0" wp14:editId="7C5E4F5F">
+            <wp:extent cx="5502910" cy="4206240"/>
+            <wp:effectExtent l="0" t="0" r="2540" b="3810"/>
+            <wp:docPr id="1849366981" name="Picture 5"/>
+            <wp:cNvGraphicFramePr>
+              <a:graphicFrameLocks xmlns:a="http://schemas.openxmlformats.org/drawingml/2006/main" noChangeAspect="1"/>
+            </wp:cNvGraphicFramePr>
+            <a:graphic xmlns:a="http://schemas.openxmlformats.org/drawingml/2006/main">
+              <a:graphicData uri="http://schemas.openxmlformats.org/drawingml/2006/picture">
+                <pic:pic xmlns:pic="http://schemas.openxmlformats.org/drawingml/2006/picture">
+                  <pic:nvPicPr>
+                    <pic:cNvPr id="1849366981" name="Picture 1849366981"/>
+                    <pic:cNvPicPr/>
+                  </pic:nvPicPr>
+                  <pic:blipFill>
+                    <a:blip r:embed="rId14">
+                      <a:extLst>
+                        <a:ext uri="{28A0092B-C50C-407E-A947-70E740481C1C}">
+                          <a14:useLocalDpi xmlns:a14="http://schemas.microsoft.com/office/drawing/2010/main" val="0"/>
+                        </a:ext>
+                      </a:extLst>
+                    </a:blip>
+                    <a:stretch>
+                      <a:fillRect/>
+                    </a:stretch>
+                  </pic:blipFill>
+                  <pic:spPr>
+                    <a:xfrm>
+                      <a:off x="0" y="0"/>
+                      <a:ext cx="5502910" cy="4206240"/>
+                    </a:xfrm>
+                    <a:prstGeom prst="rect">
+                      <a:avLst/>
+                    </a:prstGeom>
+                  </pic:spPr>
+                </pic:pic>
+              </a:graphicData>
+            </a:graphic>
+          </wp:inline>
+        </w:drawing>
+      </w:r>
+    </w:p>
+    <w:p>
+      <w:pPr>
+        <w:jc w:val="center"/>
+        <w:rPr>
+          <w:i/>
+          <w:iCs/>
+        </w:rPr>
+      </w:pPr>
+      <w:r>
+        <w:rPr>
+          <w:i/>
+          <w:iCs/>
+        </w:rPr>
+        <w:t>Fig 5.</w:t>
+      </w:r>
+      <w:r>
+        <w:rPr>
+          <w:i/>
+          <w:iCs/>
+        </w:rPr>
+        <w:t>2</w:t>
+      </w:r>
+      <w:r>
+        <w:rPr>
+          <w:i/>
+          <w:iCs/>
+        </w:rPr>
+        <w:t>: DFD Level -1</w:t>
+      </w:r>
+    </w:p>
+    <w:p>
+      <w:pPr>
+        <w:jc w:val="center"/>
+        <w:rPr>
+          <w:i/>
+          <w:iCs/>
+        </w:rPr>
+      </w:pPr>
+    </w:p>
+    <w:p>
+      <w:pPr>
+        <w:jc w:val="center"/>
+        <w:rPr>
+          <w:i/>
+          <w:iCs/>
+        </w:rPr>
+      </w:pPr>
+      <w:r>
+        <w:rPr>
+          <w:i/>
+          <w:iCs/>
+          <w:noProof/>
+        </w:rPr>
+        <w:lastRenderedPageBreak/>
+        <w:drawing>
+          <wp:inline distT="0" distB="0" distL="0" distR="0" wp14:anchorId="4C2BF951" wp14:editId="72F8E4C5">
+            <wp:extent cx="2684522" cy="4629902"/>
+            <wp:effectExtent l="0" t="0" r="1905" b="0"/>
+            <wp:docPr id="622152643" name="Picture 6"/>
+            <wp:cNvGraphicFramePr>
+              <a:graphicFrameLocks xmlns:a="http://schemas.openxmlformats.org/drawingml/2006/main" noChangeAspect="1"/>
+            </wp:cNvGraphicFramePr>
+            <a:graphic xmlns:a="http://schemas.openxmlformats.org/drawingml/2006/main">
+              <a:graphicData uri="http://schemas.openxmlformats.org/drawingml/2006/picture">
+                <pic:pic xmlns:pic="http://schemas.openxmlformats.org/drawingml/2006/picture">
+                  <pic:nvPicPr>
+                    <pic:cNvPr id="622152643" name="Picture 622152643"/>
+                    <pic:cNvPicPr/>
+                  </pic:nvPicPr>
+                  <pic:blipFill>
+                    <a:blip r:embed="rId15">
+                      <a:extLst>
+                        <a:ext uri="{28A0092B-C50C-407E-A947-70E740481C1C}">
+                          <a14:useLocalDpi xmlns:a14="http://schemas.microsoft.com/office/drawing/2010/main" val="0"/>
+                        </a:ext>
+                      </a:extLst>
+                    </a:blip>
+                    <a:stretch>
+                      <a:fillRect/>
+                    </a:stretch>
+                  </pic:blipFill>
+                  <pic:spPr>
+                    <a:xfrm>
+                      <a:off x="0" y="0"/>
+                      <a:ext cx="2720053" cy="4691181"/>
+                    </a:xfrm>
+                    <a:prstGeom prst="rect">
+                      <a:avLst/>
+                    </a:prstGeom>
+                  </pic:spPr>
+                </pic:pic>
+              </a:graphicData>
+            </a:graphic>
+          </wp:inline>
+        </w:drawing>
+      </w:r>
+    </w:p>
+    <w:p>
+      <w:pPr>
+        <w:jc w:val="center"/>
+        <w:rPr>
+          <w:i/>
+          <w:iCs/>
+        </w:rPr>
+      </w:pPr>
+      <w:r>
+        <w:rPr>
+          <w:i/>
+          <w:iCs/>
+        </w:rPr>
+        <w:t>Fig 5.3: Use Case Diagram</w:t>
+      </w:r>
+      <w:r>
+        <w:rPr>
+          <w:noProof/>
+        </w:rPr>
+        <w:t xml:space="preserve"> </w:t>
+      </w:r>
+      <w:r>
+        <w:rPr>
+          <w:noProof/>
+        </w:rPr>
+        <mc:AlternateContent>
+          <mc:Choice Requires="wps">
+            <w:drawing>
+              <wp:inline distT="0" distB="0" distL="0" distR="0" wp14:anchorId="3A25ECAE" wp14:editId="239CF234">
+                <wp:extent cx="302260" cy="302260"/>
+                <wp:effectExtent l="0" t="0" r="0" b="0"/>
+                <wp:docPr id="655057191" name="Rectangle 7" descr="Personal Expense Tracker Activity Diagrams"/>
+                <wp:cNvGraphicFramePr>
+                  <a:graphicFrameLocks xmlns:a="http://schemas.openxmlformats.org/drawingml/2006/main" noChangeAspect="1"/>
+                </wp:cNvGraphicFramePr>
+                <a:graphic xmlns:a="http://schemas.openxmlformats.org/drawingml/2006/main">
+                  <a:graphicData uri="http://schemas.microsoft.com/office/word/2010/wordprocessingShape">
+                    <wps:wsp>
+                      <wps:cNvSpPr>
+                        <a:spLocks noChangeAspect="1" noChangeArrowheads="1"/>
+                      </wps:cNvSpPr>
+                      <wps:spPr bwMode="auto">
+                        <a:xfrm>
+                          <a:off x="0" y="0"/>
+                          <a:ext cx="302260" cy="302260"/>
+                        </a:xfrm>
+                        <a:prstGeom prst="rect">
+                          <a:avLst/>
+                        </a:prstGeom>
+                        <a:noFill/>
+                        <a:ln>
+                          <a:noFill/>
+                        </a:ln>
+                        <a:extLst>
+                          <a:ext uri="{909E8E84-426E-40DD-AFC4-6F175D3DCCD1}">
+                            <a14:hiddenFill xmlns:a14="http://schemas.microsoft.com/office/drawing/2010/main">
+                              <a:solidFill>
+                                <a:srgbClr val="FFFFFF"/>
+                              </a:solidFill>
+                            </a14:hiddenFill>
+                          </a:ext>
+                          <a:ext uri="{91240B29-F687-4F45-9708-019B960494DF}">
+                            <a14:hiddenLine xmlns:a14="http://schemas.microsoft.com/office/drawing/2010/main" w="9525">
+                              <a:solidFill>
+                                <a:srgbClr val="000000"/>
+                              </a:solidFill>
+                              <a:miter lim="800000"/>
+                              <a:headEnd/>
+                              <a:tailEnd/>
+                            </a14:hiddenLine>
+                          </a:ext>
+                        </a:extLst>
+                      </wps:spPr>
+                      <wps:bodyPr rot="0" vert="horz" wrap="square" lIns="91440" tIns="45720" rIns="91440" bIns="45720" anchor="t" anchorCtr="0" upright="1">
+                        <a:noAutofit/>
+                      </wps:bodyPr>
+                    </wps:wsp>
+                  </a:graphicData>
+                </a:graphic>
+              </wp:inline>
+            </w:drawing>
+          </mc:Choice>
+          <mc:Fallback>
+            <w:pict>
+              <v:rect w14:anchorId="68EEACDF" id="Rectangle 7" o:spid="_x0000_s1026" alt="Personal Expense Tracker Activity Diagrams" style="width:23.8pt;height:23.8pt;visibility:visible;mso-wrap-style:square;mso-left-percent:-10001;mso-top-percent:-10001;mso-position-horizontal:absolute;mso-position-horizontal-relative:char;mso-position-vertical:absolute;mso-position-vertical-relative:line;mso-left-percent:-10001;mso-top-percent:-10001;v-text-anchor:top" o:gfxdata="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" filled="f" stroked="f">
+                <o:lock v:ext="edit" aspectratio="t"/>
+                <w10:anchorlock/>
+              </v:rect>
+            </w:pict>
+          </mc:Fallback>
+        </mc:AlternateContent>
+      </w:r>
+    </w:p>
+    <w:p>
+      <w:pPr>
+        <w:jc w:val="center"/>
+        <w:rPr>
+          <w:i/>
+          <w:iCs/>
+          <w:noProof/>
+        </w:rPr>
+      </w:pPr>
+    </w:p>
+    <w:p>
+      <w:pPr>
+        <w:jc w:val="center"/>
+        <w:rPr>
+          <w:i/>
+          <w:iCs/>
+          <w:noProof/>
+        </w:rPr>
+      </w:pPr>
+      <w:r>
+        <w:rPr>
+          <w:i/>
+          <w:iCs/>
+          <w:noProof/>
+        </w:rPr>
+        <w:drawing>
+          <wp:inline distT="0" distB="0" distL="0" distR="0" wp14:anchorId="5A0C5DDB" wp14:editId="259CC0CE">
+            <wp:extent cx="3136900" cy="2952351"/>
+            <wp:effectExtent l="0" t="0" r="6350" b="635"/>
+            <wp:docPr id="283309841" name="Picture 8"/>
+            <wp:cNvGraphicFramePr>
+              <a:graphicFrameLocks xmlns:a="http://schemas.openxmlformats.org/drawingml/2006/main" noChangeAspect="1"/>
+            </wp:cNvGraphicFramePr>
+            <a:graphic xmlns:a="http://schemas.openxmlformats.org/drawingml/2006/main">
+              <a:graphicData uri="http://schemas.openxmlformats.org/drawingml/2006/picture">
+                <pic:pic xmlns:pic="http://schemas.openxmlformats.org/drawingml/2006/picture">
+                  <pic:nvPicPr>
+                    <pic:cNvPr id="907185830" name="Picture 907185830"/>
+                    <pic:cNvPicPr/>
+                  </pic:nvPicPr>
+                  <pic:blipFill rotWithShape="1">
+                    <a:blip r:embed="rId16">
+                      <a:extLst>
+                        <a:ext uri="{BEBA8EAE-BF5A-486C-A8C5-ECC9F3942E4B}">
+                          <a14:imgProps xmlns:a14="http://schemas.microsoft.com/office/drawing/2010/main">
+                            <a14:imgLayer r:embed="rId17">
+                              <a14:imgEffect>
+                                <a14:saturation sat="0"/>
+                              </a14:imgEffect>
+                            </a14:imgLayer>
+                          </a14:imgProps>
+                        </a:ext>
+                        <a:ext uri="{28A0092B-C50C-407E-A947-70E740481C1C}">
+                          <a14:useLocalDpi xmlns:a14="http://schemas.microsoft.com/office/drawing/2010/main" val="0"/>
+                        </a:ext>
+                      </a:extLst>
+                    </a:blip>
+                    <a:srcRect l="2301" t="1341" r="54480" b="55316"/>
+                    <a:stretch/>
+                  </pic:blipFill>
+                  <pic:spPr bwMode="auto">
+                    <a:xfrm>
+                      <a:off x="0" y="0"/>
+                      <a:ext cx="3168262" cy="2981868"/>
+                    </a:xfrm>
+                    <a:prstGeom prst="rect">
+                      <a:avLst/>
+                    </a:prstGeom>
+                    <a:ln>
+                      <a:noFill/>
+                    </a:ln>
+                    <a:extLst>
+                      <a:ext uri="{53640926-AAD7-44D8-BBD7-CCE9431645EC}">
+                        <a14:shadowObscured xmlns:a14="http://schemas.microsoft.com/office/drawing/2010/main"/>
+                      </a:ext>
+                    </a:extLst>
+                  </pic:spPr>
+                </pic:pic>
+              </a:graphicData>
+            </a:graphic>
+          </wp:inline>
+        </w:drawing>
+      </w:r>
+    </w:p>
+    <w:p>
+      <w:pPr>
+        <w:jc w:val="center"/>
+        <w:rPr>
+          <w:i/>
+          <w:iCs/>
+          <w:noProof/>
+        </w:rPr>
+      </w:pPr>
+      <w:r>
+        <w:rPr>
+          <w:i/>
+          <w:iCs/>
+          <w:noProof/>
+        </w:rPr>
+        <w:t>Fig 5.4: Activity Diagram-1(Login module)</w:t>
+      </w:r>
+    </w:p>
+    <w:p>
+      <w:pPr>
+        <w:jc w:val="center"/>
+        <w:rPr>
+          <w:i/>
+          <w:iCs/>
+        </w:rPr>
+      </w:pPr>
+      <w:r>
+        <w:rPr>
+          <w:i/>
+          <w:iCs/>
+          <w:noProof/>
+        </w:rPr>
+        <w:lastRenderedPageBreak/>
+        <w:drawing>
+          <wp:inline distT="0" distB="0" distL="0" distR="0" wp14:anchorId="0A6DD093" wp14:editId="6D5D3AD8">
+            <wp:extent cx="2710735" cy="1784350"/>
+            <wp:effectExtent l="0" t="0" r="0" b="6350"/>
+            <wp:docPr id="1332179098" name="Picture 8"/>
+            <wp:cNvGraphicFramePr>
+              <a:graphicFrameLocks xmlns:a="http://schemas.openxmlformats.org/drawingml/2006/main" noChangeAspect="1"/>
+            </wp:cNvGraphicFramePr>
+            <a:graphic xmlns:a="http://schemas.openxmlformats.org/drawingml/2006/main">
+              <a:graphicData uri="http://schemas.openxmlformats.org/drawingml/2006/picture">
+                <pic:pic xmlns:pic="http://schemas.openxmlformats.org/drawingml/2006/picture">
+                  <pic:nvPicPr>
+                    <pic:cNvPr id="907185830" name="Picture 907185830"/>
+                    <pic:cNvPicPr/>
+                  </pic:nvPicPr>
+                  <pic:blipFill rotWithShape="1">
+                    <a:blip r:embed="rId18" cstate="print">
+                      <a:extLst>
+                        <a:ext uri="{BEBA8EAE-BF5A-486C-A8C5-ECC9F3942E4B}">
+                          <a14:imgProps xmlns:a14="http://schemas.microsoft.com/office/drawing/2010/main">
+                            <a14:imgLayer r:embed="rId17">
+                              <a14:imgEffect>
+                                <a14:saturation sat="0"/>
+                              </a14:imgEffect>
+                            </a14:imgLayer>
+                          </a14:imgProps>
+                        </a:ext>
+                        <a:ext uri="{28A0092B-C50C-407E-A947-70E740481C1C}">
+                          <a14:useLocalDpi xmlns:a14="http://schemas.microsoft.com/office/drawing/2010/main" val="0"/>
+                        </a:ext>
+                      </a:extLst>
+                    </a:blip>
+                    <a:srcRect l="51428" t="1262" r="3025" b="53763"/>
+                    <a:stretch/>
+                  </pic:blipFill>
+                  <pic:spPr bwMode="auto">
+                    <a:xfrm>
+                      <a:off x="0" y="0"/>
+                      <a:ext cx="2714149" cy="1786597"/>
+                    </a:xfrm>
+                    <a:prstGeom prst="rect">
+                      <a:avLst/>
+                    </a:prstGeom>
+                    <a:ln>
+                      <a:noFill/>
+                    </a:ln>
+                    <a:extLst>
+                      <a:ext uri="{53640926-AAD7-44D8-BBD7-CCE9431645EC}">
+                        <a14:shadowObscured xmlns:a14="http://schemas.microsoft.com/office/drawing/2010/main"/>
+                      </a:ext>
+                    </a:extLst>
+                  </pic:spPr>
+                </pic:pic>
+              </a:graphicData>
+            </a:graphic>
+          </wp:inline>
+        </w:drawing>
+      </w:r>
+    </w:p>
+    <w:p>
+      <w:pPr>
+        <w:jc w:val="center"/>
+        <w:rPr>
+          <w:i/>
+          <w:iCs/>
+        </w:rPr>
+      </w:pPr>
+      <w:r>
+        <w:rPr>
+          <w:i/>
+          <w:iCs/>
+          <w:noProof/>
+        </w:rPr>
+        <w:t>Fig 5.5: Activity Diagram-2(Add Transaction Module)</w:t>
+      </w:r>
+    </w:p>
+    <w:p>
+      <w:pPr>
+        <w:jc w:val="center"/>
+        <w:rPr>
+          <w:i/>
+          <w:iCs/>
+          <w:noProof/>
+        </w:rPr>
+      </w:pPr>
+    </w:p>
+    <w:p>
+      <w:pPr>
+        <w:jc w:val="center"/>
+        <w:rPr>
+          <w:i/>
+          <w:iCs/>
+        </w:rPr>
+      </w:pPr>
+      <w:r>
+        <w:rPr>
+          <w:i/>
+          <w:iCs/>
+          <w:noProof/>
+        </w:rPr>
+        <w:drawing>
+          <wp:inline distT="0" distB="0" distL="0" distR="0" wp14:anchorId="337AEB53" wp14:editId="60FD004C">
+            <wp:extent cx="2305050" cy="1765300"/>
+            <wp:effectExtent l="0" t="0" r="0" b="6350"/>
+            <wp:docPr id="297182658" name="Picture 8"/>
+            <wp:cNvGraphicFramePr>
+              <a:graphicFrameLocks xmlns:a="http://schemas.openxmlformats.org/drawingml/2006/main" noChangeAspect="1"/>
+            </wp:cNvGraphicFramePr>
+            <a:graphic xmlns:a="http://schemas.openxmlformats.org/drawingml/2006/main">
+              <a:graphicData uri="http://schemas.openxmlformats.org/drawingml/2006/picture">
+                <pic:pic xmlns:pic="http://schemas.openxmlformats.org/drawingml/2006/picture">
+                  <pic:nvPicPr>
+                    <pic:cNvPr id="907185830" name="Picture 907185830"/>
+                    <pic:cNvPicPr/>
+                  </pic:nvPicPr>
+                  <pic:blipFill rotWithShape="1">
+                    <a:blip r:embed="rId19" cstate="print">
+                      <a:extLst>
+                        <a:ext uri="{BEBA8EAE-BF5A-486C-A8C5-ECC9F3942E4B}">
+                          <a14:imgProps xmlns:a14="http://schemas.microsoft.com/office/drawing/2010/main">
+                            <a14:imgLayer r:embed="rId17">
+                              <a14:imgEffect>
+                                <a14:saturation sat="0"/>
+                              </a14:imgEffect>
+                            </a14:imgLayer>
+                          </a14:imgProps>
+                        </a:ext>
+                        <a:ext uri="{28A0092B-C50C-407E-A947-70E740481C1C}">
+                          <a14:useLocalDpi xmlns:a14="http://schemas.microsoft.com/office/drawing/2010/main" val="0"/>
+                        </a:ext>
+                      </a:extLst>
+                    </a:blip>
+                    <a:srcRect l="3116" t="48295" r="54996" b="3582"/>
+                    <a:stretch/>
+                  </pic:blipFill>
+                  <pic:spPr bwMode="auto">
+                    <a:xfrm>
+                      <a:off x="0" y="0"/>
+                      <a:ext cx="2305050" cy="1765300"/>
+                    </a:xfrm>
+                    <a:prstGeom prst="rect">
+                      <a:avLst/>
+                    </a:prstGeom>
+                    <a:ln>
+                      <a:noFill/>
+                    </a:ln>
+                    <a:extLst>
+                      <a:ext uri="{53640926-AAD7-44D8-BBD7-CCE9431645EC}">
+                        <a14:shadowObscured xmlns:a14="http://schemas.microsoft.com/office/drawing/2010/main"/>
+                      </a:ext>
+                    </a:extLst>
+                  </pic:spPr>
+                </pic:pic>
+              </a:graphicData>
+            </a:graphic>
+          </wp:inline>
+        </w:drawing>
+      </w:r>
+      <w:r>
+        <w:rPr>
+          <w:i/>
+          <w:iCs/>
+        </w:rPr>
+        <w:t xml:space="preserve"> </w:t>
+      </w:r>
+    </w:p>
+    <w:p>
+      <w:pPr>
+        <w:jc w:val="center"/>
+        <w:rPr>
+          <w:i/>
+          <w:iCs/>
+        </w:rPr>
+      </w:pPr>
+      <w:r>
+        <w:rPr>
+          <w:i/>
+          <w:iCs/>
+          <w:noProof/>
+        </w:rPr>
+        <w:t>Fig 5.6: Activity Diagram-3(Manage Transaction Module)</w:t>
+      </w:r>
+    </w:p>
+    <w:p>
+      <w:pPr>
+        <w:jc w:val="center"/>
+        <w:rPr>
+          <w:i/>
+          <w:iCs/>
+          <w:noProof/>
+        </w:rPr>
+      </w:pPr>
+    </w:p>
+    <w:p>
+      <w:pPr>
+        <w:jc w:val="center"/>
+        <w:rPr>
+          <w:i/>
+          <w:iCs/>
+        </w:rPr>
+      </w:pPr>
+      <w:r>
+        <w:rPr>
+          <w:i/>
+          <w:iCs/>
+          <w:noProof/>
+        </w:rPr>
+        <w:drawing>
+          <wp:inline distT="0" distB="0" distL="0" distR="0" wp14:anchorId="2E29819A" wp14:editId="5826BBBC">
+            <wp:extent cx="2424430" cy="1904909"/>
+            <wp:effectExtent l="0" t="0" r="0" b="635"/>
+            <wp:docPr id="907185830" name="Picture 8"/>
+            <wp:cNvGraphicFramePr>
+              <a:graphicFrameLocks xmlns:a="http://schemas.openxmlformats.org/drawingml/2006/main" noChangeAspect="1"/>
+            </wp:cNvGraphicFramePr>
+            <a:graphic xmlns:a="http://schemas.openxmlformats.org/drawingml/2006/main">
+              <a:graphicData uri="http://schemas.openxmlformats.org/drawingml/2006/picture">
+                <pic:pic xmlns:pic="http://schemas.openxmlformats.org/drawingml/2006/picture">
+                  <pic:nvPicPr>
+                    <pic:cNvPr id="907185830" name="Picture 907185830"/>
+                    <pic:cNvPicPr/>
+                  </pic:nvPicPr>
+                  <pic:blipFill rotWithShape="1">
+                    <a:blip r:embed="rId20" cstate="print">
+                      <a:extLst>
+                        <a:ext uri="{BEBA8EAE-BF5A-486C-A8C5-ECC9F3942E4B}">
+                          <a14:imgProps xmlns:a14="http://schemas.microsoft.com/office/drawing/2010/main">
+                            <a14:imgLayer r:embed="rId17">
+                              <a14:imgEffect>
+                                <a14:saturation sat="0"/>
+                              </a14:imgEffect>
+                            </a14:imgLayer>
+                          </a14:imgProps>
+                        </a:ext>
+                        <a:ext uri="{28A0092B-C50C-407E-A947-70E740481C1C}">
+                          <a14:useLocalDpi xmlns:a14="http://schemas.microsoft.com/office/drawing/2010/main" val="0"/>
+                        </a:ext>
+                      </a:extLst>
+                    </a:blip>
+                    <a:srcRect l="53196" t="47949" r="8032" b="6353"/>
+                    <a:stretch/>
+                  </pic:blipFill>
+                  <pic:spPr bwMode="auto">
+                    <a:xfrm>
+                      <a:off x="0" y="0"/>
+                      <a:ext cx="2430065" cy="1909336"/>
+                    </a:xfrm>
+                    <a:prstGeom prst="rect">
+                      <a:avLst/>
+                    </a:prstGeom>
+                    <a:ln>
+                      <a:noFill/>
+                    </a:ln>
+                    <a:extLst>
+                      <a:ext uri="{53640926-AAD7-44D8-BBD7-CCE9431645EC}">
+                        <a14:shadowObscured xmlns:a14="http://schemas.microsoft.com/office/drawing/2010/main"/>
+                      </a:ext>
+                    </a:extLst>
+                  </pic:spPr>
+                </pic:pic>
+              </a:graphicData>
+            </a:graphic>
+          </wp:inline>
+        </w:drawing>
+      </w:r>
+    </w:p>
+    <w:p>
+      <w:pPr>
+        <w:jc w:val="center"/>
+        <w:rPr>
+          <w:i/>
+          <w:iCs/>
+        </w:rPr>
+      </w:pPr>
+      <w:r>
+        <w:rPr>
+          <w:i/>
+          <w:iCs/>
+          <w:noProof/>
+        </w:rPr>
+        <w:t>Fig 5.7: Activity Diagram-4(Generate Report Module)</w:t>
+      </w:r>
+    </w:p>
+    <w:p>
+      <w:pPr>
+        <w:jc w:val="center"/>
+        <w:rPr>
+          <w:i/>
+          <w:iCs/>
+        </w:rPr>
+      </w:pPr>
+    </w:p>
     <w:sectPr>
+      <w:footerReference w:type="default" r:id="rId21"/>
       <w:pgSz w:w="11906" w:h="16838" w:code="9"/>
       <w:pgMar w:top="1440" w:right="1440" w:bottom="1440" w:left="1800" w:header="720" w:footer="720" w:gutter="0"/>
+      <w:pgNumType w:start="1"/>
       <w:cols w:space="720"/>
       <w:docGrid w:linePitch="326"/>
     </w:sectPr>
@@ -17759,6 +20468,82 @@
     </w:p>
   </w:endnote>
 </w:endnotes>
+</file>
+
+<file path=word/footer1.xml><?xml version="1.0" encoding="utf-8"?>
+<w:ftr xmlns:wpc="http://schemas.microsoft.com/office/word/2010/wordprocessingCanvas" xmlns:cx="http://schemas.microsoft.com/office/drawing/2014/chartex" xmlns:cx1="http://schemas.microsoft.com/office/drawing/2015/9/8/chartex" xmlns:cx2="http://schemas.microsoft.com/office/drawing/2015/10/21/chartex" xmlns:cx3="http://schemas.microsoft.com/office/drawing/2016/5/9/chartex" xmlns:cx4="http://schemas.microsoft.com/office/drawing/2016/5/10/chartex" xmlns:cx5="http://schemas.microsoft.com/office/drawing/2016/5/11/chartex" xmlns:cx6="http://schemas.microsoft.com/office/drawing/2016/5/12/chartex" xmlns:cx7="http://schemas.microsoft.com/office/drawing/2016/5/13/chartex" xmlns:cx8="http://schemas.microsoft.com/office/drawing/2016/5/14/chartex" xmlns:mc="http://schemas.openxmlformats.org/markup-compatibility/2006" xmlns:aink="http://schemas.microsoft.com/office/drawing/2016/ink" xmlns:am3d="http://schemas.microsoft.com/office/drawing/2017/model3d" xmlns:o="urn:schemas-microsoft-com:office:office" xmlns:oel="http://schemas.microsoft.com/office/2019/extlst" xmlns:r="http://schemas.openxmlformats.org/officeDocument/2006/relationships" xmlns:m="http://schemas.openxmlformats.org/officeDocument/2006/math" xmlns:v="urn:schemas-microsoft-com:vml" xmlns:wp14="http://schemas.microsoft.com/office/word/2010/wordprocessingDrawing" xmlns:wp="http://schemas.openxmlformats.org/drawingml/2006/wordprocessingDrawing" xmlns:w10="urn:schemas-microsoft-com:office:word" xmlns:w="http://schemas.openxmlformats.org/wordprocessingml/2006/main" xmlns:w14="http://schemas.microsoft.com/office/word/2010/wordml" xmlns:w15="http://schemas.microsoft.com/office/word/2012/wordml" xmlns:w16cex="http://schemas.microsoft.com/office/word/2018/wordml/cex" xmlns:w16cid="http://schemas.microsoft.com/office/word/2016/wordml/cid" xmlns:w16="http://schemas.microsoft.com/office/word/2018/wordml" xmlns:w16du="http://schemas.microsoft.com/office/word/2023/wordml/word16du" xmlns:w16sdtdh="http://schemas.microsoft.com/office/word/2020/wordml/sdtdatahash" xmlns:w16se="http://schemas.microsoft.com/office/word/2015/wordml/symex" xmlns:wpg="http://schemas.microsoft.com/office/word/2010/wordprocessingGroup" xmlns:wpi="http://schemas.microsoft.com/office/word/2010/wordprocessingInk" xmlns:wne="http://schemas.microsoft.com/office/word/2006/wordml" xmlns:wps="http://schemas.microsoft.com/office/word/2010/wordprocessingShape" mc:Ignorable="w14 w15 w16se w16cid w16 w16cex w16sdtdh w16du wp14">
+  <w:p>
+    <w:pPr>
+      <w:pStyle w:val="Footer"/>
+      <w:tabs>
+        <w:tab w:val="clear" w:pos="4680"/>
+        <w:tab w:val="clear" w:pos="9360"/>
+        <w:tab w:val="left" w:pos="3005"/>
+      </w:tabs>
+    </w:pPr>
+    <w:r>
+      <w:tab/>
+    </w:r>
+  </w:p>
+</w:ftr>
+</file>
+
+<file path=word/footer2.xml><?xml version="1.0" encoding="utf-8"?>
+<w:ftr xmlns:wpc="http://schemas.microsoft.com/office/word/2010/wordprocessingCanvas" xmlns:cx="http://schemas.microsoft.com/office/drawing/2014/chartex" xmlns:cx1="http://schemas.microsoft.com/office/drawing/2015/9/8/chartex" xmlns:cx2="http://schemas.microsoft.com/office/drawing/2015/10/21/chartex" xmlns:cx3="http://schemas.microsoft.com/office/drawing/2016/5/9/chartex" xmlns:cx4="http://schemas.microsoft.com/office/drawing/2016/5/10/chartex" xmlns:cx5="http://schemas.microsoft.com/office/drawing/2016/5/11/chartex" xmlns:cx6="http://schemas.microsoft.com/office/drawing/2016/5/12/chartex" xmlns:cx7="http://schemas.microsoft.com/office/drawing/2016/5/13/chartex" xmlns:cx8="http://schemas.microsoft.com/office/drawing/2016/5/14/chartex" xmlns:mc="http://schemas.openxmlformats.org/markup-compatibility/2006" xmlns:aink="http://schemas.microsoft.com/office/drawing/2016/ink" xmlns:am3d="http://schemas.microsoft.com/office/drawing/2017/model3d" xmlns:o="urn:schemas-microsoft-com:office:office" xmlns:oel="http://schemas.microsoft.com/office/2019/extlst" xmlns:r="http://schemas.openxmlformats.org/officeDocument/2006/relationships" xmlns:m="http://schemas.openxmlformats.org/officeDocument/2006/math" xmlns:v="urn:schemas-microsoft-com:vml" xmlns:wp14="http://schemas.microsoft.com/office/word/2010/wordprocessingDrawing" xmlns:wp="http://schemas.openxmlformats.org/drawingml/2006/wordprocessingDrawing" xmlns:w10="urn:schemas-microsoft-com:office:word" xmlns:w="http://schemas.openxmlformats.org/wordprocessingml/2006/main" xmlns:w14="http://schemas.microsoft.com/office/word/2010/wordml" xmlns:w15="http://schemas.microsoft.com/office/word/2012/wordml" xmlns:w16cex="http://schemas.microsoft.com/office/word/2018/wordml/cex" xmlns:w16cid="http://schemas.microsoft.com/office/word/2016/wordml/cid" xmlns:w16="http://schemas.microsoft.com/office/word/2018/wordml" xmlns:w16du="http://schemas.microsoft.com/office/word/2023/wordml/word16du" xmlns:w16sdtdh="http://schemas.microsoft.com/office/word/2020/wordml/sdtdatahash" xmlns:w16se="http://schemas.microsoft.com/office/word/2015/wordml/symex" xmlns:wpg="http://schemas.microsoft.com/office/word/2010/wordprocessingGroup" xmlns:wpi="http://schemas.microsoft.com/office/word/2010/wordprocessingInk" xmlns:wne="http://schemas.microsoft.com/office/word/2006/wordml" xmlns:wps="http://schemas.microsoft.com/office/word/2010/wordprocessingShape" mc:Ignorable="w14 w15 w16se w16cid w16 w16cex w16sdtdh w16du wp14">
+  <w:sdt>
+    <w:sdtPr>
+      <w:id w:val="-355270226"/>
+      <w:docPartObj>
+        <w:docPartGallery w:val="Page Numbers (Bottom of Page)"/>
+        <w:docPartUnique/>
+      </w:docPartObj>
+    </w:sdtPr>
+    <w:sdtEndPr>
+      <w:rPr>
+        <w:noProof/>
+      </w:rPr>
+    </w:sdtEndPr>
+    <w:sdtContent>
+      <w:p>
+        <w:pPr>
+          <w:pStyle w:val="Footer"/>
+          <w:jc w:val="center"/>
+        </w:pPr>
+        <w:r>
+          <w:fldChar w:fldCharType="begin"/>
+        </w:r>
+        <w:r>
+          <w:instrText xml:space="preserve"> PAGE   \* MERGEFORMAT </w:instrText>
+        </w:r>
+        <w:r>
+          <w:fldChar w:fldCharType="separate"/>
+        </w:r>
+        <w:r>
+          <w:rPr>
+            <w:noProof/>
+          </w:rPr>
+          <w:t>2</w:t>
+        </w:r>
+        <w:r>
+          <w:rPr>
+            <w:noProof/>
+          </w:rPr>
+          <w:fldChar w:fldCharType="end"/>
+        </w:r>
+      </w:p>
+    </w:sdtContent>
+  </w:sdt>
+  <w:p>
+    <w:pPr>
+      <w:pStyle w:val="Footer"/>
+      <w:tabs>
+        <w:tab w:val="clear" w:pos="4680"/>
+        <w:tab w:val="clear" w:pos="9360"/>
+        <w:tab w:val="left" w:pos="3005"/>
+      </w:tabs>
+    </w:pPr>
+  </w:p>
+</w:ftr>
 </file>
 
 <file path=word/footnotes.xml><?xml version="1.0" encoding="utf-8"?>
@@ -19325,6 +22110,155 @@
     </w:lvl>
   </w:abstractNum>
   <w:abstractNum w:abstractNumId="12" w15:restartNumberingAfterBreak="0">
+    <w:nsid w:val="143F7BD2"/>
+    <w:multiLevelType w:val="multilevel"/>
+    <w:tmpl w:val="11DA1668"/>
+    <w:lvl w:ilvl="0">
+      <w:start w:val="1"/>
+      <w:numFmt w:val="bullet"/>
+      <w:lvlText w:val=""/>
+      <w:lvlJc w:val="left"/>
+      <w:pPr>
+        <w:tabs>
+          <w:tab w:val="num" w:pos="720"/>
+        </w:tabs>
+        <w:ind w:left="720" w:hanging="360"/>
+      </w:pPr>
+      <w:rPr>
+        <w:rFonts w:ascii="Symbol" w:hAnsi="Symbol" w:hint="default"/>
+        <w:sz w:val="20"/>
+      </w:rPr>
+    </w:lvl>
+    <w:lvl w:ilvl="1" w:tentative="1">
+      <w:start w:val="1"/>
+      <w:numFmt w:val="bullet"/>
+      <w:lvlText w:val="o"/>
+      <w:lvlJc w:val="left"/>
+      <w:pPr>
+        <w:tabs>
+          <w:tab w:val="num" w:pos="1440"/>
+        </w:tabs>
+        <w:ind w:left="1440" w:hanging="360"/>
+      </w:pPr>
+      <w:rPr>
+        <w:rFonts w:ascii="Courier New" w:hAnsi="Courier New" w:hint="default"/>
+        <w:sz w:val="20"/>
+      </w:rPr>
+    </w:lvl>
+    <w:lvl w:ilvl="2" w:tentative="1">
+      <w:start w:val="1"/>
+      <w:numFmt w:val="bullet"/>
+      <w:lvlText w:val=""/>
+      <w:lvlJc w:val="left"/>
+      <w:pPr>
+        <w:tabs>
+          <w:tab w:val="num" w:pos="2160"/>
+        </w:tabs>
+        <w:ind w:left="2160" w:hanging="360"/>
+      </w:pPr>
+      <w:rPr>
+        <w:rFonts w:ascii="Wingdings" w:hAnsi="Wingdings" w:hint="default"/>
+        <w:sz w:val="20"/>
+      </w:rPr>
+    </w:lvl>
+    <w:lvl w:ilvl="3" w:tentative="1">
+      <w:start w:val="1"/>
+      <w:numFmt w:val="bullet"/>
+      <w:lvlText w:val=""/>
+      <w:lvlJc w:val="left"/>
+      <w:pPr>
+        <w:tabs>
+          <w:tab w:val="num" w:pos="2880"/>
+        </w:tabs>
+        <w:ind w:left="2880" w:hanging="360"/>
+      </w:pPr>
+      <w:rPr>
+        <w:rFonts w:ascii="Wingdings" w:hAnsi="Wingdings" w:hint="default"/>
+        <w:sz w:val="20"/>
+      </w:rPr>
+    </w:lvl>
+    <w:lvl w:ilvl="4" w:tentative="1">
+      <w:start w:val="1"/>
+      <w:numFmt w:val="bullet"/>
+      <w:lvlText w:val=""/>
+      <w:lvlJc w:val="left"/>
+      <w:pPr>
+        <w:tabs>
+          <w:tab w:val="num" w:pos="3600"/>
+        </w:tabs>
+        <w:ind w:left="3600" w:hanging="360"/>
+      </w:pPr>
+      <w:rPr>
+        <w:rFonts w:ascii="Wingdings" w:hAnsi="Wingdings" w:hint="default"/>
+        <w:sz w:val="20"/>
+      </w:rPr>
+    </w:lvl>
+    <w:lvl w:ilvl="5" w:tentative="1">
+      <w:start w:val="1"/>
+      <w:numFmt w:val="bullet"/>
+      <w:lvlText w:val=""/>
+      <w:lvlJc w:val="left"/>
+      <w:pPr>
+        <w:tabs>
+          <w:tab w:val="num" w:pos="4320"/>
+        </w:tabs>
+        <w:ind w:left="4320" w:hanging="360"/>
+      </w:pPr>
+      <w:rPr>
+        <w:rFonts w:ascii="Wingdings" w:hAnsi="Wingdings" w:hint="default"/>
+        <w:sz w:val="20"/>
+      </w:rPr>
+    </w:lvl>
+    <w:lvl w:ilvl="6" w:tentative="1">
+      <w:start w:val="1"/>
+      <w:numFmt w:val="bullet"/>
+      <w:lvlText w:val=""/>
+      <w:lvlJc w:val="left"/>
+      <w:pPr>
+        <w:tabs>
+          <w:tab w:val="num" w:pos="5040"/>
+        </w:tabs>
+        <w:ind w:left="5040" w:hanging="360"/>
+      </w:pPr>
+      <w:rPr>
+        <w:rFonts w:ascii="Wingdings" w:hAnsi="Wingdings" w:hint="default"/>
+        <w:sz w:val="20"/>
+      </w:rPr>
+    </w:lvl>
+    <w:lvl w:ilvl="7" w:tentative="1">
+      <w:start w:val="1"/>
+      <w:numFmt w:val="bullet"/>
+      <w:lvlText w:val=""/>
+      <w:lvlJc w:val="left"/>
+      <w:pPr>
+        <w:tabs>
+          <w:tab w:val="num" w:pos="5760"/>
+        </w:tabs>
+        <w:ind w:left="5760" w:hanging="360"/>
+      </w:pPr>
+      <w:rPr>
+        <w:rFonts w:ascii="Wingdings" w:hAnsi="Wingdings" w:hint="default"/>
+        <w:sz w:val="20"/>
+      </w:rPr>
+    </w:lvl>
+    <w:lvl w:ilvl="8" w:tentative="1">
+      <w:start w:val="1"/>
+      <w:numFmt w:val="bullet"/>
+      <w:lvlText w:val=""/>
+      <w:lvlJc w:val="left"/>
+      <w:pPr>
+        <w:tabs>
+          <w:tab w:val="num" w:pos="6480"/>
+        </w:tabs>
+        <w:ind w:left="6480" w:hanging="360"/>
+      </w:pPr>
+      <w:rPr>
+        <w:rFonts w:ascii="Wingdings" w:hAnsi="Wingdings" w:hint="default"/>
+        <w:sz w:val="20"/>
+      </w:rPr>
+    </w:lvl>
+  </w:abstractNum>
+  <w:abstractNum w:abstractNumId="13" w15:restartNumberingAfterBreak="0">
     <w:nsid w:val="18465BCB"/>
     <w:multiLevelType w:val="multilevel"/>
     <w:tmpl w:val="9A924CF2"/>
@@ -19473,7 +22407,7 @@
       </w:rPr>
     </w:lvl>
   </w:abstractNum>
-  <w:abstractNum w:abstractNumId="13" w15:restartNumberingAfterBreak="0">
+  <w:abstractNum w:abstractNumId="14" w15:restartNumberingAfterBreak="0">
     <w:nsid w:val="186E7034"/>
     <w:multiLevelType w:val="multilevel"/>
     <w:tmpl w:val="93EAF38A"/>
@@ -19618,7 +22552,7 @@
       </w:rPr>
     </w:lvl>
   </w:abstractNum>
-  <w:abstractNum w:abstractNumId="14" w15:restartNumberingAfterBreak="0">
+  <w:abstractNum w:abstractNumId="15" w15:restartNumberingAfterBreak="0">
     <w:nsid w:val="1A7233BB"/>
     <w:multiLevelType w:val="multilevel"/>
     <w:tmpl w:val="AFDAE21E"/>
@@ -19767,7 +22701,7 @@
       </w:rPr>
     </w:lvl>
   </w:abstractNum>
-  <w:abstractNum w:abstractNumId="15" w15:restartNumberingAfterBreak="0">
+  <w:abstractNum w:abstractNumId="16" w15:restartNumberingAfterBreak="0">
     <w:nsid w:val="1ABD6BD3"/>
     <w:multiLevelType w:val="multilevel"/>
     <w:tmpl w:val="A2AC19F8"/>
@@ -19916,7 +22850,7 @@
       </w:rPr>
     </w:lvl>
   </w:abstractNum>
-  <w:abstractNum w:abstractNumId="16" w15:restartNumberingAfterBreak="0">
+  <w:abstractNum w:abstractNumId="17" w15:restartNumberingAfterBreak="0">
     <w:nsid w:val="1B500AB1"/>
     <w:multiLevelType w:val="hybridMultilevel"/>
     <w:tmpl w:val="D39475BC"/>
@@ -19970,7 +22904,7 @@
       <w:lvlJc w:val="left"/>
     </w:lvl>
   </w:abstractNum>
-  <w:abstractNum w:abstractNumId="17" w15:restartNumberingAfterBreak="0">
+  <w:abstractNum w:abstractNumId="18" w15:restartNumberingAfterBreak="0">
     <w:nsid w:val="1D532DE3"/>
     <w:multiLevelType w:val="multilevel"/>
     <w:tmpl w:val="3C167E70"/>
@@ -20119,7 +23053,156 @@
       </w:rPr>
     </w:lvl>
   </w:abstractNum>
-  <w:abstractNum w:abstractNumId="18" w15:restartNumberingAfterBreak="0">
+  <w:abstractNum w:abstractNumId="19" w15:restartNumberingAfterBreak="0">
+    <w:nsid w:val="1D883319"/>
+    <w:multiLevelType w:val="multilevel"/>
+    <w:tmpl w:val="0CEAC21E"/>
+    <w:lvl w:ilvl="0">
+      <w:start w:val="1"/>
+      <w:numFmt w:val="bullet"/>
+      <w:lvlText w:val=""/>
+      <w:lvlJc w:val="left"/>
+      <w:pPr>
+        <w:tabs>
+          <w:tab w:val="num" w:pos="720"/>
+        </w:tabs>
+        <w:ind w:left="720" w:hanging="360"/>
+      </w:pPr>
+      <w:rPr>
+        <w:rFonts w:ascii="Symbol" w:hAnsi="Symbol" w:hint="default"/>
+        <w:sz w:val="20"/>
+      </w:rPr>
+    </w:lvl>
+    <w:lvl w:ilvl="1" w:tentative="1">
+      <w:start w:val="1"/>
+      <w:numFmt w:val="bullet"/>
+      <w:lvlText w:val="o"/>
+      <w:lvlJc w:val="left"/>
+      <w:pPr>
+        <w:tabs>
+          <w:tab w:val="num" w:pos="1440"/>
+        </w:tabs>
+        <w:ind w:left="1440" w:hanging="360"/>
+      </w:pPr>
+      <w:rPr>
+        <w:rFonts w:ascii="Courier New" w:hAnsi="Courier New" w:hint="default"/>
+        <w:sz w:val="20"/>
+      </w:rPr>
+    </w:lvl>
+    <w:lvl w:ilvl="2" w:tentative="1">
+      <w:start w:val="1"/>
+      <w:numFmt w:val="bullet"/>
+      <w:lvlText w:val=""/>
+      <w:lvlJc w:val="left"/>
+      <w:pPr>
+        <w:tabs>
+          <w:tab w:val="num" w:pos="2160"/>
+        </w:tabs>
+        <w:ind w:left="2160" w:hanging="360"/>
+      </w:pPr>
+      <w:rPr>
+        <w:rFonts w:ascii="Wingdings" w:hAnsi="Wingdings" w:hint="default"/>
+        <w:sz w:val="20"/>
+      </w:rPr>
+    </w:lvl>
+    <w:lvl w:ilvl="3" w:tentative="1">
+      <w:start w:val="1"/>
+      <w:numFmt w:val="bullet"/>
+      <w:lvlText w:val=""/>
+      <w:lvlJc w:val="left"/>
+      <w:pPr>
+        <w:tabs>
+          <w:tab w:val="num" w:pos="2880"/>
+        </w:tabs>
+        <w:ind w:left="2880" w:hanging="360"/>
+      </w:pPr>
+      <w:rPr>
+        <w:rFonts w:ascii="Wingdings" w:hAnsi="Wingdings" w:hint="default"/>
+        <w:sz w:val="20"/>
+      </w:rPr>
+    </w:lvl>
+    <w:lvl w:ilvl="4" w:tentative="1">
+      <w:start w:val="1"/>
+      <w:numFmt w:val="bullet"/>
+      <w:lvlText w:val=""/>
+      <w:lvlJc w:val="left"/>
+      <w:pPr>
+        <w:tabs>
+          <w:tab w:val="num" w:pos="3600"/>
+        </w:tabs>
+        <w:ind w:left="3600" w:hanging="360"/>
+      </w:pPr>
+      <w:rPr>
+        <w:rFonts w:ascii="Wingdings" w:hAnsi="Wingdings" w:hint="default"/>
+        <w:sz w:val="20"/>
+      </w:rPr>
+    </w:lvl>
+    <w:lvl w:ilvl="5" w:tentative="1">
+      <w:start w:val="1"/>
+      <w:numFmt w:val="bullet"/>
+      <w:lvlText w:val=""/>
+      <w:lvlJc w:val="left"/>
+      <w:pPr>
+        <w:tabs>
+          <w:tab w:val="num" w:pos="4320"/>
+        </w:tabs>
+        <w:ind w:left="4320" w:hanging="360"/>
+      </w:pPr>
+      <w:rPr>
+        <w:rFonts w:ascii="Wingdings" w:hAnsi="Wingdings" w:hint="default"/>
+        <w:sz w:val="20"/>
+      </w:rPr>
+    </w:lvl>
+    <w:lvl w:ilvl="6" w:tentative="1">
+      <w:start w:val="1"/>
+      <w:numFmt w:val="bullet"/>
+      <w:lvlText w:val=""/>
+      <w:lvlJc w:val="left"/>
+      <w:pPr>
+        <w:tabs>
+          <w:tab w:val="num" w:pos="5040"/>
+        </w:tabs>
+        <w:ind w:left="5040" w:hanging="360"/>
+      </w:pPr>
+      <w:rPr>
+        <w:rFonts w:ascii="Wingdings" w:hAnsi="Wingdings" w:hint="default"/>
+        <w:sz w:val="20"/>
+      </w:rPr>
+    </w:lvl>
+    <w:lvl w:ilvl="7" w:tentative="1">
+      <w:start w:val="1"/>
+      <w:numFmt w:val="bullet"/>
+      <w:lvlText w:val=""/>
+      <w:lvlJc w:val="left"/>
+      <w:pPr>
+        <w:tabs>
+          <w:tab w:val="num" w:pos="5760"/>
+        </w:tabs>
+        <w:ind w:left="5760" w:hanging="360"/>
+      </w:pPr>
+      <w:rPr>
+        <w:rFonts w:ascii="Wingdings" w:hAnsi="Wingdings" w:hint="default"/>
+        <w:sz w:val="20"/>
+      </w:rPr>
+    </w:lvl>
+    <w:lvl w:ilvl="8" w:tentative="1">
+      <w:start w:val="1"/>
+      <w:numFmt w:val="bullet"/>
+      <w:lvlText w:val=""/>
+      <w:lvlJc w:val="left"/>
+      <w:pPr>
+        <w:tabs>
+          <w:tab w:val="num" w:pos="6480"/>
+        </w:tabs>
+        <w:ind w:left="6480" w:hanging="360"/>
+      </w:pPr>
+      <w:rPr>
+        <w:rFonts w:ascii="Wingdings" w:hAnsi="Wingdings" w:hint="default"/>
+        <w:sz w:val="20"/>
+      </w:rPr>
+    </w:lvl>
+  </w:abstractNum>
+  <w:abstractNum w:abstractNumId="20" w15:restartNumberingAfterBreak="0">
     <w:nsid w:val="1F8E4436"/>
     <w:multiLevelType w:val="multilevel"/>
     <w:tmpl w:val="32623418"/>
@@ -20268,7 +23351,7 @@
       </w:rPr>
     </w:lvl>
   </w:abstractNum>
-  <w:abstractNum w:abstractNumId="19" w15:restartNumberingAfterBreak="0">
+  <w:abstractNum w:abstractNumId="21" w15:restartNumberingAfterBreak="0">
     <w:nsid w:val="23FF31A7"/>
     <w:multiLevelType w:val="multilevel"/>
     <w:tmpl w:val="1D30FD42"/>
@@ -20381,7 +23464,7 @@
       </w:pPr>
     </w:lvl>
   </w:abstractNum>
-  <w:abstractNum w:abstractNumId="20" w15:restartNumberingAfterBreak="0">
+  <w:abstractNum w:abstractNumId="22" w15:restartNumberingAfterBreak="0">
     <w:nsid w:val="24620883"/>
     <w:multiLevelType w:val="multilevel"/>
     <w:tmpl w:val="69D228EE"/>
@@ -20530,7 +23613,7 @@
       </w:rPr>
     </w:lvl>
   </w:abstractNum>
-  <w:abstractNum w:abstractNumId="21" w15:restartNumberingAfterBreak="0">
+  <w:abstractNum w:abstractNumId="23" w15:restartNumberingAfterBreak="0">
     <w:nsid w:val="2A594698"/>
     <w:multiLevelType w:val="multilevel"/>
     <w:tmpl w:val="E022FA30"/>
@@ -20679,7 +23762,7 @@
       </w:rPr>
     </w:lvl>
   </w:abstractNum>
-  <w:abstractNum w:abstractNumId="22" w15:restartNumberingAfterBreak="0">
+  <w:abstractNum w:abstractNumId="24" w15:restartNumberingAfterBreak="0">
     <w:nsid w:val="2BCD05A8"/>
     <w:multiLevelType w:val="hybridMultilevel"/>
     <w:tmpl w:val="537670C0"/>
@@ -20792,7 +23875,156 @@
       </w:rPr>
     </w:lvl>
   </w:abstractNum>
-  <w:abstractNum w:abstractNumId="23" w15:restartNumberingAfterBreak="0">
+  <w:abstractNum w:abstractNumId="25" w15:restartNumberingAfterBreak="0">
+    <w:nsid w:val="2BDC4E27"/>
+    <w:multiLevelType w:val="multilevel"/>
+    <w:tmpl w:val="0B0633D4"/>
+    <w:lvl w:ilvl="0">
+      <w:start w:val="1"/>
+      <w:numFmt w:val="bullet"/>
+      <w:lvlText w:val=""/>
+      <w:lvlJc w:val="left"/>
+      <w:pPr>
+        <w:tabs>
+          <w:tab w:val="num" w:pos="720"/>
+        </w:tabs>
+        <w:ind w:left="720" w:hanging="360"/>
+      </w:pPr>
+      <w:rPr>
+        <w:rFonts w:ascii="Symbol" w:hAnsi="Symbol" w:hint="default"/>
+        <w:sz w:val="20"/>
+      </w:rPr>
+    </w:lvl>
+    <w:lvl w:ilvl="1" w:tentative="1">
+      <w:start w:val="1"/>
+      <w:numFmt w:val="bullet"/>
+      <w:lvlText w:val="o"/>
+      <w:lvlJc w:val="left"/>
+      <w:pPr>
+        <w:tabs>
+          <w:tab w:val="num" w:pos="1440"/>
+        </w:tabs>
+        <w:ind w:left="1440" w:hanging="360"/>
+      </w:pPr>
+      <w:rPr>
+        <w:rFonts w:ascii="Courier New" w:hAnsi="Courier New" w:hint="default"/>
+        <w:sz w:val="20"/>
+      </w:rPr>
+    </w:lvl>
+    <w:lvl w:ilvl="2" w:tentative="1">
+      <w:start w:val="1"/>
+      <w:numFmt w:val="bullet"/>
+      <w:lvlText w:val=""/>
+      <w:lvlJc w:val="left"/>
+      <w:pPr>
+        <w:tabs>
+          <w:tab w:val="num" w:pos="2160"/>
+        </w:tabs>
+        <w:ind w:left="2160" w:hanging="360"/>
+      </w:pPr>
+      <w:rPr>
+        <w:rFonts w:ascii="Wingdings" w:hAnsi="Wingdings" w:hint="default"/>
+        <w:sz w:val="20"/>
+      </w:rPr>
+    </w:lvl>
+    <w:lvl w:ilvl="3" w:tentative="1">
+      <w:start w:val="1"/>
+      <w:numFmt w:val="bullet"/>
+      <w:lvlText w:val=""/>
+      <w:lvlJc w:val="left"/>
+      <w:pPr>
+        <w:tabs>
+          <w:tab w:val="num" w:pos="2880"/>
+        </w:tabs>
+        <w:ind w:left="2880" w:hanging="360"/>
+      </w:pPr>
+      <w:rPr>
+        <w:rFonts w:ascii="Wingdings" w:hAnsi="Wingdings" w:hint="default"/>
+        <w:sz w:val="20"/>
+      </w:rPr>
+    </w:lvl>
+    <w:lvl w:ilvl="4" w:tentative="1">
+      <w:start w:val="1"/>
+      <w:numFmt w:val="bullet"/>
+      <w:lvlText w:val=""/>
+      <w:lvlJc w:val="left"/>
+      <w:pPr>
+        <w:tabs>
+          <w:tab w:val="num" w:pos="3600"/>
+        </w:tabs>
+        <w:ind w:left="3600" w:hanging="360"/>
+      </w:pPr>
+      <w:rPr>
+        <w:rFonts w:ascii="Wingdings" w:hAnsi="Wingdings" w:hint="default"/>
+        <w:sz w:val="20"/>
+      </w:rPr>
+    </w:lvl>
+    <w:lvl w:ilvl="5" w:tentative="1">
+      <w:start w:val="1"/>
+      <w:numFmt w:val="bullet"/>
+      <w:lvlText w:val=""/>
+      <w:lvlJc w:val="left"/>
+      <w:pPr>
+        <w:tabs>
+          <w:tab w:val="num" w:pos="4320"/>
+        </w:tabs>
+        <w:ind w:left="4320" w:hanging="360"/>
+      </w:pPr>
+      <w:rPr>
+        <w:rFonts w:ascii="Wingdings" w:hAnsi="Wingdings" w:hint="default"/>
+        <w:sz w:val="20"/>
+      </w:rPr>
+    </w:lvl>
+    <w:lvl w:ilvl="6" w:tentative="1">
+      <w:start w:val="1"/>
+      <w:numFmt w:val="bullet"/>
+      <w:lvlText w:val=""/>
+      <w:lvlJc w:val="left"/>
+      <w:pPr>
+        <w:tabs>
+          <w:tab w:val="num" w:pos="5040"/>
+        </w:tabs>
+        <w:ind w:left="5040" w:hanging="360"/>
+      </w:pPr>
+      <w:rPr>
+        <w:rFonts w:ascii="Wingdings" w:hAnsi="Wingdings" w:hint="default"/>
+        <w:sz w:val="20"/>
+      </w:rPr>
+    </w:lvl>
+    <w:lvl w:ilvl="7" w:tentative="1">
+      <w:start w:val="1"/>
+      <w:numFmt w:val="bullet"/>
+      <w:lvlText w:val=""/>
+      <w:lvlJc w:val="left"/>
+      <w:pPr>
+        <w:tabs>
+          <w:tab w:val="num" w:pos="5760"/>
+        </w:tabs>
+        <w:ind w:left="5760" w:hanging="360"/>
+      </w:pPr>
+      <w:rPr>
+        <w:rFonts w:ascii="Wingdings" w:hAnsi="Wingdings" w:hint="default"/>
+        <w:sz w:val="20"/>
+      </w:rPr>
+    </w:lvl>
+    <w:lvl w:ilvl="8" w:tentative="1">
+      <w:start w:val="1"/>
+      <w:numFmt w:val="bullet"/>
+      <w:lvlText w:val=""/>
+      <w:lvlJc w:val="left"/>
+      <w:pPr>
+        <w:tabs>
+          <w:tab w:val="num" w:pos="6480"/>
+        </w:tabs>
+        <w:ind w:left="6480" w:hanging="360"/>
+      </w:pPr>
+      <w:rPr>
+        <w:rFonts w:ascii="Wingdings" w:hAnsi="Wingdings" w:hint="default"/>
+        <w:sz w:val="20"/>
+      </w:rPr>
+    </w:lvl>
+  </w:abstractNum>
+  <w:abstractNum w:abstractNumId="26" w15:restartNumberingAfterBreak="0">
     <w:nsid w:val="2C2C3EC9"/>
     <w:multiLevelType w:val="multilevel"/>
     <w:tmpl w:val="CD282D88"/>
@@ -20941,7 +24173,7 @@
       </w:rPr>
     </w:lvl>
   </w:abstractNum>
-  <w:abstractNum w:abstractNumId="24" w15:restartNumberingAfterBreak="0">
+  <w:abstractNum w:abstractNumId="27" w15:restartNumberingAfterBreak="0">
     <w:nsid w:val="2C6C61C4"/>
     <w:multiLevelType w:val="hybridMultilevel"/>
     <w:tmpl w:val="D4B4A1B6"/>
@@ -21054,7 +24286,156 @@
       </w:rPr>
     </w:lvl>
   </w:abstractNum>
-  <w:abstractNum w:abstractNumId="25" w15:restartNumberingAfterBreak="0">
+  <w:abstractNum w:abstractNumId="28" w15:restartNumberingAfterBreak="0">
+    <w:nsid w:val="2CE160AE"/>
+    <w:multiLevelType w:val="multilevel"/>
+    <w:tmpl w:val="9A924048"/>
+    <w:lvl w:ilvl="0">
+      <w:start w:val="1"/>
+      <w:numFmt w:val="bullet"/>
+      <w:lvlText w:val=""/>
+      <w:lvlJc w:val="left"/>
+      <w:pPr>
+        <w:tabs>
+          <w:tab w:val="num" w:pos="720"/>
+        </w:tabs>
+        <w:ind w:left="720" w:hanging="360"/>
+      </w:pPr>
+      <w:rPr>
+        <w:rFonts w:ascii="Symbol" w:hAnsi="Symbol" w:hint="default"/>
+        <w:sz w:val="20"/>
+      </w:rPr>
+    </w:lvl>
+    <w:lvl w:ilvl="1" w:tentative="1">
+      <w:start w:val="1"/>
+      <w:numFmt w:val="bullet"/>
+      <w:lvlText w:val="o"/>
+      <w:lvlJc w:val="left"/>
+      <w:pPr>
+        <w:tabs>
+          <w:tab w:val="num" w:pos="1440"/>
+        </w:tabs>
+        <w:ind w:left="1440" w:hanging="360"/>
+      </w:pPr>
+      <w:rPr>
+        <w:rFonts w:ascii="Courier New" w:hAnsi="Courier New" w:hint="default"/>
+        <w:sz w:val="20"/>
+      </w:rPr>
+    </w:lvl>
+    <w:lvl w:ilvl="2" w:tentative="1">
+      <w:start w:val="1"/>
+      <w:numFmt w:val="bullet"/>
+      <w:lvlText w:val=""/>
+      <w:lvlJc w:val="left"/>
+      <w:pPr>
+        <w:tabs>
+          <w:tab w:val="num" w:pos="2160"/>
+        </w:tabs>
+        <w:ind w:left="2160" w:hanging="360"/>
+      </w:pPr>
+      <w:rPr>
+        <w:rFonts w:ascii="Wingdings" w:hAnsi="Wingdings" w:hint="default"/>
+        <w:sz w:val="20"/>
+      </w:rPr>
+    </w:lvl>
+    <w:lvl w:ilvl="3" w:tentative="1">
+      <w:start w:val="1"/>
+      <w:numFmt w:val="bullet"/>
+      <w:lvlText w:val=""/>
+      <w:lvlJc w:val="left"/>
+      <w:pPr>
+        <w:tabs>
+          <w:tab w:val="num" w:pos="2880"/>
+        </w:tabs>
+        <w:ind w:left="2880" w:hanging="360"/>
+      </w:pPr>
+      <w:rPr>
+        <w:rFonts w:ascii="Wingdings" w:hAnsi="Wingdings" w:hint="default"/>
+        <w:sz w:val="20"/>
+      </w:rPr>
+    </w:lvl>
+    <w:lvl w:ilvl="4" w:tentative="1">
+      <w:start w:val="1"/>
+      <w:numFmt w:val="bullet"/>
+      <w:lvlText w:val=""/>
+      <w:lvlJc w:val="left"/>
+      <w:pPr>
+        <w:tabs>
+          <w:tab w:val="num" w:pos="3600"/>
+        </w:tabs>
+        <w:ind w:left="3600" w:hanging="360"/>
+      </w:pPr>
+      <w:rPr>
+        <w:rFonts w:ascii="Wingdings" w:hAnsi="Wingdings" w:hint="default"/>
+        <w:sz w:val="20"/>
+      </w:rPr>
+    </w:lvl>
+    <w:lvl w:ilvl="5" w:tentative="1">
+      <w:start w:val="1"/>
+      <w:numFmt w:val="bullet"/>
+      <w:lvlText w:val=""/>
+      <w:lvlJc w:val="left"/>
+      <w:pPr>
+        <w:tabs>
+          <w:tab w:val="num" w:pos="4320"/>
+        </w:tabs>
+        <w:ind w:left="4320" w:hanging="360"/>
+      </w:pPr>
+      <w:rPr>
+        <w:rFonts w:ascii="Wingdings" w:hAnsi="Wingdings" w:hint="default"/>
+        <w:sz w:val="20"/>
+      </w:rPr>
+    </w:lvl>
+    <w:lvl w:ilvl="6" w:tentative="1">
+      <w:start w:val="1"/>
+      <w:numFmt w:val="bullet"/>
+      <w:lvlText w:val=""/>
+      <w:lvlJc w:val="left"/>
+      <w:pPr>
+        <w:tabs>
+          <w:tab w:val="num" w:pos="5040"/>
+        </w:tabs>
+        <w:ind w:left="5040" w:hanging="360"/>
+      </w:pPr>
+      <w:rPr>
+        <w:rFonts w:ascii="Wingdings" w:hAnsi="Wingdings" w:hint="default"/>
+        <w:sz w:val="20"/>
+      </w:rPr>
+    </w:lvl>
+    <w:lvl w:ilvl="7" w:tentative="1">
+      <w:start w:val="1"/>
+      <w:numFmt w:val="bullet"/>
+      <w:lvlText w:val=""/>
+      <w:lvlJc w:val="left"/>
+      <w:pPr>
+        <w:tabs>
+          <w:tab w:val="num" w:pos="5760"/>
+        </w:tabs>
+        <w:ind w:left="5760" w:hanging="360"/>
+      </w:pPr>
+      <w:rPr>
+        <w:rFonts w:ascii="Wingdings" w:hAnsi="Wingdings" w:hint="default"/>
+        <w:sz w:val="20"/>
+      </w:rPr>
+    </w:lvl>
+    <w:lvl w:ilvl="8" w:tentative="1">
+      <w:start w:val="1"/>
+      <w:numFmt w:val="bullet"/>
+      <w:lvlText w:val=""/>
+      <w:lvlJc w:val="left"/>
+      <w:pPr>
+        <w:tabs>
+          <w:tab w:val="num" w:pos="6480"/>
+        </w:tabs>
+        <w:ind w:left="6480" w:hanging="360"/>
+      </w:pPr>
+      <w:rPr>
+        <w:rFonts w:ascii="Wingdings" w:hAnsi="Wingdings" w:hint="default"/>
+        <w:sz w:val="20"/>
+      </w:rPr>
+    </w:lvl>
+  </w:abstractNum>
+  <w:abstractNum w:abstractNumId="29" w15:restartNumberingAfterBreak="0">
     <w:nsid w:val="2E8856F3"/>
     <w:multiLevelType w:val="multilevel"/>
     <w:tmpl w:val="E612DDAE"/>
@@ -21203,7 +24584,7 @@
       </w:rPr>
     </w:lvl>
   </w:abstractNum>
-  <w:abstractNum w:abstractNumId="26" w15:restartNumberingAfterBreak="0">
+  <w:abstractNum w:abstractNumId="30" w15:restartNumberingAfterBreak="0">
     <w:nsid w:val="304B5B21"/>
     <w:multiLevelType w:val="multilevel"/>
     <w:tmpl w:val="707E06CE"/>
@@ -21352,7 +24733,7 @@
       </w:rPr>
     </w:lvl>
   </w:abstractNum>
-  <w:abstractNum w:abstractNumId="27" w15:restartNumberingAfterBreak="0">
+  <w:abstractNum w:abstractNumId="31" w15:restartNumberingAfterBreak="0">
     <w:nsid w:val="327B5324"/>
     <w:multiLevelType w:val="multilevel"/>
     <w:tmpl w:val="A35C7F1A"/>
@@ -21501,7 +24882,7 @@
       </w:rPr>
     </w:lvl>
   </w:abstractNum>
-  <w:abstractNum w:abstractNumId="28" w15:restartNumberingAfterBreak="0">
+  <w:abstractNum w:abstractNumId="32" w15:restartNumberingAfterBreak="0">
     <w:nsid w:val="336A2075"/>
     <w:multiLevelType w:val="hybridMultilevel"/>
     <w:tmpl w:val="B4CCA150"/>
@@ -21614,7 +24995,7 @@
       </w:rPr>
     </w:lvl>
   </w:abstractNum>
-  <w:abstractNum w:abstractNumId="29" w15:restartNumberingAfterBreak="0">
+  <w:abstractNum w:abstractNumId="33" w15:restartNumberingAfterBreak="0">
     <w:nsid w:val="336C7F3A"/>
     <w:multiLevelType w:val="hybridMultilevel"/>
     <w:tmpl w:val="32AC75CC"/>
@@ -21727,7 +25108,7 @@
       </w:rPr>
     </w:lvl>
   </w:abstractNum>
-  <w:abstractNum w:abstractNumId="30" w15:restartNumberingAfterBreak="0">
+  <w:abstractNum w:abstractNumId="34" w15:restartNumberingAfterBreak="0">
     <w:nsid w:val="35930DE0"/>
     <w:multiLevelType w:val="multilevel"/>
     <w:tmpl w:val="F97C8D38"/>
@@ -21844,7 +25225,7 @@
       </w:pPr>
     </w:lvl>
   </w:abstractNum>
-  <w:abstractNum w:abstractNumId="31" w15:restartNumberingAfterBreak="0">
+  <w:abstractNum w:abstractNumId="35" w15:restartNumberingAfterBreak="0">
     <w:nsid w:val="3A451688"/>
     <w:multiLevelType w:val="multilevel"/>
     <w:tmpl w:val="4B6250DE"/>
@@ -21993,7 +25374,156 @@
       </w:rPr>
     </w:lvl>
   </w:abstractNum>
-  <w:abstractNum w:abstractNumId="32" w15:restartNumberingAfterBreak="0">
+  <w:abstractNum w:abstractNumId="36" w15:restartNumberingAfterBreak="0">
+    <w:nsid w:val="3AB90EAB"/>
+    <w:multiLevelType w:val="multilevel"/>
+    <w:tmpl w:val="CB3447F0"/>
+    <w:lvl w:ilvl="0">
+      <w:start w:val="1"/>
+      <w:numFmt w:val="bullet"/>
+      <w:lvlText w:val=""/>
+      <w:lvlJc w:val="left"/>
+      <w:pPr>
+        <w:tabs>
+          <w:tab w:val="num" w:pos="720"/>
+        </w:tabs>
+        <w:ind w:left="720" w:hanging="360"/>
+      </w:pPr>
+      <w:rPr>
+        <w:rFonts w:ascii="Symbol" w:hAnsi="Symbol" w:hint="default"/>
+        <w:sz w:val="20"/>
+      </w:rPr>
+    </w:lvl>
+    <w:lvl w:ilvl="1" w:tentative="1">
+      <w:start w:val="1"/>
+      <w:numFmt w:val="bullet"/>
+      <w:lvlText w:val="o"/>
+      <w:lvlJc w:val="left"/>
+      <w:pPr>
+        <w:tabs>
+          <w:tab w:val="num" w:pos="1440"/>
+        </w:tabs>
+        <w:ind w:left="1440" w:hanging="360"/>
+      </w:pPr>
+      <w:rPr>
+        <w:rFonts w:ascii="Courier New" w:hAnsi="Courier New" w:hint="default"/>
+        <w:sz w:val="20"/>
+      </w:rPr>
+    </w:lvl>
+    <w:lvl w:ilvl="2" w:tentative="1">
+      <w:start w:val="1"/>
+      <w:numFmt w:val="bullet"/>
+      <w:lvlText w:val=""/>
+      <w:lvlJc w:val="left"/>
+      <w:pPr>
+        <w:tabs>
+          <w:tab w:val="num" w:pos="2160"/>
+        </w:tabs>
+        <w:ind w:left="2160" w:hanging="360"/>
+      </w:pPr>
+      <w:rPr>
+        <w:rFonts w:ascii="Wingdings" w:hAnsi="Wingdings" w:hint="default"/>
+        <w:sz w:val="20"/>
+      </w:rPr>
+    </w:lvl>
+    <w:lvl w:ilvl="3" w:tentative="1">
+      <w:start w:val="1"/>
+      <w:numFmt w:val="bullet"/>
+      <w:lvlText w:val=""/>
+      <w:lvlJc w:val="left"/>
+      <w:pPr>
+        <w:tabs>
+          <w:tab w:val="num" w:pos="2880"/>
+        </w:tabs>
+        <w:ind w:left="2880" w:hanging="360"/>
+      </w:pPr>
+      <w:rPr>
+        <w:rFonts w:ascii="Wingdings" w:hAnsi="Wingdings" w:hint="default"/>
+        <w:sz w:val="20"/>
+      </w:rPr>
+    </w:lvl>
+    <w:lvl w:ilvl="4" w:tentative="1">
+      <w:start w:val="1"/>
+      <w:numFmt w:val="bullet"/>
+      <w:lvlText w:val=""/>
+      <w:lvlJc w:val="left"/>
+      <w:pPr>
+        <w:tabs>
+          <w:tab w:val="num" w:pos="3600"/>
+        </w:tabs>
+        <w:ind w:left="3600" w:hanging="360"/>
+      </w:pPr>
+      <w:rPr>
+        <w:rFonts w:ascii="Wingdings" w:hAnsi="Wingdings" w:hint="default"/>
+        <w:sz w:val="20"/>
+      </w:rPr>
+    </w:lvl>
+    <w:lvl w:ilvl="5" w:tentative="1">
+      <w:start w:val="1"/>
+      <w:numFmt w:val="bullet"/>
+      <w:lvlText w:val=""/>
+      <w:lvlJc w:val="left"/>
+      <w:pPr>
+        <w:tabs>
+          <w:tab w:val="num" w:pos="4320"/>
+        </w:tabs>
+        <w:ind w:left="4320" w:hanging="360"/>
+      </w:pPr>
+      <w:rPr>
+        <w:rFonts w:ascii="Wingdings" w:hAnsi="Wingdings" w:hint="default"/>
+        <w:sz w:val="20"/>
+      </w:rPr>
+    </w:lvl>
+    <w:lvl w:ilvl="6" w:tentative="1">
+      <w:start w:val="1"/>
+      <w:numFmt w:val="bullet"/>
+      <w:lvlText w:val=""/>
+      <w:lvlJc w:val="left"/>
+      <w:pPr>
+        <w:tabs>
+          <w:tab w:val="num" w:pos="5040"/>
+        </w:tabs>
+        <w:ind w:left="5040" w:hanging="360"/>
+      </w:pPr>
+      <w:rPr>
+        <w:rFonts w:ascii="Wingdings" w:hAnsi="Wingdings" w:hint="default"/>
+        <w:sz w:val="20"/>
+      </w:rPr>
+    </w:lvl>
+    <w:lvl w:ilvl="7" w:tentative="1">
+      <w:start w:val="1"/>
+      <w:numFmt w:val="bullet"/>
+      <w:lvlText w:val=""/>
+      <w:lvlJc w:val="left"/>
+      <w:pPr>
+        <w:tabs>
+          <w:tab w:val="num" w:pos="5760"/>
+        </w:tabs>
+        <w:ind w:left="5760" w:hanging="360"/>
+      </w:pPr>
+      <w:rPr>
+        <w:rFonts w:ascii="Wingdings" w:hAnsi="Wingdings" w:hint="default"/>
+        <w:sz w:val="20"/>
+      </w:rPr>
+    </w:lvl>
+    <w:lvl w:ilvl="8" w:tentative="1">
+      <w:start w:val="1"/>
+      <w:numFmt w:val="bullet"/>
+      <w:lvlText w:val=""/>
+      <w:lvlJc w:val="left"/>
+      <w:pPr>
+        <w:tabs>
+          <w:tab w:val="num" w:pos="6480"/>
+        </w:tabs>
+        <w:ind w:left="6480" w:hanging="360"/>
+      </w:pPr>
+      <w:rPr>
+        <w:rFonts w:ascii="Wingdings" w:hAnsi="Wingdings" w:hint="default"/>
+        <w:sz w:val="20"/>
+      </w:rPr>
+    </w:lvl>
+  </w:abstractNum>
+  <w:abstractNum w:abstractNumId="37" w15:restartNumberingAfterBreak="0">
     <w:nsid w:val="3AC01E19"/>
     <w:multiLevelType w:val="multilevel"/>
     <w:tmpl w:val="A4EA4328"/>
@@ -22142,7 +25672,7 @@
       </w:rPr>
     </w:lvl>
   </w:abstractNum>
-  <w:abstractNum w:abstractNumId="33" w15:restartNumberingAfterBreak="0">
+  <w:abstractNum w:abstractNumId="38" w15:restartNumberingAfterBreak="0">
     <w:nsid w:val="3BA7312B"/>
     <w:multiLevelType w:val="multilevel"/>
     <w:tmpl w:val="147A0274"/>
@@ -22291,7 +25821,156 @@
       </w:rPr>
     </w:lvl>
   </w:abstractNum>
-  <w:abstractNum w:abstractNumId="34" w15:restartNumberingAfterBreak="0">
+  <w:abstractNum w:abstractNumId="39" w15:restartNumberingAfterBreak="0">
+    <w:nsid w:val="3ECA04C2"/>
+    <w:multiLevelType w:val="multilevel"/>
+    <w:tmpl w:val="80A6F280"/>
+    <w:lvl w:ilvl="0">
+      <w:start w:val="1"/>
+      <w:numFmt w:val="bullet"/>
+      <w:lvlText w:val=""/>
+      <w:lvlJc w:val="left"/>
+      <w:pPr>
+        <w:tabs>
+          <w:tab w:val="num" w:pos="720"/>
+        </w:tabs>
+        <w:ind w:left="720" w:hanging="360"/>
+      </w:pPr>
+      <w:rPr>
+        <w:rFonts w:ascii="Symbol" w:hAnsi="Symbol" w:hint="default"/>
+        <w:sz w:val="20"/>
+      </w:rPr>
+    </w:lvl>
+    <w:lvl w:ilvl="1" w:tentative="1">
+      <w:start w:val="1"/>
+      <w:numFmt w:val="bullet"/>
+      <w:lvlText w:val="o"/>
+      <w:lvlJc w:val="left"/>
+      <w:pPr>
+        <w:tabs>
+          <w:tab w:val="num" w:pos="1440"/>
+        </w:tabs>
+        <w:ind w:left="1440" w:hanging="360"/>
+      </w:pPr>
+      <w:rPr>
+        <w:rFonts w:ascii="Courier New" w:hAnsi="Courier New" w:hint="default"/>
+        <w:sz w:val="20"/>
+      </w:rPr>
+    </w:lvl>
+    <w:lvl w:ilvl="2" w:tentative="1">
+      <w:start w:val="1"/>
+      <w:numFmt w:val="bullet"/>
+      <w:lvlText w:val=""/>
+      <w:lvlJc w:val="left"/>
+      <w:pPr>
+        <w:tabs>
+          <w:tab w:val="num" w:pos="2160"/>
+        </w:tabs>
+        <w:ind w:left="2160" w:hanging="360"/>
+      </w:pPr>
+      <w:rPr>
+        <w:rFonts w:ascii="Wingdings" w:hAnsi="Wingdings" w:hint="default"/>
+        <w:sz w:val="20"/>
+      </w:rPr>
+    </w:lvl>
+    <w:lvl w:ilvl="3" w:tentative="1">
+      <w:start w:val="1"/>
+      <w:numFmt w:val="bullet"/>
+      <w:lvlText w:val=""/>
+      <w:lvlJc w:val="left"/>
+      <w:pPr>
+        <w:tabs>
+          <w:tab w:val="num" w:pos="2880"/>
+        </w:tabs>
+        <w:ind w:left="2880" w:hanging="360"/>
+      </w:pPr>
+      <w:rPr>
+        <w:rFonts w:ascii="Wingdings" w:hAnsi="Wingdings" w:hint="default"/>
+        <w:sz w:val="20"/>
+      </w:rPr>
+    </w:lvl>
+    <w:lvl w:ilvl="4" w:tentative="1">
+      <w:start w:val="1"/>
+      <w:numFmt w:val="bullet"/>
+      <w:lvlText w:val=""/>
+      <w:lvlJc w:val="left"/>
+      <w:pPr>
+        <w:tabs>
+          <w:tab w:val="num" w:pos="3600"/>
+        </w:tabs>
+        <w:ind w:left="3600" w:hanging="360"/>
+      </w:pPr>
+      <w:rPr>
+        <w:rFonts w:ascii="Wingdings" w:hAnsi="Wingdings" w:hint="default"/>
+        <w:sz w:val="20"/>
+      </w:rPr>
+    </w:lvl>
+    <w:lvl w:ilvl="5" w:tentative="1">
+      <w:start w:val="1"/>
+      <w:numFmt w:val="bullet"/>
+      <w:lvlText w:val=""/>
+      <w:lvlJc w:val="left"/>
+      <w:pPr>
+        <w:tabs>
+          <w:tab w:val="num" w:pos="4320"/>
+        </w:tabs>
+        <w:ind w:left="4320" w:hanging="360"/>
+      </w:pPr>
+      <w:rPr>
+        <w:rFonts w:ascii="Wingdings" w:hAnsi="Wingdings" w:hint="default"/>
+        <w:sz w:val="20"/>
+      </w:rPr>
+    </w:lvl>
+    <w:lvl w:ilvl="6" w:tentative="1">
+      <w:start w:val="1"/>
+      <w:numFmt w:val="bullet"/>
+      <w:lvlText w:val=""/>
+      <w:lvlJc w:val="left"/>
+      <w:pPr>
+        <w:tabs>
+          <w:tab w:val="num" w:pos="5040"/>
+        </w:tabs>
+        <w:ind w:left="5040" w:hanging="360"/>
+      </w:pPr>
+      <w:rPr>
+        <w:rFonts w:ascii="Wingdings" w:hAnsi="Wingdings" w:hint="default"/>
+        <w:sz w:val="20"/>
+      </w:rPr>
+    </w:lvl>
+    <w:lvl w:ilvl="7" w:tentative="1">
+      <w:start w:val="1"/>
+      <w:numFmt w:val="bullet"/>
+      <w:lvlText w:val=""/>
+      <w:lvlJc w:val="left"/>
+      <w:pPr>
+        <w:tabs>
+          <w:tab w:val="num" w:pos="5760"/>
+        </w:tabs>
+        <w:ind w:left="5760" w:hanging="360"/>
+      </w:pPr>
+      <w:rPr>
+        <w:rFonts w:ascii="Wingdings" w:hAnsi="Wingdings" w:hint="default"/>
+        <w:sz w:val="20"/>
+      </w:rPr>
+    </w:lvl>
+    <w:lvl w:ilvl="8" w:tentative="1">
+      <w:start w:val="1"/>
+      <w:numFmt w:val="bullet"/>
+      <w:lvlText w:val=""/>
+      <w:lvlJc w:val="left"/>
+      <w:pPr>
+        <w:tabs>
+          <w:tab w:val="num" w:pos="6480"/>
+        </w:tabs>
+        <w:ind w:left="6480" w:hanging="360"/>
+      </w:pPr>
+      <w:rPr>
+        <w:rFonts w:ascii="Wingdings" w:hAnsi="Wingdings" w:hint="default"/>
+        <w:sz w:val="20"/>
+      </w:rPr>
+    </w:lvl>
+  </w:abstractNum>
+  <w:abstractNum w:abstractNumId="40" w15:restartNumberingAfterBreak="0">
     <w:nsid w:val="411C034F"/>
     <w:multiLevelType w:val="multilevel"/>
     <w:tmpl w:val="507E5632"/>
@@ -22440,7 +26119,7 @@
       </w:rPr>
     </w:lvl>
   </w:abstractNum>
-  <w:abstractNum w:abstractNumId="35" w15:restartNumberingAfterBreak="0">
+  <w:abstractNum w:abstractNumId="41" w15:restartNumberingAfterBreak="0">
     <w:nsid w:val="4F070C90"/>
     <w:multiLevelType w:val="multilevel"/>
     <w:tmpl w:val="3A46E2C2"/>
@@ -22589,7 +26268,7 @@
       </w:rPr>
     </w:lvl>
   </w:abstractNum>
-  <w:abstractNum w:abstractNumId="36" w15:restartNumberingAfterBreak="0">
+  <w:abstractNum w:abstractNumId="42" w15:restartNumberingAfterBreak="0">
     <w:nsid w:val="52FF4E80"/>
     <w:multiLevelType w:val="multilevel"/>
     <w:tmpl w:val="9AEE0FF0"/>
@@ -22738,7 +26417,156 @@
       </w:rPr>
     </w:lvl>
   </w:abstractNum>
-  <w:abstractNum w:abstractNumId="37" w15:restartNumberingAfterBreak="0">
+  <w:abstractNum w:abstractNumId="43" w15:restartNumberingAfterBreak="0">
+    <w:nsid w:val="53831D66"/>
+    <w:multiLevelType w:val="multilevel"/>
+    <w:tmpl w:val="1EDC1DC0"/>
+    <w:lvl w:ilvl="0">
+      <w:start w:val="1"/>
+      <w:numFmt w:val="bullet"/>
+      <w:lvlText w:val=""/>
+      <w:lvlJc w:val="left"/>
+      <w:pPr>
+        <w:tabs>
+          <w:tab w:val="num" w:pos="720"/>
+        </w:tabs>
+        <w:ind w:left="720" w:hanging="360"/>
+      </w:pPr>
+      <w:rPr>
+        <w:rFonts w:ascii="Symbol" w:hAnsi="Symbol" w:hint="default"/>
+        <w:sz w:val="20"/>
+      </w:rPr>
+    </w:lvl>
+    <w:lvl w:ilvl="1" w:tentative="1">
+      <w:start w:val="1"/>
+      <w:numFmt w:val="bullet"/>
+      <w:lvlText w:val="o"/>
+      <w:lvlJc w:val="left"/>
+      <w:pPr>
+        <w:tabs>
+          <w:tab w:val="num" w:pos="1440"/>
+        </w:tabs>
+        <w:ind w:left="1440" w:hanging="360"/>
+      </w:pPr>
+      <w:rPr>
+        <w:rFonts w:ascii="Courier New" w:hAnsi="Courier New" w:hint="default"/>
+        <w:sz w:val="20"/>
+      </w:rPr>
+    </w:lvl>
+    <w:lvl w:ilvl="2" w:tentative="1">
+      <w:start w:val="1"/>
+      <w:numFmt w:val="bullet"/>
+      <w:lvlText w:val=""/>
+      <w:lvlJc w:val="left"/>
+      <w:pPr>
+        <w:tabs>
+          <w:tab w:val="num" w:pos="2160"/>
+        </w:tabs>
+        <w:ind w:left="2160" w:hanging="360"/>
+      </w:pPr>
+      <w:rPr>
+        <w:rFonts w:ascii="Wingdings" w:hAnsi="Wingdings" w:hint="default"/>
+        <w:sz w:val="20"/>
+      </w:rPr>
+    </w:lvl>
+    <w:lvl w:ilvl="3" w:tentative="1">
+      <w:start w:val="1"/>
+      <w:numFmt w:val="bullet"/>
+      <w:lvlText w:val=""/>
+      <w:lvlJc w:val="left"/>
+      <w:pPr>
+        <w:tabs>
+          <w:tab w:val="num" w:pos="2880"/>
+        </w:tabs>
+        <w:ind w:left="2880" w:hanging="360"/>
+      </w:pPr>
+      <w:rPr>
+        <w:rFonts w:ascii="Wingdings" w:hAnsi="Wingdings" w:hint="default"/>
+        <w:sz w:val="20"/>
+      </w:rPr>
+    </w:lvl>
+    <w:lvl w:ilvl="4" w:tentative="1">
+      <w:start w:val="1"/>
+      <w:numFmt w:val="bullet"/>
+      <w:lvlText w:val=""/>
+      <w:lvlJc w:val="left"/>
+      <w:pPr>
+        <w:tabs>
+          <w:tab w:val="num" w:pos="3600"/>
+        </w:tabs>
+        <w:ind w:left="3600" w:hanging="360"/>
+      </w:pPr>
+      <w:rPr>
+        <w:rFonts w:ascii="Wingdings" w:hAnsi="Wingdings" w:hint="default"/>
+        <w:sz w:val="20"/>
+      </w:rPr>
+    </w:lvl>
+    <w:lvl w:ilvl="5" w:tentative="1">
+      <w:start w:val="1"/>
+      <w:numFmt w:val="bullet"/>
+      <w:lvlText w:val=""/>
+      <w:lvlJc w:val="left"/>
+      <w:pPr>
+        <w:tabs>
+          <w:tab w:val="num" w:pos="4320"/>
+        </w:tabs>
+        <w:ind w:left="4320" w:hanging="360"/>
+      </w:pPr>
+      <w:rPr>
+        <w:rFonts w:ascii="Wingdings" w:hAnsi="Wingdings" w:hint="default"/>
+        <w:sz w:val="20"/>
+      </w:rPr>
+    </w:lvl>
+    <w:lvl w:ilvl="6" w:tentative="1">
+      <w:start w:val="1"/>
+      <w:numFmt w:val="bullet"/>
+      <w:lvlText w:val=""/>
+      <w:lvlJc w:val="left"/>
+      <w:pPr>
+        <w:tabs>
+          <w:tab w:val="num" w:pos="5040"/>
+        </w:tabs>
+        <w:ind w:left="5040" w:hanging="360"/>
+      </w:pPr>
+      <w:rPr>
+        <w:rFonts w:ascii="Wingdings" w:hAnsi="Wingdings" w:hint="default"/>
+        <w:sz w:val="20"/>
+      </w:rPr>
+    </w:lvl>
+    <w:lvl w:ilvl="7" w:tentative="1">
+      <w:start w:val="1"/>
+      <w:numFmt w:val="bullet"/>
+      <w:lvlText w:val=""/>
+      <w:lvlJc w:val="left"/>
+      <w:pPr>
+        <w:tabs>
+          <w:tab w:val="num" w:pos="5760"/>
+        </w:tabs>
+        <w:ind w:left="5760" w:hanging="360"/>
+      </w:pPr>
+      <w:rPr>
+        <w:rFonts w:ascii="Wingdings" w:hAnsi="Wingdings" w:hint="default"/>
+        <w:sz w:val="20"/>
+      </w:rPr>
+    </w:lvl>
+    <w:lvl w:ilvl="8" w:tentative="1">
+      <w:start w:val="1"/>
+      <w:numFmt w:val="bullet"/>
+      <w:lvlText w:val=""/>
+      <w:lvlJc w:val="left"/>
+      <w:pPr>
+        <w:tabs>
+          <w:tab w:val="num" w:pos="6480"/>
+        </w:tabs>
+        <w:ind w:left="6480" w:hanging="360"/>
+      </w:pPr>
+      <w:rPr>
+        <w:rFonts w:ascii="Wingdings" w:hAnsi="Wingdings" w:hint="default"/>
+        <w:sz w:val="20"/>
+      </w:rPr>
+    </w:lvl>
+  </w:abstractNum>
+  <w:abstractNum w:abstractNumId="44" w15:restartNumberingAfterBreak="0">
     <w:nsid w:val="577C7031"/>
     <w:multiLevelType w:val="multilevel"/>
     <w:tmpl w:val="BE2C1EFC"/>
@@ -22851,7 +26679,7 @@
       </w:pPr>
     </w:lvl>
   </w:abstractNum>
-  <w:abstractNum w:abstractNumId="38" w15:restartNumberingAfterBreak="0">
+  <w:abstractNum w:abstractNumId="45" w15:restartNumberingAfterBreak="0">
     <w:nsid w:val="595010FA"/>
     <w:multiLevelType w:val="multilevel"/>
     <w:tmpl w:val="0FDEFA34"/>
@@ -23000,7 +26828,7 @@
       </w:rPr>
     </w:lvl>
   </w:abstractNum>
-  <w:abstractNum w:abstractNumId="39" w15:restartNumberingAfterBreak="0">
+  <w:abstractNum w:abstractNumId="46" w15:restartNumberingAfterBreak="0">
     <w:nsid w:val="5C334E18"/>
     <w:multiLevelType w:val="multilevel"/>
     <w:tmpl w:val="44B68586"/>
@@ -23113,7 +26941,7 @@
       </w:pPr>
     </w:lvl>
   </w:abstractNum>
-  <w:abstractNum w:abstractNumId="40" w15:restartNumberingAfterBreak="0">
+  <w:abstractNum w:abstractNumId="47" w15:restartNumberingAfterBreak="0">
     <w:nsid w:val="5C821F23"/>
     <w:multiLevelType w:val="hybridMultilevel"/>
     <w:tmpl w:val="71BEF16E"/>
@@ -23226,7 +27054,156 @@
       </w:rPr>
     </w:lvl>
   </w:abstractNum>
-  <w:abstractNum w:abstractNumId="41" w15:restartNumberingAfterBreak="0">
+  <w:abstractNum w:abstractNumId="48" w15:restartNumberingAfterBreak="0">
+    <w:nsid w:val="5F27144A"/>
+    <w:multiLevelType w:val="multilevel"/>
+    <w:tmpl w:val="1D9C4894"/>
+    <w:lvl w:ilvl="0">
+      <w:start w:val="1"/>
+      <w:numFmt w:val="bullet"/>
+      <w:lvlText w:val=""/>
+      <w:lvlJc w:val="left"/>
+      <w:pPr>
+        <w:tabs>
+          <w:tab w:val="num" w:pos="720"/>
+        </w:tabs>
+        <w:ind w:left="720" w:hanging="360"/>
+      </w:pPr>
+      <w:rPr>
+        <w:rFonts w:ascii="Symbol" w:hAnsi="Symbol" w:hint="default"/>
+        <w:sz w:val="20"/>
+      </w:rPr>
+    </w:lvl>
+    <w:lvl w:ilvl="1" w:tentative="1">
+      <w:start w:val="1"/>
+      <w:numFmt w:val="bullet"/>
+      <w:lvlText w:val="o"/>
+      <w:lvlJc w:val="left"/>
+      <w:pPr>
+        <w:tabs>
+          <w:tab w:val="num" w:pos="1440"/>
+        </w:tabs>
+        <w:ind w:left="1440" w:hanging="360"/>
+      </w:pPr>
+      <w:rPr>
+        <w:rFonts w:ascii="Courier New" w:hAnsi="Courier New" w:hint="default"/>
+        <w:sz w:val="20"/>
+      </w:rPr>
+    </w:lvl>
+    <w:lvl w:ilvl="2" w:tentative="1">
+      <w:start w:val="1"/>
+      <w:numFmt w:val="bullet"/>
+      <w:lvlText w:val=""/>
+      <w:lvlJc w:val="left"/>
+      <w:pPr>
+        <w:tabs>
+          <w:tab w:val="num" w:pos="2160"/>
+        </w:tabs>
+        <w:ind w:left="2160" w:hanging="360"/>
+      </w:pPr>
+      <w:rPr>
+        <w:rFonts w:ascii="Wingdings" w:hAnsi="Wingdings" w:hint="default"/>
+        <w:sz w:val="20"/>
+      </w:rPr>
+    </w:lvl>
+    <w:lvl w:ilvl="3" w:tentative="1">
+      <w:start w:val="1"/>
+      <w:numFmt w:val="bullet"/>
+      <w:lvlText w:val=""/>
+      <w:lvlJc w:val="left"/>
+      <w:pPr>
+        <w:tabs>
+          <w:tab w:val="num" w:pos="2880"/>
+        </w:tabs>
+        <w:ind w:left="2880" w:hanging="360"/>
+      </w:pPr>
+      <w:rPr>
+        <w:rFonts w:ascii="Wingdings" w:hAnsi="Wingdings" w:hint="default"/>
+        <w:sz w:val="20"/>
+      </w:rPr>
+    </w:lvl>
+    <w:lvl w:ilvl="4" w:tentative="1">
+      <w:start w:val="1"/>
+      <w:numFmt w:val="bullet"/>
+      <w:lvlText w:val=""/>
+      <w:lvlJc w:val="left"/>
+      <w:pPr>
+        <w:tabs>
+          <w:tab w:val="num" w:pos="3600"/>
+        </w:tabs>
+        <w:ind w:left="3600" w:hanging="360"/>
+      </w:pPr>
+      <w:rPr>
+        <w:rFonts w:ascii="Wingdings" w:hAnsi="Wingdings" w:hint="default"/>
+        <w:sz w:val="20"/>
+      </w:rPr>
+    </w:lvl>
+    <w:lvl w:ilvl="5" w:tentative="1">
+      <w:start w:val="1"/>
+      <w:numFmt w:val="bullet"/>
+      <w:lvlText w:val=""/>
+      <w:lvlJc w:val="left"/>
+      <w:pPr>
+        <w:tabs>
+          <w:tab w:val="num" w:pos="4320"/>
+        </w:tabs>
+        <w:ind w:left="4320" w:hanging="360"/>
+      </w:pPr>
+      <w:rPr>
+        <w:rFonts w:ascii="Wingdings" w:hAnsi="Wingdings" w:hint="default"/>
+        <w:sz w:val="20"/>
+      </w:rPr>
+    </w:lvl>
+    <w:lvl w:ilvl="6" w:tentative="1">
+      <w:start w:val="1"/>
+      <w:numFmt w:val="bullet"/>
+      <w:lvlText w:val=""/>
+      <w:lvlJc w:val="left"/>
+      <w:pPr>
+        <w:tabs>
+          <w:tab w:val="num" w:pos="5040"/>
+        </w:tabs>
+        <w:ind w:left="5040" w:hanging="360"/>
+      </w:pPr>
+      <w:rPr>
+        <w:rFonts w:ascii="Wingdings" w:hAnsi="Wingdings" w:hint="default"/>
+        <w:sz w:val="20"/>
+      </w:rPr>
+    </w:lvl>
+    <w:lvl w:ilvl="7" w:tentative="1">
+      <w:start w:val="1"/>
+      <w:numFmt w:val="bullet"/>
+      <w:lvlText w:val=""/>
+      <w:lvlJc w:val="left"/>
+      <w:pPr>
+        <w:tabs>
+          <w:tab w:val="num" w:pos="5760"/>
+        </w:tabs>
+        <w:ind w:left="5760" w:hanging="360"/>
+      </w:pPr>
+      <w:rPr>
+        <w:rFonts w:ascii="Wingdings" w:hAnsi="Wingdings" w:hint="default"/>
+        <w:sz w:val="20"/>
+      </w:rPr>
+    </w:lvl>
+    <w:lvl w:ilvl="8" w:tentative="1">
+      <w:start w:val="1"/>
+      <w:numFmt w:val="bullet"/>
+      <w:lvlText w:val=""/>
+      <w:lvlJc w:val="left"/>
+      <w:pPr>
+        <w:tabs>
+          <w:tab w:val="num" w:pos="6480"/>
+        </w:tabs>
+        <w:ind w:left="6480" w:hanging="360"/>
+      </w:pPr>
+      <w:rPr>
+        <w:rFonts w:ascii="Wingdings" w:hAnsi="Wingdings" w:hint="default"/>
+        <w:sz w:val="20"/>
+      </w:rPr>
+    </w:lvl>
+  </w:abstractNum>
+  <w:abstractNum w:abstractNumId="49" w15:restartNumberingAfterBreak="0">
     <w:nsid w:val="614B465E"/>
     <w:multiLevelType w:val="multilevel"/>
     <w:tmpl w:val="B50E65C2"/>
@@ -23375,7 +27352,7 @@
       </w:rPr>
     </w:lvl>
   </w:abstractNum>
-  <w:abstractNum w:abstractNumId="42" w15:restartNumberingAfterBreak="0">
+  <w:abstractNum w:abstractNumId="50" w15:restartNumberingAfterBreak="0">
     <w:nsid w:val="6574528A"/>
     <w:multiLevelType w:val="multilevel"/>
     <w:tmpl w:val="80607528"/>
@@ -23524,7 +27501,7 @@
       </w:rPr>
     </w:lvl>
   </w:abstractNum>
-  <w:abstractNum w:abstractNumId="43" w15:restartNumberingAfterBreak="0">
+  <w:abstractNum w:abstractNumId="51" w15:restartNumberingAfterBreak="0">
     <w:nsid w:val="67920FEC"/>
     <w:multiLevelType w:val="multilevel"/>
     <w:tmpl w:val="17488954"/>
@@ -23673,7 +27650,7 @@
       </w:rPr>
     </w:lvl>
   </w:abstractNum>
-  <w:abstractNum w:abstractNumId="44" w15:restartNumberingAfterBreak="0">
+  <w:abstractNum w:abstractNumId="52" w15:restartNumberingAfterBreak="0">
     <w:nsid w:val="67B25BBB"/>
     <w:multiLevelType w:val="multilevel"/>
     <w:tmpl w:val="C4EC4F50"/>
@@ -23822,7 +27799,7 @@
       </w:rPr>
     </w:lvl>
   </w:abstractNum>
-  <w:abstractNum w:abstractNumId="45" w15:restartNumberingAfterBreak="0">
+  <w:abstractNum w:abstractNumId="53" w15:restartNumberingAfterBreak="0">
     <w:nsid w:val="67F43F15"/>
     <w:multiLevelType w:val="multilevel"/>
     <w:tmpl w:val="AB0451D8"/>
@@ -23971,7 +27948,7 @@
       </w:rPr>
     </w:lvl>
   </w:abstractNum>
-  <w:abstractNum w:abstractNumId="46" w15:restartNumberingAfterBreak="0">
+  <w:abstractNum w:abstractNumId="54" w15:restartNumberingAfterBreak="0">
     <w:nsid w:val="758F4895"/>
     <w:multiLevelType w:val="multilevel"/>
     <w:tmpl w:val="69ECE708"/>
@@ -24124,31 +28101,31 @@
     <w:abstractNumId w:val="6"/>
   </w:num>
   <w:num w:numId="2" w16cid:durableId="2088726389">
-    <w:abstractNumId w:val="37"/>
+    <w:abstractNumId w:val="44"/>
   </w:num>
   <w:num w:numId="3" w16cid:durableId="63066085">
-    <w:abstractNumId w:val="39"/>
+    <w:abstractNumId w:val="46"/>
   </w:num>
   <w:num w:numId="4" w16cid:durableId="591664156">
-    <w:abstractNumId w:val="28"/>
+    <w:abstractNumId w:val="32"/>
   </w:num>
   <w:num w:numId="5" w16cid:durableId="198785948">
-    <w:abstractNumId w:val="13"/>
+    <w:abstractNumId w:val="14"/>
   </w:num>
   <w:num w:numId="6" w16cid:durableId="1265379317">
-    <w:abstractNumId w:val="24"/>
+    <w:abstractNumId w:val="27"/>
   </w:num>
   <w:num w:numId="7" w16cid:durableId="881670427">
-    <w:abstractNumId w:val="19"/>
+    <w:abstractNumId w:val="21"/>
   </w:num>
   <w:num w:numId="8" w16cid:durableId="1337223361">
     <w:abstractNumId w:val="0"/>
   </w:num>
   <w:num w:numId="9" w16cid:durableId="133377888">
-    <w:abstractNumId w:val="30"/>
+    <w:abstractNumId w:val="34"/>
   </w:num>
   <w:num w:numId="10" w16cid:durableId="1946424899">
-    <w:abstractNumId w:val="22"/>
+    <w:abstractNumId w:val="24"/>
   </w:num>
   <w:num w:numId="11" w16cid:durableId="1604999146">
     <w:abstractNumId w:val="1"/>
@@ -24157,10 +28134,10 @@
     <w:abstractNumId w:val="2"/>
   </w:num>
   <w:num w:numId="13" w16cid:durableId="1656567663">
-    <w:abstractNumId w:val="40"/>
+    <w:abstractNumId w:val="47"/>
   </w:num>
   <w:num w:numId="14" w16cid:durableId="523520085">
-    <w:abstractNumId w:val="29"/>
+    <w:abstractNumId w:val="33"/>
   </w:num>
   <w:num w:numId="15" w16cid:durableId="1091973396">
     <w:abstractNumId w:val="8"/>
@@ -24169,52 +28146,52 @@
     <w:abstractNumId w:val="3"/>
   </w:num>
   <w:num w:numId="17" w16cid:durableId="1541164631">
-    <w:abstractNumId w:val="15"/>
+    <w:abstractNumId w:val="16"/>
   </w:num>
   <w:num w:numId="18" w16cid:durableId="1243486630">
-    <w:abstractNumId w:val="21"/>
+    <w:abstractNumId w:val="23"/>
   </w:num>
   <w:num w:numId="19" w16cid:durableId="1785963">
-    <w:abstractNumId w:val="42"/>
+    <w:abstractNumId w:val="50"/>
   </w:num>
   <w:num w:numId="20" w16cid:durableId="1839038128">
-    <w:abstractNumId w:val="43"/>
+    <w:abstractNumId w:val="51"/>
   </w:num>
   <w:num w:numId="21" w16cid:durableId="171114954">
     <w:abstractNumId w:val="4"/>
   </w:num>
   <w:num w:numId="22" w16cid:durableId="1724870436">
-    <w:abstractNumId w:val="46"/>
+    <w:abstractNumId w:val="54"/>
   </w:num>
   <w:num w:numId="23" w16cid:durableId="208811055">
     <w:abstractNumId w:val="9"/>
   </w:num>
   <w:num w:numId="24" w16cid:durableId="191110988">
-    <w:abstractNumId w:val="23"/>
+    <w:abstractNumId w:val="26"/>
   </w:num>
   <w:num w:numId="25" w16cid:durableId="1691489421">
-    <w:abstractNumId w:val="16"/>
+    <w:abstractNumId w:val="17"/>
     <w:lvlOverride w:ilvl="0">
       <w:startOverride w:val="1"/>
     </w:lvlOverride>
   </w:num>
   <w:num w:numId="26" w16cid:durableId="1986280097">
-    <w:abstractNumId w:val="35"/>
+    <w:abstractNumId w:val="41"/>
   </w:num>
   <w:num w:numId="27" w16cid:durableId="281424949">
-    <w:abstractNumId w:val="41"/>
+    <w:abstractNumId w:val="49"/>
   </w:num>
   <w:num w:numId="28" w16cid:durableId="1847749000">
-    <w:abstractNumId w:val="25"/>
+    <w:abstractNumId w:val="29"/>
   </w:num>
   <w:num w:numId="29" w16cid:durableId="255872429">
-    <w:abstractNumId w:val="38"/>
+    <w:abstractNumId w:val="45"/>
   </w:num>
   <w:num w:numId="30" w16cid:durableId="2076469199">
-    <w:abstractNumId w:val="18"/>
+    <w:abstractNumId w:val="20"/>
   </w:num>
   <w:num w:numId="31" w16cid:durableId="1655992794">
-    <w:abstractNumId w:val="32"/>
+    <w:abstractNumId w:val="37"/>
   </w:num>
   <w:num w:numId="32" w16cid:durableId="1560944992">
     <w:abstractNumId w:val="11"/>
@@ -24226,43 +28203,67 @@
     <w:abstractNumId w:val="5"/>
   </w:num>
   <w:num w:numId="35" w16cid:durableId="1671637038">
-    <w:abstractNumId w:val="36"/>
+    <w:abstractNumId w:val="42"/>
   </w:num>
   <w:num w:numId="36" w16cid:durableId="956327993">
-    <w:abstractNumId w:val="12"/>
+    <w:abstractNumId w:val="13"/>
   </w:num>
   <w:num w:numId="37" w16cid:durableId="903180716">
-    <w:abstractNumId w:val="27"/>
+    <w:abstractNumId w:val="31"/>
   </w:num>
   <w:num w:numId="38" w16cid:durableId="1147093317">
-    <w:abstractNumId w:val="26"/>
+    <w:abstractNumId w:val="30"/>
   </w:num>
   <w:num w:numId="39" w16cid:durableId="686368190">
-    <w:abstractNumId w:val="34"/>
+    <w:abstractNumId w:val="40"/>
   </w:num>
   <w:num w:numId="40" w16cid:durableId="235827959">
-    <w:abstractNumId w:val="17"/>
+    <w:abstractNumId w:val="18"/>
   </w:num>
   <w:num w:numId="41" w16cid:durableId="1171023619">
-    <w:abstractNumId w:val="33"/>
+    <w:abstractNumId w:val="38"/>
   </w:num>
   <w:num w:numId="42" w16cid:durableId="233702887">
-    <w:abstractNumId w:val="14"/>
+    <w:abstractNumId w:val="15"/>
   </w:num>
   <w:num w:numId="43" w16cid:durableId="1226574816">
-    <w:abstractNumId w:val="20"/>
+    <w:abstractNumId w:val="22"/>
   </w:num>
   <w:num w:numId="44" w16cid:durableId="1922061307">
-    <w:abstractNumId w:val="31"/>
+    <w:abstractNumId w:val="35"/>
   </w:num>
   <w:num w:numId="45" w16cid:durableId="1349060124">
     <w:abstractNumId w:val="10"/>
   </w:num>
   <w:num w:numId="46" w16cid:durableId="629672850">
-    <w:abstractNumId w:val="45"/>
+    <w:abstractNumId w:val="53"/>
   </w:num>
   <w:num w:numId="47" w16cid:durableId="268321498">
-    <w:abstractNumId w:val="44"/>
+    <w:abstractNumId w:val="52"/>
+  </w:num>
+  <w:num w:numId="48" w16cid:durableId="1046757609">
+    <w:abstractNumId w:val="28"/>
+  </w:num>
+  <w:num w:numId="49" w16cid:durableId="1644122117">
+    <w:abstractNumId w:val="43"/>
+  </w:num>
+  <w:num w:numId="50" w16cid:durableId="1813862944">
+    <w:abstractNumId w:val="39"/>
+  </w:num>
+  <w:num w:numId="51" w16cid:durableId="1596550477">
+    <w:abstractNumId w:val="48"/>
+  </w:num>
+  <w:num w:numId="52" w16cid:durableId="74133364">
+    <w:abstractNumId w:val="12"/>
+  </w:num>
+  <w:num w:numId="53" w16cid:durableId="401369496">
+    <w:abstractNumId w:val="36"/>
+  </w:num>
+  <w:num w:numId="54" w16cid:durableId="1540624114">
+    <w:abstractNumId w:val="25"/>
+  </w:num>
+  <w:num w:numId="55" w16cid:durableId="1459297739">
+    <w:abstractNumId w:val="19"/>
   </w:num>
 </w:numbering>
 </file>
@@ -24669,7 +28670,7 @@
   <w:style w:type="paragraph" w:default="1" w:styleId="Normal">
     <w:name w:val="Normal"/>
     <w:qFormat/>
-    <w:rsid w:val="002C51FD"/>
+    <w:rsid w:val="00706B61"/>
     <w:pPr>
       <w:spacing w:after="0"/>
       <w:ind w:left="0" w:firstLine="0"/>

--- a/Documentation/CaseStudySE.docx
+++ b/Documentation/CaseStudySE.docx
@@ -900,7 +900,7 @@
                 <w:rFonts w:asciiTheme="minorHAnsi" w:eastAsiaTheme="minorEastAsia" w:hAnsiTheme="minorHAnsi"/>
                 <w:noProof/>
               </w:rPr>
-              <w:tab/>
+              <w:t xml:space="preserve"> </w:t>
             </w:r>
             <w:r>
               <w:rPr>
@@ -984,7 +984,7 @@
                 <w:rFonts w:asciiTheme="minorHAnsi" w:eastAsiaTheme="minorEastAsia" w:hAnsiTheme="minorHAnsi"/>
                 <w:noProof/>
               </w:rPr>
-              <w:tab/>
+              <w:t xml:space="preserve"> </w:t>
             </w:r>
             <w:r>
               <w:rPr>
@@ -1068,7 +1068,7 @@
                 <w:rFonts w:asciiTheme="minorHAnsi" w:eastAsiaTheme="minorEastAsia" w:hAnsiTheme="minorHAnsi"/>
                 <w:noProof/>
               </w:rPr>
-              <w:tab/>
+              <w:t xml:space="preserve"> </w:t>
             </w:r>
             <w:r>
               <w:rPr>
@@ -1497,7 +1497,7 @@
                 <w:rFonts w:asciiTheme="minorHAnsi" w:eastAsiaTheme="minorEastAsia" w:hAnsiTheme="minorHAnsi"/>
                 <w:noProof/>
               </w:rPr>
-              <w:tab/>
+              <w:t xml:space="preserve"> </w:t>
             </w:r>
             <w:r>
               <w:rPr>
@@ -17969,10 +17969,7 @@
       <w:bookmarkStart w:id="55" w:name="_Toc236932648"/>
       <w:r>
         <w:lastRenderedPageBreak/>
-        <w:t>4.</w:t>
-      </w:r>
-      <w:r>
-        <w:t>2 Quality Assurance</w:t>
+        <w:t>4.2 Quality Assurance</w:t>
       </w:r>
       <w:bookmarkEnd w:id="55"/>
     </w:p>
@@ -17982,16 +17979,7 @@
       </w:pPr>
       <w:bookmarkStart w:id="56" w:name="_Toc236932649"/>
       <w:r>
-        <w:t>4.</w:t>
-      </w:r>
-      <w:r>
-        <w:t>2</w:t>
-      </w:r>
-      <w:r>
-        <w:t>.1</w:t>
-      </w:r>
-      <w:r>
-        <w:t xml:space="preserve"> QMS Selection</w:t>
+        <w:t>4.2.1 QMS Selection</w:t>
       </w:r>
       <w:bookmarkEnd w:id="56"/>
     </w:p>
@@ -18074,16 +18062,7 @@
       </w:pPr>
       <w:bookmarkStart w:id="57" w:name="_Toc236932650"/>
       <w:r>
-        <w:t>4.2.</w:t>
-      </w:r>
-      <w:r>
-        <w:t>2</w:t>
-      </w:r>
-      <w:r>
-        <w:t xml:space="preserve"> </w:t>
-      </w:r>
-      <w:r>
-        <w:t>Quality Factors</w:t>
+        <w:t>4.2.2 Quality Factors</w:t>
       </w:r>
       <w:bookmarkEnd w:id="57"/>
     </w:p>
@@ -18447,13 +18426,7 @@
       </w:pPr>
       <w:bookmarkStart w:id="58" w:name="_Toc236932651"/>
       <w:r>
-        <w:t>4.2.</w:t>
-      </w:r>
-      <w:r>
-        <w:t>3</w:t>
-      </w:r>
-      <w:r>
-        <w:t xml:space="preserve"> </w:t>
+        <w:t xml:space="preserve">4.2.3 </w:t>
       </w:r>
       <w:r>
         <w:t>Metrics for Process and Process Measurements</w:t>
@@ -19386,16 +19359,7 @@
       </w:pPr>
       <w:bookmarkStart w:id="59" w:name="_Toc236932652"/>
       <w:r>
-        <w:t>4.2.</w:t>
-      </w:r>
-      <w:r>
-        <w:t>4</w:t>
-      </w:r>
-      <w:r>
-        <w:t xml:space="preserve"> Quality </w:t>
-      </w:r>
-      <w:r>
-        <w:t>Monitoring</w:t>
+        <w:t>4.2.4 Quality Monitoring</w:t>
       </w:r>
       <w:bookmarkEnd w:id="59"/>
     </w:p>
@@ -20142,7 +20106,7 @@
         </w:rPr>
         <w:lastRenderedPageBreak/>
         <w:drawing>
-          <wp:inline distT="0" distB="0" distL="0" distR="0" wp14:anchorId="0A6DD093" wp14:editId="6D5D3AD8">
+          <wp:inline distT="0" distB="0" distL="0" distR="0" wp14:anchorId="0A6DD093" wp14:editId="78EB1D1A">
             <wp:extent cx="2710735" cy="1784350"/>
             <wp:effectExtent l="0" t="0" r="0" b="6350"/>
             <wp:docPr id="1332179098" name="Picture 8"/>
@@ -28875,6 +28839,7 @@
   <w:style w:type="character" w:default="1" w:styleId="DefaultParagraphFont">
     <w:name w:val="Default Paragraph Font"/>
     <w:uiPriority w:val="1"/>
+    <w:semiHidden/>
     <w:unhideWhenUsed/>
   </w:style>
   <w:style w:type="table" w:default="1" w:styleId="TableNormal">
